--- a/Лр2_Реверс_инжиниринг_Буланый_Дышлевая.docx
+++ b/Лр2_Реверс_инжиниринг_Буланый_Дышлевая.docx
@@ -1,6 +1,6 @@
 
 <file path=word/document.xml><?xml version="1.0" encoding="utf-8"?>
-<w:document xmlns:wpc="http://schemas.microsoft.com/office/word/2010/wordprocessingCanvas" xmlns:cx="http://schemas.microsoft.com/office/drawing/2014/chartex" xmlns:cx1="http://schemas.microsoft.com/office/drawing/2015/9/8/chartex" xmlns:cx2="http://schemas.microsoft.com/office/drawing/2015/10/21/chartex" xmlns:cx3="http://schemas.microsoft.com/office/drawing/2016/5/9/chartex" xmlns:cx4="http://schemas.microsoft.com/office/drawing/2016/5/10/chartex" xmlns:cx5="http://schemas.microsoft.com/office/drawing/2016/5/11/chartex" xmlns:cx6="http://schemas.microsoft.com/office/drawing/2016/5/12/chartex" xmlns:cx7="http://schemas.microsoft.com/office/drawing/2016/5/13/chartex" xmlns:cx8="http://schemas.microsoft.com/office/drawing/2016/5/14/chartex" xmlns:mc="http://schemas.openxmlformats.org/markup-compatibility/2006" xmlns:aink="http://schemas.microsoft.com/office/drawing/2016/ink" xmlns:am3d="http://schemas.microsoft.com/office/drawing/2017/model3d" xmlns:o="urn:schemas-microsoft-com:office:office" xmlns:oel="http://schemas.microsoft.com/office/2019/extlst" xmlns:r="http://schemas.openxmlformats.org/officeDocument/2006/relationships" xmlns:m="http://schemas.openxmlformats.org/officeDocument/2006/math" xmlns:v="urn:schemas-microsoft-com:vml" xmlns:wp14="http://schemas.microsoft.com/office/word/2010/wordprocessingDrawing" xmlns:wp="http://schemas.openxmlformats.org/drawingml/2006/wordprocessingDrawing" xmlns:w10="urn:schemas-microsoft-com:office:word" xmlns:w="http://schemas.openxmlformats.org/wordprocessingml/2006/main" xmlns:w14="http://schemas.microsoft.com/office/word/2010/wordml" xmlns:w15="http://schemas.microsoft.com/office/word/2012/wordml" xmlns:w16cex="http://schemas.microsoft.com/office/word/2018/wordml/cex" xmlns:w16cid="http://schemas.microsoft.com/office/word/2016/wordml/cid" xmlns:w16="http://schemas.microsoft.com/office/word/2018/wordml" xmlns:w16du="http://schemas.microsoft.com/office/word/2023/wordml/word16du" xmlns:w16sdtdh="http://schemas.microsoft.com/office/word/2020/wordml/sdtdatahash" xmlns:w16sdtfl="http://schemas.microsoft.com/office/word/2024/wordml/sdtformatlock" xmlns:w16se="http://schemas.microsoft.com/office/word/2015/wordml/symex" xmlns:wpg="http://schemas.microsoft.com/office/word/2010/wordprocessingGroup" xmlns:wpi="http://schemas.microsoft.com/office/word/2010/wordprocessingInk" xmlns:wne="http://schemas.microsoft.com/office/word/2006/wordml" xmlns:wps="http://schemas.microsoft.com/office/word/2010/wordprocessingShape" mc:Ignorable="w14 w15 w16se w16cid w16 w16cex w16sdtdh w16sdtfl w16du wp14">
+<w:document xmlns:wpc="http://schemas.microsoft.com/office/word/2010/wordprocessingCanvas" xmlns:cx="http://schemas.microsoft.com/office/drawing/2014/chartex" xmlns:cx1="http://schemas.microsoft.com/office/drawing/2015/9/8/chartex" xmlns:mc="http://schemas.openxmlformats.org/markup-compatibility/2006" xmlns:o="urn:schemas-microsoft-com:office:office" xmlns:r="http://schemas.openxmlformats.org/officeDocument/2006/relationships" xmlns:m="http://schemas.openxmlformats.org/officeDocument/2006/math" xmlns:v="urn:schemas-microsoft-com:vml" xmlns:wp14="http://schemas.microsoft.com/office/word/2010/wordprocessingDrawing" xmlns:wp="http://schemas.openxmlformats.org/drawingml/2006/wordprocessingDrawing" xmlns:w10="urn:schemas-microsoft-com:office:word" xmlns:w="http://schemas.openxmlformats.org/wordprocessingml/2006/main" xmlns:w14="http://schemas.microsoft.com/office/word/2010/wordml" xmlns:w15="http://schemas.microsoft.com/office/word/2012/wordml" xmlns:w16se="http://schemas.microsoft.com/office/word/2015/wordml/symex" xmlns:wpg="http://schemas.microsoft.com/office/word/2010/wordprocessingGroup" xmlns:wpi="http://schemas.microsoft.com/office/word/2010/wordprocessingInk" xmlns:wne="http://schemas.microsoft.com/office/word/2006/wordml" xmlns:wps="http://schemas.microsoft.com/office/word/2010/wordprocessingShape" mc:Ignorable="w14 w15 w16se wp14">
   <w:body>
     <w:tbl>
       <w:tblPr>
@@ -413,8 +413,24 @@
                 <w:rFonts w:ascii="Times New Roman" w:hAnsi="Times New Roman" w:cs="Times New Roman"/>
                 <w:szCs w:val="28"/>
               </w:rPr>
-              <w:t>Д. к. т. н.</w:t>
-            </w:r>
+              <w:t>К</w:t>
+            </w:r>
+            <w:r>
+              <w:rPr>
+                <w:rFonts w:ascii="Times New Roman" w:hAnsi="Times New Roman" w:cs="Times New Roman"/>
+                <w:szCs w:val="28"/>
+              </w:rPr>
+              <w:t>. т. н.</w:t>
+            </w:r>
+            <w:r>
+              <w:rPr>
+                <w:rFonts w:ascii="Times New Roman" w:hAnsi="Times New Roman" w:cs="Times New Roman"/>
+                <w:szCs w:val="28"/>
+              </w:rPr>
+              <w:t>, доц.</w:t>
+            </w:r>
+            <w:bookmarkStart w:id="1" w:name="_GoBack"/>
+            <w:bookmarkEnd w:id="1"/>
           </w:p>
           <w:p>
             <w:pPr>
@@ -430,7 +446,6 @@
               <w:rPr>
                 <w:rFonts w:ascii="Times New Roman" w:hAnsi="Times New Roman" w:cs="Times New Roman"/>
                 <w:szCs w:val="28"/>
-                <w:lang w:val="en-US"/>
               </w:rPr>
               <w:t xml:space="preserve">Сафронов </w:t>
             </w:r>
@@ -445,7 +460,6 @@
               <w:rPr>
                 <w:rFonts w:ascii="Times New Roman" w:hAnsi="Times New Roman" w:cs="Times New Roman"/>
                 <w:szCs w:val="28"/>
-                <w:lang w:val="en-US"/>
               </w:rPr>
               <w:t xml:space="preserve"> </w:t>
             </w:r>
@@ -521,8 +535,8 @@
         </w:tc>
       </w:tr>
     </w:tbl>
-    <w:bookmarkStart w:id="1" w:name="_Toc224231593" w:displacedByCustomXml="next"/>
-    <w:bookmarkStart w:id="2" w:name="введение" w:displacedByCustomXml="next"/>
+    <w:bookmarkStart w:id="2" w:name="_Toc224231593" w:displacedByCustomXml="next"/>
+    <w:bookmarkStart w:id="3" w:name="введение" w:displacedByCustomXml="next"/>
     <w:sdt>
       <w:sdtPr>
         <w:rPr>
@@ -568,7 +582,7 @@
             </w:rPr>
             <w:t>Оглавление</w:t>
           </w:r>
-          <w:bookmarkEnd w:id="1"/>
+          <w:bookmarkEnd w:id="2"/>
         </w:p>
         <w:p>
           <w:pPr>
@@ -2339,7 +2353,7 @@
           <w:lang w:val="ru-RU"/>
         </w:rPr>
       </w:pPr>
-      <w:bookmarkStart w:id="3" w:name="_Toc224231594"/>
+      <w:bookmarkStart w:id="4" w:name="_Toc224231594"/>
       <w:r>
         <w:rPr>
           <w:rFonts w:ascii="Times New Roman" w:hAnsi="Times New Roman" w:cs="Times New Roman"/>
@@ -2348,2262 +2362,6 @@
         </w:rPr>
         <w:lastRenderedPageBreak/>
         <w:t>1. ВВЕДЕНИЕ</w:t>
-      </w:r>
-      <w:bookmarkEnd w:id="3"/>
-    </w:p>
-    <w:p>
-      <w:pPr>
-        <w:pStyle w:val="FirstParagraph"/>
-        <w:rPr>
-          <w:rFonts w:ascii="Times New Roman" w:hAnsi="Times New Roman" w:cs="Times New Roman"/>
-          <w:color w:val="000000" w:themeColor="text1"/>
-          <w:lang w:val="ru-RU"/>
-        </w:rPr>
-      </w:pPr>
-      <w:r>
-        <w:rPr>
-          <w:rFonts w:ascii="Times New Roman" w:hAnsi="Times New Roman" w:cs="Times New Roman"/>
-          <w:b/>
-          <w:bCs/>
-          <w:color w:val="000000" w:themeColor="text1"/>
-          <w:lang w:val="ru-RU"/>
-        </w:rPr>
-        <w:t>Цель работы</w:t>
-      </w:r>
-      <w:proofErr w:type="gramStart"/>
-      <w:r>
-        <w:rPr>
-          <w:rFonts w:ascii="Times New Roman" w:hAnsi="Times New Roman" w:cs="Times New Roman"/>
-          <w:b/>
-          <w:bCs/>
-          <w:color w:val="000000" w:themeColor="text1"/>
-          <w:lang w:val="ru-RU"/>
-        </w:rPr>
-        <w:t>:</w:t>
-      </w:r>
-      <w:r>
-        <w:rPr>
-          <w:rFonts w:ascii="Times New Roman" w:hAnsi="Times New Roman" w:cs="Times New Roman"/>
-          <w:color w:val="000000" w:themeColor="text1"/>
-          <w:lang w:val="ru-RU"/>
-        </w:rPr>
-        <w:t xml:space="preserve"> Изучить</w:t>
-      </w:r>
-      <w:proofErr w:type="gramEnd"/>
-      <w:r>
-        <w:rPr>
-          <w:rFonts w:ascii="Times New Roman" w:hAnsi="Times New Roman" w:cs="Times New Roman"/>
-          <w:color w:val="000000" w:themeColor="text1"/>
-          <w:lang w:val="ru-RU"/>
-        </w:rPr>
-        <w:t xml:space="preserve"> влияние компилятора, разрядности и режима компиляции на структуру получаемого машинного кода, а также освоить инструменты реверс-инжиниринга.</w:t>
-      </w:r>
-    </w:p>
-    <w:p>
-      <w:pPr>
-        <w:pStyle w:val="a0"/>
-        <w:rPr>
-          <w:rFonts w:ascii="Times New Roman" w:hAnsi="Times New Roman" w:cs="Times New Roman"/>
-          <w:color w:val="000000" w:themeColor="text1"/>
-        </w:rPr>
-      </w:pPr>
-      <w:r>
-        <w:rPr>
-          <w:rFonts w:ascii="Times New Roman" w:hAnsi="Times New Roman" w:cs="Times New Roman"/>
-          <w:b/>
-          <w:bCs/>
-          <w:color w:val="000000" w:themeColor="text1"/>
-        </w:rPr>
-        <w:t>Исходный код программы:</w:t>
-      </w:r>
-    </w:p>
-    <w:p>
-      <w:pPr>
-        <w:pStyle w:val="SourceCode"/>
-        <w:rPr>
-          <w:rFonts w:ascii="Times New Roman" w:hAnsi="Times New Roman" w:cs="Times New Roman"/>
-          <w:color w:val="000000" w:themeColor="text1"/>
-        </w:rPr>
-      </w:pPr>
-      <w:r>
-        <w:rPr>
-          <w:rStyle w:val="PreprocessorTok"/>
-          <w:rFonts w:ascii="Times New Roman" w:hAnsi="Times New Roman" w:cs="Times New Roman"/>
-          <w:color w:val="000000" w:themeColor="text1"/>
-        </w:rPr>
-        <w:t xml:space="preserve">#include </w:t>
-      </w:r>
-      <w:r>
-        <w:rPr>
-          <w:rStyle w:val="ImportTok"/>
-          <w:rFonts w:ascii="Times New Roman" w:hAnsi="Times New Roman" w:cs="Times New Roman"/>
-          <w:color w:val="000000" w:themeColor="text1"/>
-        </w:rPr>
-        <w:t>&lt;</w:t>
-      </w:r>
-      <w:proofErr w:type="spellStart"/>
-      <w:r>
-        <w:rPr>
-          <w:rStyle w:val="ImportTok"/>
-          <w:rFonts w:ascii="Times New Roman" w:hAnsi="Times New Roman" w:cs="Times New Roman"/>
-          <w:color w:val="000000" w:themeColor="text1"/>
-        </w:rPr>
-        <w:t>math.h</w:t>
-      </w:r>
-      <w:proofErr w:type="spellEnd"/>
-      <w:r>
-        <w:rPr>
-          <w:rStyle w:val="ImportTok"/>
-          <w:rFonts w:ascii="Times New Roman" w:hAnsi="Times New Roman" w:cs="Times New Roman"/>
-          <w:color w:val="000000" w:themeColor="text1"/>
-        </w:rPr>
-        <w:t>&gt;</w:t>
-      </w:r>
-      <w:r>
-        <w:rPr>
-          <w:rFonts w:ascii="Times New Roman" w:hAnsi="Times New Roman" w:cs="Times New Roman"/>
-          <w:color w:val="000000" w:themeColor="text1"/>
-        </w:rPr>
-        <w:br/>
-      </w:r>
-      <w:r>
-        <w:rPr>
-          <w:rStyle w:val="PreprocessorTok"/>
-          <w:rFonts w:ascii="Times New Roman" w:hAnsi="Times New Roman" w:cs="Times New Roman"/>
-          <w:color w:val="000000" w:themeColor="text1"/>
-        </w:rPr>
-        <w:t xml:space="preserve">#include </w:t>
-      </w:r>
-      <w:r>
-        <w:rPr>
-          <w:rStyle w:val="ImportTok"/>
-          <w:rFonts w:ascii="Times New Roman" w:hAnsi="Times New Roman" w:cs="Times New Roman"/>
-          <w:color w:val="000000" w:themeColor="text1"/>
-        </w:rPr>
-        <w:t>&lt;</w:t>
-      </w:r>
-      <w:proofErr w:type="spellStart"/>
-      <w:r>
-        <w:rPr>
-          <w:rStyle w:val="ImportTok"/>
-          <w:rFonts w:ascii="Times New Roman" w:hAnsi="Times New Roman" w:cs="Times New Roman"/>
-          <w:color w:val="000000" w:themeColor="text1"/>
-        </w:rPr>
-        <w:t>stdio.h</w:t>
-      </w:r>
-      <w:proofErr w:type="spellEnd"/>
-      <w:r>
-        <w:rPr>
-          <w:rStyle w:val="ImportTok"/>
-          <w:rFonts w:ascii="Times New Roman" w:hAnsi="Times New Roman" w:cs="Times New Roman"/>
-          <w:color w:val="000000" w:themeColor="text1"/>
-        </w:rPr>
-        <w:t>&gt;</w:t>
-      </w:r>
-      <w:r>
-        <w:rPr>
-          <w:rFonts w:ascii="Times New Roman" w:hAnsi="Times New Roman" w:cs="Times New Roman"/>
-          <w:color w:val="000000" w:themeColor="text1"/>
-        </w:rPr>
-        <w:br/>
-      </w:r>
-      <w:r>
-        <w:rPr>
-          <w:rStyle w:val="PreprocessorTok"/>
-          <w:rFonts w:ascii="Times New Roman" w:hAnsi="Times New Roman" w:cs="Times New Roman"/>
-          <w:color w:val="000000" w:themeColor="text1"/>
-        </w:rPr>
-        <w:t xml:space="preserve">#include </w:t>
-      </w:r>
-      <w:r>
-        <w:rPr>
-          <w:rStyle w:val="ImportTok"/>
-          <w:rFonts w:ascii="Times New Roman" w:hAnsi="Times New Roman" w:cs="Times New Roman"/>
-          <w:color w:val="000000" w:themeColor="text1"/>
-        </w:rPr>
-        <w:t>&lt;</w:t>
-      </w:r>
-      <w:proofErr w:type="spellStart"/>
-      <w:r>
-        <w:rPr>
-          <w:rStyle w:val="ImportTok"/>
-          <w:rFonts w:ascii="Times New Roman" w:hAnsi="Times New Roman" w:cs="Times New Roman"/>
-          <w:color w:val="000000" w:themeColor="text1"/>
-        </w:rPr>
-        <w:t>stdlib.h</w:t>
-      </w:r>
-      <w:proofErr w:type="spellEnd"/>
-      <w:r>
-        <w:rPr>
-          <w:rStyle w:val="ImportTok"/>
-          <w:rFonts w:ascii="Times New Roman" w:hAnsi="Times New Roman" w:cs="Times New Roman"/>
-          <w:color w:val="000000" w:themeColor="text1"/>
-        </w:rPr>
-        <w:t>&gt;</w:t>
-      </w:r>
-      <w:r>
-        <w:rPr>
-          <w:rFonts w:ascii="Times New Roman" w:hAnsi="Times New Roman" w:cs="Times New Roman"/>
-          <w:color w:val="000000" w:themeColor="text1"/>
-        </w:rPr>
-        <w:br/>
-      </w:r>
-      <w:r>
-        <w:rPr>
-          <w:rStyle w:val="PreprocessorTok"/>
-          <w:rFonts w:ascii="Times New Roman" w:hAnsi="Times New Roman" w:cs="Times New Roman"/>
-          <w:color w:val="000000" w:themeColor="text1"/>
-        </w:rPr>
-        <w:t xml:space="preserve">#include </w:t>
-      </w:r>
-      <w:r>
-        <w:rPr>
-          <w:rStyle w:val="ImportTok"/>
-          <w:rFonts w:ascii="Times New Roman" w:hAnsi="Times New Roman" w:cs="Times New Roman"/>
-          <w:color w:val="000000" w:themeColor="text1"/>
-        </w:rPr>
-        <w:t>&lt;</w:t>
-      </w:r>
-      <w:proofErr w:type="spellStart"/>
-      <w:r>
-        <w:rPr>
-          <w:rStyle w:val="ImportTok"/>
-          <w:rFonts w:ascii="Times New Roman" w:hAnsi="Times New Roman" w:cs="Times New Roman"/>
-          <w:color w:val="000000" w:themeColor="text1"/>
-        </w:rPr>
-        <w:t>errno.h</w:t>
-      </w:r>
-      <w:proofErr w:type="spellEnd"/>
-      <w:r>
-        <w:rPr>
-          <w:rStyle w:val="ImportTok"/>
-          <w:rFonts w:ascii="Times New Roman" w:hAnsi="Times New Roman" w:cs="Times New Roman"/>
-          <w:color w:val="000000" w:themeColor="text1"/>
-        </w:rPr>
-        <w:t>&gt;</w:t>
-      </w:r>
-      <w:r>
-        <w:rPr>
-          <w:rFonts w:ascii="Times New Roman" w:hAnsi="Times New Roman" w:cs="Times New Roman"/>
-          <w:color w:val="000000" w:themeColor="text1"/>
-        </w:rPr>
-        <w:br/>
-      </w:r>
-      <w:r>
-        <w:rPr>
-          <w:rFonts w:ascii="Times New Roman" w:hAnsi="Times New Roman" w:cs="Times New Roman"/>
-          <w:color w:val="000000" w:themeColor="text1"/>
-        </w:rPr>
-        <w:br/>
-      </w:r>
-      <w:r>
-        <w:rPr>
-          <w:rStyle w:val="DataTypeTok"/>
-          <w:rFonts w:ascii="Times New Roman" w:hAnsi="Times New Roman" w:cs="Times New Roman"/>
-          <w:color w:val="000000" w:themeColor="text1"/>
-        </w:rPr>
-        <w:t>double</w:t>
-      </w:r>
-      <w:r>
-        <w:rPr>
-          <w:rStyle w:val="NormalTok"/>
-          <w:rFonts w:ascii="Times New Roman" w:hAnsi="Times New Roman" w:cs="Times New Roman"/>
-          <w:color w:val="000000" w:themeColor="text1"/>
-        </w:rPr>
-        <w:t xml:space="preserve"> get_y_1</w:t>
-      </w:r>
-      <w:r>
-        <w:rPr>
-          <w:rStyle w:val="OperatorTok"/>
-          <w:rFonts w:ascii="Times New Roman" w:hAnsi="Times New Roman" w:cs="Times New Roman"/>
-          <w:color w:val="000000" w:themeColor="text1"/>
-        </w:rPr>
-        <w:t>(</w:t>
-      </w:r>
-      <w:r>
-        <w:rPr>
-          <w:rStyle w:val="DataTypeTok"/>
-          <w:rFonts w:ascii="Times New Roman" w:hAnsi="Times New Roman" w:cs="Times New Roman"/>
-          <w:color w:val="000000" w:themeColor="text1"/>
-        </w:rPr>
-        <w:t>double</w:t>
-      </w:r>
-      <w:r>
-        <w:rPr>
-          <w:rStyle w:val="NormalTok"/>
-          <w:rFonts w:ascii="Times New Roman" w:hAnsi="Times New Roman" w:cs="Times New Roman"/>
-          <w:color w:val="000000" w:themeColor="text1"/>
-        </w:rPr>
-        <w:t xml:space="preserve"> x</w:t>
-      </w:r>
-      <w:r>
-        <w:rPr>
-          <w:rStyle w:val="OperatorTok"/>
-          <w:rFonts w:ascii="Times New Roman" w:hAnsi="Times New Roman" w:cs="Times New Roman"/>
-          <w:color w:val="000000" w:themeColor="text1"/>
-        </w:rPr>
-        <w:t>)</w:t>
-      </w:r>
-      <w:r>
-        <w:rPr>
-          <w:rStyle w:val="NormalTok"/>
-          <w:rFonts w:ascii="Times New Roman" w:hAnsi="Times New Roman" w:cs="Times New Roman"/>
-          <w:color w:val="000000" w:themeColor="text1"/>
-        </w:rPr>
-        <w:t xml:space="preserve"> </w:t>
-      </w:r>
-      <w:r>
-        <w:rPr>
-          <w:rStyle w:val="OperatorTok"/>
-          <w:rFonts w:ascii="Times New Roman" w:hAnsi="Times New Roman" w:cs="Times New Roman"/>
-          <w:color w:val="000000" w:themeColor="text1"/>
-        </w:rPr>
-        <w:t>{</w:t>
-      </w:r>
-      <w:r>
-        <w:rPr>
-          <w:rFonts w:ascii="Times New Roman" w:hAnsi="Times New Roman" w:cs="Times New Roman"/>
-          <w:color w:val="000000" w:themeColor="text1"/>
-        </w:rPr>
-        <w:br/>
-      </w:r>
-      <w:r>
-        <w:rPr>
-          <w:rStyle w:val="NormalTok"/>
-          <w:rFonts w:ascii="Times New Roman" w:hAnsi="Times New Roman" w:cs="Times New Roman"/>
-          <w:color w:val="000000" w:themeColor="text1"/>
-        </w:rPr>
-        <w:t xml:space="preserve">    </w:t>
-      </w:r>
-      <w:r>
-        <w:rPr>
-          <w:rStyle w:val="ControlFlowTok"/>
-          <w:rFonts w:ascii="Times New Roman" w:hAnsi="Times New Roman" w:cs="Times New Roman"/>
-          <w:color w:val="000000" w:themeColor="text1"/>
-        </w:rPr>
-        <w:t>return</w:t>
-      </w:r>
-      <w:r>
-        <w:rPr>
-          <w:rStyle w:val="NormalTok"/>
-          <w:rFonts w:ascii="Times New Roman" w:hAnsi="Times New Roman" w:cs="Times New Roman"/>
-          <w:color w:val="000000" w:themeColor="text1"/>
-        </w:rPr>
-        <w:t xml:space="preserve"> </w:t>
-      </w:r>
-      <w:r>
-        <w:rPr>
-          <w:rStyle w:val="FloatTok"/>
-          <w:rFonts w:ascii="Times New Roman" w:hAnsi="Times New Roman" w:cs="Times New Roman"/>
-          <w:color w:val="000000" w:themeColor="text1"/>
-        </w:rPr>
-        <w:t>1.5</w:t>
-      </w:r>
-      <w:r>
-        <w:rPr>
-          <w:rStyle w:val="NormalTok"/>
-          <w:rFonts w:ascii="Times New Roman" w:hAnsi="Times New Roman" w:cs="Times New Roman"/>
-          <w:color w:val="000000" w:themeColor="text1"/>
-        </w:rPr>
-        <w:t xml:space="preserve"> </w:t>
-      </w:r>
-      <w:r>
-        <w:rPr>
-          <w:rStyle w:val="OperatorTok"/>
-          <w:rFonts w:ascii="Times New Roman" w:hAnsi="Times New Roman" w:cs="Times New Roman"/>
-          <w:color w:val="000000" w:themeColor="text1"/>
-        </w:rPr>
-        <w:t>*</w:t>
-      </w:r>
-      <w:r>
-        <w:rPr>
-          <w:rStyle w:val="NormalTok"/>
-          <w:rFonts w:ascii="Times New Roman" w:hAnsi="Times New Roman" w:cs="Times New Roman"/>
-          <w:color w:val="000000" w:themeColor="text1"/>
-        </w:rPr>
-        <w:t xml:space="preserve"> cos</w:t>
-      </w:r>
-      <w:r>
-        <w:rPr>
-          <w:rStyle w:val="OperatorTok"/>
-          <w:rFonts w:ascii="Times New Roman" w:hAnsi="Times New Roman" w:cs="Times New Roman"/>
-          <w:color w:val="000000" w:themeColor="text1"/>
-        </w:rPr>
-        <w:t>(</w:t>
-      </w:r>
-      <w:r>
-        <w:rPr>
-          <w:rStyle w:val="NormalTok"/>
-          <w:rFonts w:ascii="Times New Roman" w:hAnsi="Times New Roman" w:cs="Times New Roman"/>
-          <w:color w:val="000000" w:themeColor="text1"/>
-        </w:rPr>
-        <w:t>x</w:t>
-      </w:r>
-      <w:r>
-        <w:rPr>
-          <w:rStyle w:val="OperatorTok"/>
-          <w:rFonts w:ascii="Times New Roman" w:hAnsi="Times New Roman" w:cs="Times New Roman"/>
-          <w:color w:val="000000" w:themeColor="text1"/>
-        </w:rPr>
-        <w:t>)</w:t>
-      </w:r>
-      <w:r>
-        <w:rPr>
-          <w:rStyle w:val="NormalTok"/>
-          <w:rFonts w:ascii="Times New Roman" w:hAnsi="Times New Roman" w:cs="Times New Roman"/>
-          <w:color w:val="000000" w:themeColor="text1"/>
-        </w:rPr>
-        <w:t xml:space="preserve"> </w:t>
-      </w:r>
-      <w:r>
-        <w:rPr>
-          <w:rStyle w:val="OperatorTok"/>
-          <w:rFonts w:ascii="Times New Roman" w:hAnsi="Times New Roman" w:cs="Times New Roman"/>
-          <w:color w:val="000000" w:themeColor="text1"/>
-        </w:rPr>
-        <w:t>*</w:t>
-      </w:r>
-      <w:r>
-        <w:rPr>
-          <w:rStyle w:val="NormalTok"/>
-          <w:rFonts w:ascii="Times New Roman" w:hAnsi="Times New Roman" w:cs="Times New Roman"/>
-          <w:color w:val="000000" w:themeColor="text1"/>
-        </w:rPr>
-        <w:t xml:space="preserve"> cos</w:t>
-      </w:r>
-      <w:r>
-        <w:rPr>
-          <w:rStyle w:val="OperatorTok"/>
-          <w:rFonts w:ascii="Times New Roman" w:hAnsi="Times New Roman" w:cs="Times New Roman"/>
-          <w:color w:val="000000" w:themeColor="text1"/>
-        </w:rPr>
-        <w:t>(</w:t>
-      </w:r>
-      <w:r>
-        <w:rPr>
-          <w:rStyle w:val="NormalTok"/>
-          <w:rFonts w:ascii="Times New Roman" w:hAnsi="Times New Roman" w:cs="Times New Roman"/>
-          <w:color w:val="000000" w:themeColor="text1"/>
-        </w:rPr>
-        <w:t>x</w:t>
-      </w:r>
-      <w:r>
-        <w:rPr>
-          <w:rStyle w:val="OperatorTok"/>
-          <w:rFonts w:ascii="Times New Roman" w:hAnsi="Times New Roman" w:cs="Times New Roman"/>
-          <w:color w:val="000000" w:themeColor="text1"/>
-        </w:rPr>
-        <w:t>);</w:t>
-      </w:r>
-      <w:r>
-        <w:rPr>
-          <w:rFonts w:ascii="Times New Roman" w:hAnsi="Times New Roman" w:cs="Times New Roman"/>
-          <w:color w:val="000000" w:themeColor="text1"/>
-        </w:rPr>
-        <w:br/>
-      </w:r>
-      <w:r>
-        <w:rPr>
-          <w:rStyle w:val="OperatorTok"/>
-          <w:rFonts w:ascii="Times New Roman" w:hAnsi="Times New Roman" w:cs="Times New Roman"/>
-          <w:color w:val="000000" w:themeColor="text1"/>
-        </w:rPr>
-        <w:t>}</w:t>
-      </w:r>
-      <w:r>
-        <w:rPr>
-          <w:rFonts w:ascii="Times New Roman" w:hAnsi="Times New Roman" w:cs="Times New Roman"/>
-          <w:color w:val="000000" w:themeColor="text1"/>
-        </w:rPr>
-        <w:br/>
-      </w:r>
-      <w:r>
-        <w:rPr>
-          <w:rFonts w:ascii="Times New Roman" w:hAnsi="Times New Roman" w:cs="Times New Roman"/>
-          <w:color w:val="000000" w:themeColor="text1"/>
-        </w:rPr>
-        <w:br/>
-      </w:r>
-      <w:r>
-        <w:rPr>
-          <w:rStyle w:val="DataTypeTok"/>
-          <w:rFonts w:ascii="Times New Roman" w:hAnsi="Times New Roman" w:cs="Times New Roman"/>
-          <w:color w:val="000000" w:themeColor="text1"/>
-        </w:rPr>
-        <w:t>double</w:t>
-      </w:r>
-      <w:r>
-        <w:rPr>
-          <w:rStyle w:val="NormalTok"/>
-          <w:rFonts w:ascii="Times New Roman" w:hAnsi="Times New Roman" w:cs="Times New Roman"/>
-          <w:color w:val="000000" w:themeColor="text1"/>
-        </w:rPr>
-        <w:t xml:space="preserve"> get_y_2</w:t>
-      </w:r>
-      <w:r>
-        <w:rPr>
-          <w:rStyle w:val="OperatorTok"/>
-          <w:rFonts w:ascii="Times New Roman" w:hAnsi="Times New Roman" w:cs="Times New Roman"/>
-          <w:color w:val="000000" w:themeColor="text1"/>
-        </w:rPr>
-        <w:t>(</w:t>
-      </w:r>
-      <w:r>
-        <w:rPr>
-          <w:rStyle w:val="DataTypeTok"/>
-          <w:rFonts w:ascii="Times New Roman" w:hAnsi="Times New Roman" w:cs="Times New Roman"/>
-          <w:color w:val="000000" w:themeColor="text1"/>
-        </w:rPr>
-        <w:t>double</w:t>
-      </w:r>
-      <w:r>
-        <w:rPr>
-          <w:rStyle w:val="NormalTok"/>
-          <w:rFonts w:ascii="Times New Roman" w:hAnsi="Times New Roman" w:cs="Times New Roman"/>
-          <w:color w:val="000000" w:themeColor="text1"/>
-        </w:rPr>
-        <w:t xml:space="preserve"> x</w:t>
-      </w:r>
-      <w:r>
-        <w:rPr>
-          <w:rStyle w:val="OperatorTok"/>
-          <w:rFonts w:ascii="Times New Roman" w:hAnsi="Times New Roman" w:cs="Times New Roman"/>
-          <w:color w:val="000000" w:themeColor="text1"/>
-        </w:rPr>
-        <w:t>)</w:t>
-      </w:r>
-      <w:r>
-        <w:rPr>
-          <w:rStyle w:val="NormalTok"/>
-          <w:rFonts w:ascii="Times New Roman" w:hAnsi="Times New Roman" w:cs="Times New Roman"/>
-          <w:color w:val="000000" w:themeColor="text1"/>
-        </w:rPr>
-        <w:t xml:space="preserve"> </w:t>
-      </w:r>
-      <w:r>
-        <w:rPr>
-          <w:rStyle w:val="OperatorTok"/>
-          <w:rFonts w:ascii="Times New Roman" w:hAnsi="Times New Roman" w:cs="Times New Roman"/>
-          <w:color w:val="000000" w:themeColor="text1"/>
-        </w:rPr>
-        <w:t>{</w:t>
-      </w:r>
-      <w:r>
-        <w:rPr>
-          <w:rFonts w:ascii="Times New Roman" w:hAnsi="Times New Roman" w:cs="Times New Roman"/>
-          <w:color w:val="000000" w:themeColor="text1"/>
-        </w:rPr>
-        <w:br/>
-      </w:r>
-      <w:r>
-        <w:rPr>
-          <w:rStyle w:val="NormalTok"/>
-          <w:rFonts w:ascii="Times New Roman" w:hAnsi="Times New Roman" w:cs="Times New Roman"/>
-          <w:color w:val="000000" w:themeColor="text1"/>
-        </w:rPr>
-        <w:t xml:space="preserve">    </w:t>
-      </w:r>
-      <w:r>
-        <w:rPr>
-          <w:rStyle w:val="ControlFlowTok"/>
-          <w:rFonts w:ascii="Times New Roman" w:hAnsi="Times New Roman" w:cs="Times New Roman"/>
-          <w:color w:val="000000" w:themeColor="text1"/>
-        </w:rPr>
-        <w:t>return</w:t>
-      </w:r>
-      <w:r>
-        <w:rPr>
-          <w:rStyle w:val="NormalTok"/>
-          <w:rFonts w:ascii="Times New Roman" w:hAnsi="Times New Roman" w:cs="Times New Roman"/>
-          <w:color w:val="000000" w:themeColor="text1"/>
-        </w:rPr>
-        <w:t xml:space="preserve"> </w:t>
-      </w:r>
-      <w:r>
-        <w:rPr>
-          <w:rStyle w:val="OperatorTok"/>
-          <w:rFonts w:ascii="Times New Roman" w:hAnsi="Times New Roman" w:cs="Times New Roman"/>
-          <w:color w:val="000000" w:themeColor="text1"/>
-        </w:rPr>
-        <w:t>((</w:t>
-      </w:r>
-      <w:r>
-        <w:rPr>
-          <w:rStyle w:val="NormalTok"/>
-          <w:rFonts w:ascii="Times New Roman" w:hAnsi="Times New Roman" w:cs="Times New Roman"/>
-          <w:color w:val="000000" w:themeColor="text1"/>
-        </w:rPr>
-        <w:t xml:space="preserve">x </w:t>
-      </w:r>
-      <w:r>
-        <w:rPr>
-          <w:rStyle w:val="OperatorTok"/>
-          <w:rFonts w:ascii="Times New Roman" w:hAnsi="Times New Roman" w:cs="Times New Roman"/>
-          <w:color w:val="000000" w:themeColor="text1"/>
-        </w:rPr>
-        <w:t>-</w:t>
-      </w:r>
-      <w:r>
-        <w:rPr>
-          <w:rStyle w:val="NormalTok"/>
-          <w:rFonts w:ascii="Times New Roman" w:hAnsi="Times New Roman" w:cs="Times New Roman"/>
-          <w:color w:val="000000" w:themeColor="text1"/>
-        </w:rPr>
-        <w:t xml:space="preserve"> </w:t>
-      </w:r>
-      <w:r>
-        <w:rPr>
-          <w:rStyle w:val="DecValTok"/>
-          <w:rFonts w:ascii="Times New Roman" w:hAnsi="Times New Roman" w:cs="Times New Roman"/>
-          <w:color w:val="000000" w:themeColor="text1"/>
-        </w:rPr>
-        <w:t>2</w:t>
-      </w:r>
-      <w:r>
-        <w:rPr>
-          <w:rStyle w:val="OperatorTok"/>
-          <w:rFonts w:ascii="Times New Roman" w:hAnsi="Times New Roman" w:cs="Times New Roman"/>
-          <w:color w:val="000000" w:themeColor="text1"/>
-        </w:rPr>
-        <w:t>)</w:t>
-      </w:r>
-      <w:r>
-        <w:rPr>
-          <w:rStyle w:val="NormalTok"/>
-          <w:rFonts w:ascii="Times New Roman" w:hAnsi="Times New Roman" w:cs="Times New Roman"/>
-          <w:color w:val="000000" w:themeColor="text1"/>
-        </w:rPr>
-        <w:t xml:space="preserve"> </w:t>
-      </w:r>
-      <w:r>
-        <w:rPr>
-          <w:rStyle w:val="OperatorTok"/>
-          <w:rFonts w:ascii="Times New Roman" w:hAnsi="Times New Roman" w:cs="Times New Roman"/>
-          <w:color w:val="000000" w:themeColor="text1"/>
-        </w:rPr>
-        <w:t>*</w:t>
-      </w:r>
-      <w:r>
-        <w:rPr>
-          <w:rStyle w:val="NormalTok"/>
-          <w:rFonts w:ascii="Times New Roman" w:hAnsi="Times New Roman" w:cs="Times New Roman"/>
-          <w:color w:val="000000" w:themeColor="text1"/>
-        </w:rPr>
-        <w:t xml:space="preserve"> </w:t>
-      </w:r>
-      <w:r>
-        <w:rPr>
-          <w:rStyle w:val="OperatorTok"/>
-          <w:rFonts w:ascii="Times New Roman" w:hAnsi="Times New Roman" w:cs="Times New Roman"/>
-          <w:color w:val="000000" w:themeColor="text1"/>
-        </w:rPr>
-        <w:t>(</w:t>
-      </w:r>
-      <w:r>
-        <w:rPr>
-          <w:rStyle w:val="NormalTok"/>
-          <w:rFonts w:ascii="Times New Roman" w:hAnsi="Times New Roman" w:cs="Times New Roman"/>
-          <w:color w:val="000000" w:themeColor="text1"/>
-        </w:rPr>
-        <w:t xml:space="preserve">x </w:t>
-      </w:r>
-      <w:r>
-        <w:rPr>
-          <w:rStyle w:val="OperatorTok"/>
-          <w:rFonts w:ascii="Times New Roman" w:hAnsi="Times New Roman" w:cs="Times New Roman"/>
-          <w:color w:val="000000" w:themeColor="text1"/>
-        </w:rPr>
-        <w:t>-</w:t>
-      </w:r>
-      <w:r>
-        <w:rPr>
-          <w:rStyle w:val="NormalTok"/>
-          <w:rFonts w:ascii="Times New Roman" w:hAnsi="Times New Roman" w:cs="Times New Roman"/>
-          <w:color w:val="000000" w:themeColor="text1"/>
-        </w:rPr>
-        <w:t xml:space="preserve"> </w:t>
-      </w:r>
-      <w:r>
-        <w:rPr>
-          <w:rStyle w:val="DecValTok"/>
-          <w:rFonts w:ascii="Times New Roman" w:hAnsi="Times New Roman" w:cs="Times New Roman"/>
-          <w:color w:val="000000" w:themeColor="text1"/>
-        </w:rPr>
-        <w:t>2</w:t>
-      </w:r>
-      <w:r>
-        <w:rPr>
-          <w:rStyle w:val="OperatorTok"/>
-          <w:rFonts w:ascii="Times New Roman" w:hAnsi="Times New Roman" w:cs="Times New Roman"/>
-          <w:color w:val="000000" w:themeColor="text1"/>
-        </w:rPr>
-        <w:t>))</w:t>
-      </w:r>
-      <w:r>
-        <w:rPr>
-          <w:rStyle w:val="NormalTok"/>
-          <w:rFonts w:ascii="Times New Roman" w:hAnsi="Times New Roman" w:cs="Times New Roman"/>
-          <w:color w:val="000000" w:themeColor="text1"/>
-        </w:rPr>
-        <w:t xml:space="preserve"> </w:t>
-      </w:r>
-      <w:r>
-        <w:rPr>
-          <w:rStyle w:val="OperatorTok"/>
-          <w:rFonts w:ascii="Times New Roman" w:hAnsi="Times New Roman" w:cs="Times New Roman"/>
-          <w:color w:val="000000" w:themeColor="text1"/>
-        </w:rPr>
-        <w:t>+</w:t>
-      </w:r>
-      <w:r>
-        <w:rPr>
-          <w:rStyle w:val="NormalTok"/>
-          <w:rFonts w:ascii="Times New Roman" w:hAnsi="Times New Roman" w:cs="Times New Roman"/>
-          <w:color w:val="000000" w:themeColor="text1"/>
-        </w:rPr>
-        <w:t xml:space="preserve"> </w:t>
-      </w:r>
-      <w:r>
-        <w:rPr>
-          <w:rStyle w:val="DecValTok"/>
-          <w:rFonts w:ascii="Times New Roman" w:hAnsi="Times New Roman" w:cs="Times New Roman"/>
-          <w:color w:val="000000" w:themeColor="text1"/>
-        </w:rPr>
-        <w:t>6</w:t>
-      </w:r>
-      <w:r>
-        <w:rPr>
-          <w:rStyle w:val="OperatorTok"/>
-          <w:rFonts w:ascii="Times New Roman" w:hAnsi="Times New Roman" w:cs="Times New Roman"/>
-          <w:color w:val="000000" w:themeColor="text1"/>
-        </w:rPr>
-        <w:t>;</w:t>
-      </w:r>
-      <w:r>
-        <w:rPr>
-          <w:rFonts w:ascii="Times New Roman" w:hAnsi="Times New Roman" w:cs="Times New Roman"/>
-          <w:color w:val="000000" w:themeColor="text1"/>
-        </w:rPr>
-        <w:br/>
-      </w:r>
-      <w:r>
-        <w:rPr>
-          <w:rStyle w:val="OperatorTok"/>
-          <w:rFonts w:ascii="Times New Roman" w:hAnsi="Times New Roman" w:cs="Times New Roman"/>
-          <w:color w:val="000000" w:themeColor="text1"/>
-        </w:rPr>
-        <w:t>}</w:t>
-      </w:r>
-      <w:r>
-        <w:rPr>
-          <w:rFonts w:ascii="Times New Roman" w:hAnsi="Times New Roman" w:cs="Times New Roman"/>
-          <w:color w:val="000000" w:themeColor="text1"/>
-        </w:rPr>
-        <w:br/>
-      </w:r>
-      <w:r>
-        <w:rPr>
-          <w:rFonts w:ascii="Times New Roman" w:hAnsi="Times New Roman" w:cs="Times New Roman"/>
-          <w:color w:val="000000" w:themeColor="text1"/>
-        </w:rPr>
-        <w:br/>
-      </w:r>
-      <w:r>
-        <w:rPr>
-          <w:rStyle w:val="DataTypeTok"/>
-          <w:rFonts w:ascii="Times New Roman" w:hAnsi="Times New Roman" w:cs="Times New Roman"/>
-          <w:color w:val="000000" w:themeColor="text1"/>
-        </w:rPr>
-        <w:t>double</w:t>
-      </w:r>
-      <w:r>
-        <w:rPr>
-          <w:rStyle w:val="NormalTok"/>
-          <w:rFonts w:ascii="Times New Roman" w:hAnsi="Times New Roman" w:cs="Times New Roman"/>
-          <w:color w:val="000000" w:themeColor="text1"/>
-        </w:rPr>
-        <w:t xml:space="preserve"> </w:t>
-      </w:r>
-      <w:proofErr w:type="spellStart"/>
-      <w:r>
-        <w:rPr>
-          <w:rStyle w:val="NormalTok"/>
-          <w:rFonts w:ascii="Times New Roman" w:hAnsi="Times New Roman" w:cs="Times New Roman"/>
-          <w:color w:val="000000" w:themeColor="text1"/>
-        </w:rPr>
-        <w:t>get_value</w:t>
-      </w:r>
-      <w:proofErr w:type="spellEnd"/>
-      <w:r>
-        <w:rPr>
-          <w:rStyle w:val="OperatorTok"/>
-          <w:rFonts w:ascii="Times New Roman" w:hAnsi="Times New Roman" w:cs="Times New Roman"/>
-          <w:color w:val="000000" w:themeColor="text1"/>
-        </w:rPr>
-        <w:t>()</w:t>
-      </w:r>
-      <w:r>
-        <w:rPr>
-          <w:rStyle w:val="NormalTok"/>
-          <w:rFonts w:ascii="Times New Roman" w:hAnsi="Times New Roman" w:cs="Times New Roman"/>
-          <w:color w:val="000000" w:themeColor="text1"/>
-        </w:rPr>
-        <w:t xml:space="preserve"> </w:t>
-      </w:r>
-      <w:r>
-        <w:rPr>
-          <w:rStyle w:val="OperatorTok"/>
-          <w:rFonts w:ascii="Times New Roman" w:hAnsi="Times New Roman" w:cs="Times New Roman"/>
-          <w:color w:val="000000" w:themeColor="text1"/>
-        </w:rPr>
-        <w:t>{</w:t>
-      </w:r>
-      <w:r>
-        <w:rPr>
-          <w:rFonts w:ascii="Times New Roman" w:hAnsi="Times New Roman" w:cs="Times New Roman"/>
-          <w:color w:val="000000" w:themeColor="text1"/>
-        </w:rPr>
-        <w:br/>
-      </w:r>
-      <w:r>
-        <w:rPr>
-          <w:rStyle w:val="NormalTok"/>
-          <w:rFonts w:ascii="Times New Roman" w:hAnsi="Times New Roman" w:cs="Times New Roman"/>
-          <w:color w:val="000000" w:themeColor="text1"/>
-        </w:rPr>
-        <w:t xml:space="preserve">    </w:t>
-      </w:r>
-      <w:r>
-        <w:rPr>
-          <w:rStyle w:val="DataTypeTok"/>
-          <w:rFonts w:ascii="Times New Roman" w:hAnsi="Times New Roman" w:cs="Times New Roman"/>
-          <w:color w:val="000000" w:themeColor="text1"/>
-        </w:rPr>
-        <w:t>double</w:t>
-      </w:r>
-      <w:r>
-        <w:rPr>
-          <w:rStyle w:val="NormalTok"/>
-          <w:rFonts w:ascii="Times New Roman" w:hAnsi="Times New Roman" w:cs="Times New Roman"/>
-          <w:color w:val="000000" w:themeColor="text1"/>
-        </w:rPr>
-        <w:t xml:space="preserve"> a</w:t>
-      </w:r>
-      <w:r>
-        <w:rPr>
-          <w:rStyle w:val="OperatorTok"/>
-          <w:rFonts w:ascii="Times New Roman" w:hAnsi="Times New Roman" w:cs="Times New Roman"/>
-          <w:color w:val="000000" w:themeColor="text1"/>
-        </w:rPr>
-        <w:t>;</w:t>
-      </w:r>
-      <w:r>
-        <w:rPr>
-          <w:rFonts w:ascii="Times New Roman" w:hAnsi="Times New Roman" w:cs="Times New Roman"/>
-          <w:color w:val="000000" w:themeColor="text1"/>
-        </w:rPr>
-        <w:br/>
-      </w:r>
-      <w:r>
-        <w:rPr>
-          <w:rStyle w:val="NormalTok"/>
-          <w:rFonts w:ascii="Times New Roman" w:hAnsi="Times New Roman" w:cs="Times New Roman"/>
-          <w:color w:val="000000" w:themeColor="text1"/>
-        </w:rPr>
-        <w:t xml:space="preserve">    </w:t>
-      </w:r>
-      <w:r>
-        <w:rPr>
-          <w:rStyle w:val="ControlFlowTok"/>
-          <w:rFonts w:ascii="Times New Roman" w:hAnsi="Times New Roman" w:cs="Times New Roman"/>
-          <w:color w:val="000000" w:themeColor="text1"/>
-        </w:rPr>
-        <w:t>if</w:t>
-      </w:r>
-      <w:r>
-        <w:rPr>
-          <w:rStyle w:val="NormalTok"/>
-          <w:rFonts w:ascii="Times New Roman" w:hAnsi="Times New Roman" w:cs="Times New Roman"/>
-          <w:color w:val="000000" w:themeColor="text1"/>
-        </w:rPr>
-        <w:t xml:space="preserve"> </w:t>
-      </w:r>
-      <w:r>
-        <w:rPr>
-          <w:rStyle w:val="OperatorTok"/>
-          <w:rFonts w:ascii="Times New Roman" w:hAnsi="Times New Roman" w:cs="Times New Roman"/>
-          <w:color w:val="000000" w:themeColor="text1"/>
-        </w:rPr>
-        <w:t>(</w:t>
-      </w:r>
-      <w:r>
-        <w:rPr>
-          <w:rStyle w:val="NormalTok"/>
-          <w:rFonts w:ascii="Times New Roman" w:hAnsi="Times New Roman" w:cs="Times New Roman"/>
-          <w:color w:val="000000" w:themeColor="text1"/>
-        </w:rPr>
-        <w:t>scanf</w:t>
-      </w:r>
-      <w:r>
-        <w:rPr>
-          <w:rStyle w:val="OperatorTok"/>
-          <w:rFonts w:ascii="Times New Roman" w:hAnsi="Times New Roman" w:cs="Times New Roman"/>
-          <w:color w:val="000000" w:themeColor="text1"/>
-        </w:rPr>
-        <w:t>(</w:t>
-      </w:r>
-      <w:r>
-        <w:rPr>
-          <w:rStyle w:val="StringTok"/>
-          <w:rFonts w:ascii="Times New Roman" w:hAnsi="Times New Roman" w:cs="Times New Roman"/>
-          <w:color w:val="000000" w:themeColor="text1"/>
-        </w:rPr>
-        <w:t>"</w:t>
-      </w:r>
-      <w:r>
-        <w:rPr>
-          <w:rStyle w:val="SpecialCharTok"/>
-          <w:rFonts w:ascii="Times New Roman" w:hAnsi="Times New Roman" w:cs="Times New Roman"/>
-          <w:color w:val="000000" w:themeColor="text1"/>
-        </w:rPr>
-        <w:t>%</w:t>
-      </w:r>
-      <w:proofErr w:type="spellStart"/>
-      <w:r>
-        <w:rPr>
-          <w:rStyle w:val="SpecialCharTok"/>
-          <w:rFonts w:ascii="Times New Roman" w:hAnsi="Times New Roman" w:cs="Times New Roman"/>
-          <w:color w:val="000000" w:themeColor="text1"/>
-        </w:rPr>
-        <w:t>lf</w:t>
-      </w:r>
-      <w:proofErr w:type="spellEnd"/>
-      <w:r>
-        <w:rPr>
-          <w:rStyle w:val="StringTok"/>
-          <w:rFonts w:ascii="Times New Roman" w:hAnsi="Times New Roman" w:cs="Times New Roman"/>
-          <w:color w:val="000000" w:themeColor="text1"/>
-        </w:rPr>
-        <w:t>"</w:t>
-      </w:r>
-      <w:r>
-        <w:rPr>
-          <w:rStyle w:val="OperatorTok"/>
-          <w:rFonts w:ascii="Times New Roman" w:hAnsi="Times New Roman" w:cs="Times New Roman"/>
-          <w:color w:val="000000" w:themeColor="text1"/>
-        </w:rPr>
-        <w:t>,</w:t>
-      </w:r>
-      <w:r>
-        <w:rPr>
-          <w:rStyle w:val="NormalTok"/>
-          <w:rFonts w:ascii="Times New Roman" w:hAnsi="Times New Roman" w:cs="Times New Roman"/>
-          <w:color w:val="000000" w:themeColor="text1"/>
-        </w:rPr>
-        <w:t xml:space="preserve"> </w:t>
-      </w:r>
-      <w:r>
-        <w:rPr>
-          <w:rStyle w:val="OperatorTok"/>
-          <w:rFonts w:ascii="Times New Roman" w:hAnsi="Times New Roman" w:cs="Times New Roman"/>
-          <w:color w:val="000000" w:themeColor="text1"/>
-        </w:rPr>
-        <w:t>&amp;</w:t>
-      </w:r>
-      <w:r>
-        <w:rPr>
-          <w:rStyle w:val="NormalTok"/>
-          <w:rFonts w:ascii="Times New Roman" w:hAnsi="Times New Roman" w:cs="Times New Roman"/>
-          <w:color w:val="000000" w:themeColor="text1"/>
-        </w:rPr>
-        <w:t>a</w:t>
-      </w:r>
-      <w:r>
-        <w:rPr>
-          <w:rStyle w:val="OperatorTok"/>
-          <w:rFonts w:ascii="Times New Roman" w:hAnsi="Times New Roman" w:cs="Times New Roman"/>
-          <w:color w:val="000000" w:themeColor="text1"/>
-        </w:rPr>
-        <w:t>)</w:t>
-      </w:r>
-      <w:r>
-        <w:rPr>
-          <w:rStyle w:val="NormalTok"/>
-          <w:rFonts w:ascii="Times New Roman" w:hAnsi="Times New Roman" w:cs="Times New Roman"/>
-          <w:color w:val="000000" w:themeColor="text1"/>
-        </w:rPr>
-        <w:t xml:space="preserve"> </w:t>
-      </w:r>
-      <w:r>
-        <w:rPr>
-          <w:rStyle w:val="OperatorTok"/>
-          <w:rFonts w:ascii="Times New Roman" w:hAnsi="Times New Roman" w:cs="Times New Roman"/>
-          <w:color w:val="000000" w:themeColor="text1"/>
-        </w:rPr>
-        <w:t>!=</w:t>
-      </w:r>
-      <w:r>
-        <w:rPr>
-          <w:rStyle w:val="NormalTok"/>
-          <w:rFonts w:ascii="Times New Roman" w:hAnsi="Times New Roman" w:cs="Times New Roman"/>
-          <w:color w:val="000000" w:themeColor="text1"/>
-        </w:rPr>
-        <w:t xml:space="preserve"> </w:t>
-      </w:r>
-      <w:r>
-        <w:rPr>
-          <w:rStyle w:val="DecValTok"/>
-          <w:rFonts w:ascii="Times New Roman" w:hAnsi="Times New Roman" w:cs="Times New Roman"/>
-          <w:color w:val="000000" w:themeColor="text1"/>
-        </w:rPr>
-        <w:t>1</w:t>
-      </w:r>
-      <w:r>
-        <w:rPr>
-          <w:rStyle w:val="OperatorTok"/>
-          <w:rFonts w:ascii="Times New Roman" w:hAnsi="Times New Roman" w:cs="Times New Roman"/>
-          <w:color w:val="000000" w:themeColor="text1"/>
-        </w:rPr>
-        <w:t>)</w:t>
-      </w:r>
-      <w:r>
-        <w:rPr>
-          <w:rStyle w:val="NormalTok"/>
-          <w:rFonts w:ascii="Times New Roman" w:hAnsi="Times New Roman" w:cs="Times New Roman"/>
-          <w:color w:val="000000" w:themeColor="text1"/>
-        </w:rPr>
-        <w:t xml:space="preserve"> </w:t>
-      </w:r>
-      <w:r>
-        <w:rPr>
-          <w:rStyle w:val="OperatorTok"/>
-          <w:rFonts w:ascii="Times New Roman" w:hAnsi="Times New Roman" w:cs="Times New Roman"/>
-          <w:color w:val="000000" w:themeColor="text1"/>
-        </w:rPr>
-        <w:t>{</w:t>
-      </w:r>
-      <w:r>
-        <w:rPr>
-          <w:rFonts w:ascii="Times New Roman" w:hAnsi="Times New Roman" w:cs="Times New Roman"/>
-          <w:color w:val="000000" w:themeColor="text1"/>
-        </w:rPr>
-        <w:br/>
-      </w:r>
-      <w:r>
-        <w:rPr>
-          <w:rStyle w:val="NormalTok"/>
-          <w:rFonts w:ascii="Times New Roman" w:hAnsi="Times New Roman" w:cs="Times New Roman"/>
-          <w:color w:val="000000" w:themeColor="text1"/>
-        </w:rPr>
-        <w:t xml:space="preserve">        </w:t>
-      </w:r>
-      <w:proofErr w:type="spellStart"/>
-      <w:r>
-        <w:rPr>
-          <w:rStyle w:val="NormalTok"/>
-          <w:rFonts w:ascii="Times New Roman" w:hAnsi="Times New Roman" w:cs="Times New Roman"/>
-          <w:color w:val="000000" w:themeColor="text1"/>
-        </w:rPr>
-        <w:t>errno</w:t>
-      </w:r>
-      <w:proofErr w:type="spellEnd"/>
-      <w:r>
-        <w:rPr>
-          <w:rStyle w:val="NormalTok"/>
-          <w:rFonts w:ascii="Times New Roman" w:hAnsi="Times New Roman" w:cs="Times New Roman"/>
-          <w:color w:val="000000" w:themeColor="text1"/>
-        </w:rPr>
-        <w:t xml:space="preserve"> </w:t>
-      </w:r>
-      <w:r>
-        <w:rPr>
-          <w:rStyle w:val="OperatorTok"/>
-          <w:rFonts w:ascii="Times New Roman" w:hAnsi="Times New Roman" w:cs="Times New Roman"/>
-          <w:color w:val="000000" w:themeColor="text1"/>
-        </w:rPr>
-        <w:t>=</w:t>
-      </w:r>
-      <w:r>
-        <w:rPr>
-          <w:rStyle w:val="NormalTok"/>
-          <w:rFonts w:ascii="Times New Roman" w:hAnsi="Times New Roman" w:cs="Times New Roman"/>
-          <w:color w:val="000000" w:themeColor="text1"/>
-        </w:rPr>
-        <w:t xml:space="preserve"> EIO</w:t>
-      </w:r>
-      <w:r>
-        <w:rPr>
-          <w:rStyle w:val="OperatorTok"/>
-          <w:rFonts w:ascii="Times New Roman" w:hAnsi="Times New Roman" w:cs="Times New Roman"/>
-          <w:color w:val="000000" w:themeColor="text1"/>
-        </w:rPr>
-        <w:t>;</w:t>
-      </w:r>
-      <w:r>
-        <w:rPr>
-          <w:rFonts w:ascii="Times New Roman" w:hAnsi="Times New Roman" w:cs="Times New Roman"/>
-          <w:color w:val="000000" w:themeColor="text1"/>
-        </w:rPr>
-        <w:br/>
-      </w:r>
-      <w:r>
-        <w:rPr>
-          <w:rStyle w:val="NormalTok"/>
-          <w:rFonts w:ascii="Times New Roman" w:hAnsi="Times New Roman" w:cs="Times New Roman"/>
-          <w:color w:val="000000" w:themeColor="text1"/>
-        </w:rPr>
-        <w:t xml:space="preserve">        </w:t>
-      </w:r>
-      <w:proofErr w:type="spellStart"/>
-      <w:r>
-        <w:rPr>
-          <w:rStyle w:val="NormalTok"/>
-          <w:rFonts w:ascii="Times New Roman" w:hAnsi="Times New Roman" w:cs="Times New Roman"/>
-          <w:color w:val="000000" w:themeColor="text1"/>
-        </w:rPr>
-        <w:t>perror</w:t>
-      </w:r>
-      <w:proofErr w:type="spellEnd"/>
-      <w:r>
-        <w:rPr>
-          <w:rStyle w:val="OperatorTok"/>
-          <w:rFonts w:ascii="Times New Roman" w:hAnsi="Times New Roman" w:cs="Times New Roman"/>
-          <w:color w:val="000000" w:themeColor="text1"/>
-        </w:rPr>
-        <w:t>(</w:t>
-      </w:r>
-      <w:r>
-        <w:rPr>
-          <w:rStyle w:val="StringTok"/>
-          <w:rFonts w:ascii="Times New Roman" w:hAnsi="Times New Roman" w:cs="Times New Roman"/>
-          <w:color w:val="000000" w:themeColor="text1"/>
-        </w:rPr>
-        <w:t>"Wrong value"</w:t>
-      </w:r>
-      <w:r>
-        <w:rPr>
-          <w:rStyle w:val="OperatorTok"/>
-          <w:rFonts w:ascii="Times New Roman" w:hAnsi="Times New Roman" w:cs="Times New Roman"/>
-          <w:color w:val="000000" w:themeColor="text1"/>
-        </w:rPr>
-        <w:t>);</w:t>
-      </w:r>
-      <w:r>
-        <w:rPr>
-          <w:rFonts w:ascii="Times New Roman" w:hAnsi="Times New Roman" w:cs="Times New Roman"/>
-          <w:color w:val="000000" w:themeColor="text1"/>
-        </w:rPr>
-        <w:br/>
-      </w:r>
-      <w:r>
-        <w:rPr>
-          <w:rStyle w:val="NormalTok"/>
-          <w:rFonts w:ascii="Times New Roman" w:hAnsi="Times New Roman" w:cs="Times New Roman"/>
-          <w:color w:val="000000" w:themeColor="text1"/>
-        </w:rPr>
-        <w:t xml:space="preserve">        exit</w:t>
-      </w:r>
-      <w:r>
-        <w:rPr>
-          <w:rStyle w:val="OperatorTok"/>
-          <w:rFonts w:ascii="Times New Roman" w:hAnsi="Times New Roman" w:cs="Times New Roman"/>
-          <w:color w:val="000000" w:themeColor="text1"/>
-        </w:rPr>
-        <w:t>(</w:t>
-      </w:r>
-      <w:r>
-        <w:rPr>
-          <w:rStyle w:val="DecValTok"/>
-          <w:rFonts w:ascii="Times New Roman" w:hAnsi="Times New Roman" w:cs="Times New Roman"/>
-          <w:color w:val="000000" w:themeColor="text1"/>
-        </w:rPr>
-        <w:t>1</w:t>
-      </w:r>
-      <w:r>
-        <w:rPr>
-          <w:rStyle w:val="OperatorTok"/>
-          <w:rFonts w:ascii="Times New Roman" w:hAnsi="Times New Roman" w:cs="Times New Roman"/>
-          <w:color w:val="000000" w:themeColor="text1"/>
-        </w:rPr>
-        <w:t>);</w:t>
-      </w:r>
-      <w:r>
-        <w:rPr>
-          <w:rFonts w:ascii="Times New Roman" w:hAnsi="Times New Roman" w:cs="Times New Roman"/>
-          <w:color w:val="000000" w:themeColor="text1"/>
-        </w:rPr>
-        <w:br/>
-      </w:r>
-      <w:r>
-        <w:rPr>
-          <w:rStyle w:val="NormalTok"/>
-          <w:rFonts w:ascii="Times New Roman" w:hAnsi="Times New Roman" w:cs="Times New Roman"/>
-          <w:color w:val="000000" w:themeColor="text1"/>
-        </w:rPr>
-        <w:t xml:space="preserve">    </w:t>
-      </w:r>
-      <w:r>
-        <w:rPr>
-          <w:rStyle w:val="OperatorTok"/>
-          <w:rFonts w:ascii="Times New Roman" w:hAnsi="Times New Roman" w:cs="Times New Roman"/>
-          <w:color w:val="000000" w:themeColor="text1"/>
-        </w:rPr>
-        <w:t>}</w:t>
-      </w:r>
-      <w:r>
-        <w:rPr>
-          <w:rFonts w:ascii="Times New Roman" w:hAnsi="Times New Roman" w:cs="Times New Roman"/>
-          <w:color w:val="000000" w:themeColor="text1"/>
-        </w:rPr>
-        <w:br/>
-      </w:r>
-      <w:r>
-        <w:rPr>
-          <w:rStyle w:val="NormalTok"/>
-          <w:rFonts w:ascii="Times New Roman" w:hAnsi="Times New Roman" w:cs="Times New Roman"/>
-          <w:color w:val="000000" w:themeColor="text1"/>
-        </w:rPr>
-        <w:t xml:space="preserve">    </w:t>
-      </w:r>
-      <w:r>
-        <w:rPr>
-          <w:rStyle w:val="ControlFlowTok"/>
-          <w:rFonts w:ascii="Times New Roman" w:hAnsi="Times New Roman" w:cs="Times New Roman"/>
-          <w:color w:val="000000" w:themeColor="text1"/>
-        </w:rPr>
-        <w:t>return</w:t>
-      </w:r>
-      <w:r>
-        <w:rPr>
-          <w:rStyle w:val="NormalTok"/>
-          <w:rFonts w:ascii="Times New Roman" w:hAnsi="Times New Roman" w:cs="Times New Roman"/>
-          <w:color w:val="000000" w:themeColor="text1"/>
-        </w:rPr>
-        <w:t xml:space="preserve"> a</w:t>
-      </w:r>
-      <w:r>
-        <w:rPr>
-          <w:rStyle w:val="OperatorTok"/>
-          <w:rFonts w:ascii="Times New Roman" w:hAnsi="Times New Roman" w:cs="Times New Roman"/>
-          <w:color w:val="000000" w:themeColor="text1"/>
-        </w:rPr>
-        <w:t>;</w:t>
-      </w:r>
-      <w:r>
-        <w:rPr>
-          <w:rFonts w:ascii="Times New Roman" w:hAnsi="Times New Roman" w:cs="Times New Roman"/>
-          <w:color w:val="000000" w:themeColor="text1"/>
-        </w:rPr>
-        <w:br/>
-      </w:r>
-      <w:r>
-        <w:rPr>
-          <w:rStyle w:val="OperatorTok"/>
-          <w:rFonts w:ascii="Times New Roman" w:hAnsi="Times New Roman" w:cs="Times New Roman"/>
-          <w:color w:val="000000" w:themeColor="text1"/>
-        </w:rPr>
-        <w:t>}</w:t>
-      </w:r>
-      <w:r>
-        <w:rPr>
-          <w:rFonts w:ascii="Times New Roman" w:hAnsi="Times New Roman" w:cs="Times New Roman"/>
-          <w:color w:val="000000" w:themeColor="text1"/>
-        </w:rPr>
-        <w:br/>
-      </w:r>
-      <w:r>
-        <w:rPr>
-          <w:rFonts w:ascii="Times New Roman" w:hAnsi="Times New Roman" w:cs="Times New Roman"/>
-          <w:color w:val="000000" w:themeColor="text1"/>
-        </w:rPr>
-        <w:br/>
-      </w:r>
-      <w:r>
-        <w:rPr>
-          <w:rStyle w:val="DataTypeTok"/>
-          <w:rFonts w:ascii="Times New Roman" w:hAnsi="Times New Roman" w:cs="Times New Roman"/>
-          <w:color w:val="000000" w:themeColor="text1"/>
-        </w:rPr>
-        <w:t>int</w:t>
-      </w:r>
-      <w:r>
-        <w:rPr>
-          <w:rStyle w:val="NormalTok"/>
-          <w:rFonts w:ascii="Times New Roman" w:hAnsi="Times New Roman" w:cs="Times New Roman"/>
-          <w:color w:val="000000" w:themeColor="text1"/>
-        </w:rPr>
-        <w:t xml:space="preserve"> main</w:t>
-      </w:r>
-      <w:r>
-        <w:rPr>
-          <w:rStyle w:val="OperatorTok"/>
-          <w:rFonts w:ascii="Times New Roman" w:hAnsi="Times New Roman" w:cs="Times New Roman"/>
-          <w:color w:val="000000" w:themeColor="text1"/>
-        </w:rPr>
-        <w:t>()</w:t>
-      </w:r>
-      <w:r>
-        <w:rPr>
-          <w:rStyle w:val="NormalTok"/>
-          <w:rFonts w:ascii="Times New Roman" w:hAnsi="Times New Roman" w:cs="Times New Roman"/>
-          <w:color w:val="000000" w:themeColor="text1"/>
-        </w:rPr>
-        <w:t xml:space="preserve"> </w:t>
-      </w:r>
-      <w:r>
-        <w:rPr>
-          <w:rStyle w:val="OperatorTok"/>
-          <w:rFonts w:ascii="Times New Roman" w:hAnsi="Times New Roman" w:cs="Times New Roman"/>
-          <w:color w:val="000000" w:themeColor="text1"/>
-        </w:rPr>
-        <w:t>{</w:t>
-      </w:r>
-      <w:r>
-        <w:rPr>
-          <w:rFonts w:ascii="Times New Roman" w:hAnsi="Times New Roman" w:cs="Times New Roman"/>
-          <w:color w:val="000000" w:themeColor="text1"/>
-        </w:rPr>
-        <w:br/>
-      </w:r>
-      <w:r>
-        <w:rPr>
-          <w:rStyle w:val="NormalTok"/>
-          <w:rFonts w:ascii="Times New Roman" w:hAnsi="Times New Roman" w:cs="Times New Roman"/>
-          <w:color w:val="000000" w:themeColor="text1"/>
-        </w:rPr>
-        <w:t xml:space="preserve">    </w:t>
-      </w:r>
-      <w:r>
-        <w:rPr>
-          <w:rStyle w:val="DataTypeTok"/>
-          <w:rFonts w:ascii="Times New Roman" w:hAnsi="Times New Roman" w:cs="Times New Roman"/>
-          <w:color w:val="000000" w:themeColor="text1"/>
-        </w:rPr>
-        <w:t>double</w:t>
-      </w:r>
-      <w:r>
-        <w:rPr>
-          <w:rStyle w:val="NormalTok"/>
-          <w:rFonts w:ascii="Times New Roman" w:hAnsi="Times New Roman" w:cs="Times New Roman"/>
-          <w:color w:val="000000" w:themeColor="text1"/>
-        </w:rPr>
-        <w:t xml:space="preserve"> x</w:t>
-      </w:r>
-      <w:r>
-        <w:rPr>
-          <w:rStyle w:val="OperatorTok"/>
-          <w:rFonts w:ascii="Times New Roman" w:hAnsi="Times New Roman" w:cs="Times New Roman"/>
-          <w:color w:val="000000" w:themeColor="text1"/>
-        </w:rPr>
-        <w:t>,</w:t>
-      </w:r>
-      <w:r>
-        <w:rPr>
-          <w:rStyle w:val="NormalTok"/>
-          <w:rFonts w:ascii="Times New Roman" w:hAnsi="Times New Roman" w:cs="Times New Roman"/>
-          <w:color w:val="000000" w:themeColor="text1"/>
-        </w:rPr>
-        <w:t xml:space="preserve"> result </w:t>
-      </w:r>
-      <w:r>
-        <w:rPr>
-          <w:rStyle w:val="OperatorTok"/>
-          <w:rFonts w:ascii="Times New Roman" w:hAnsi="Times New Roman" w:cs="Times New Roman"/>
-          <w:color w:val="000000" w:themeColor="text1"/>
-        </w:rPr>
-        <w:t>=</w:t>
-      </w:r>
-      <w:r>
-        <w:rPr>
-          <w:rStyle w:val="NormalTok"/>
-          <w:rFonts w:ascii="Times New Roman" w:hAnsi="Times New Roman" w:cs="Times New Roman"/>
-          <w:color w:val="000000" w:themeColor="text1"/>
-        </w:rPr>
-        <w:t xml:space="preserve"> </w:t>
-      </w:r>
-      <w:r>
-        <w:rPr>
-          <w:rStyle w:val="DecValTok"/>
-          <w:rFonts w:ascii="Times New Roman" w:hAnsi="Times New Roman" w:cs="Times New Roman"/>
-          <w:color w:val="000000" w:themeColor="text1"/>
-        </w:rPr>
-        <w:t>0</w:t>
-      </w:r>
-      <w:r>
-        <w:rPr>
-          <w:rStyle w:val="OperatorTok"/>
-          <w:rFonts w:ascii="Times New Roman" w:hAnsi="Times New Roman" w:cs="Times New Roman"/>
-          <w:color w:val="000000" w:themeColor="text1"/>
-        </w:rPr>
-        <w:t>;</w:t>
-      </w:r>
-      <w:r>
-        <w:rPr>
-          <w:rFonts w:ascii="Times New Roman" w:hAnsi="Times New Roman" w:cs="Times New Roman"/>
-          <w:color w:val="000000" w:themeColor="text1"/>
-        </w:rPr>
-        <w:br/>
-      </w:r>
-      <w:r>
-        <w:rPr>
-          <w:rStyle w:val="NormalTok"/>
-          <w:rFonts w:ascii="Times New Roman" w:hAnsi="Times New Roman" w:cs="Times New Roman"/>
-          <w:color w:val="000000" w:themeColor="text1"/>
-        </w:rPr>
-        <w:t xml:space="preserve">    printf</w:t>
-      </w:r>
-      <w:r>
-        <w:rPr>
-          <w:rStyle w:val="OperatorTok"/>
-          <w:rFonts w:ascii="Times New Roman" w:hAnsi="Times New Roman" w:cs="Times New Roman"/>
-          <w:color w:val="000000" w:themeColor="text1"/>
-        </w:rPr>
-        <w:t>(</w:t>
-      </w:r>
-      <w:r>
-        <w:rPr>
-          <w:rStyle w:val="StringTok"/>
-          <w:rFonts w:ascii="Times New Roman" w:hAnsi="Times New Roman" w:cs="Times New Roman"/>
-          <w:color w:val="000000" w:themeColor="text1"/>
-        </w:rPr>
-        <w:t>"Enter x: "</w:t>
-      </w:r>
-      <w:r>
-        <w:rPr>
-          <w:rStyle w:val="OperatorTok"/>
-          <w:rFonts w:ascii="Times New Roman" w:hAnsi="Times New Roman" w:cs="Times New Roman"/>
-          <w:color w:val="000000" w:themeColor="text1"/>
-        </w:rPr>
-        <w:t>);</w:t>
-      </w:r>
-      <w:r>
-        <w:rPr>
-          <w:rFonts w:ascii="Times New Roman" w:hAnsi="Times New Roman" w:cs="Times New Roman"/>
-          <w:color w:val="000000" w:themeColor="text1"/>
-        </w:rPr>
-        <w:br/>
-      </w:r>
-      <w:r>
-        <w:rPr>
-          <w:rStyle w:val="NormalTok"/>
-          <w:rFonts w:ascii="Times New Roman" w:hAnsi="Times New Roman" w:cs="Times New Roman"/>
-          <w:color w:val="000000" w:themeColor="text1"/>
-        </w:rPr>
-        <w:t xml:space="preserve">    x </w:t>
-      </w:r>
-      <w:r>
-        <w:rPr>
-          <w:rStyle w:val="OperatorTok"/>
-          <w:rFonts w:ascii="Times New Roman" w:hAnsi="Times New Roman" w:cs="Times New Roman"/>
-          <w:color w:val="000000" w:themeColor="text1"/>
-        </w:rPr>
-        <w:t>=</w:t>
-      </w:r>
-      <w:r>
-        <w:rPr>
-          <w:rStyle w:val="NormalTok"/>
-          <w:rFonts w:ascii="Times New Roman" w:hAnsi="Times New Roman" w:cs="Times New Roman"/>
-          <w:color w:val="000000" w:themeColor="text1"/>
-        </w:rPr>
-        <w:t xml:space="preserve"> </w:t>
-      </w:r>
-      <w:proofErr w:type="spellStart"/>
-      <w:r>
-        <w:rPr>
-          <w:rStyle w:val="NormalTok"/>
-          <w:rFonts w:ascii="Times New Roman" w:hAnsi="Times New Roman" w:cs="Times New Roman"/>
-          <w:color w:val="000000" w:themeColor="text1"/>
-        </w:rPr>
-        <w:t>get_value</w:t>
-      </w:r>
-      <w:proofErr w:type="spellEnd"/>
-      <w:r>
-        <w:rPr>
-          <w:rStyle w:val="OperatorTok"/>
-          <w:rFonts w:ascii="Times New Roman" w:hAnsi="Times New Roman" w:cs="Times New Roman"/>
-          <w:color w:val="000000" w:themeColor="text1"/>
-        </w:rPr>
-        <w:t>();</w:t>
-      </w:r>
-      <w:r>
-        <w:rPr>
-          <w:rFonts w:ascii="Times New Roman" w:hAnsi="Times New Roman" w:cs="Times New Roman"/>
-          <w:color w:val="000000" w:themeColor="text1"/>
-        </w:rPr>
-        <w:br/>
-      </w:r>
-      <w:r>
-        <w:rPr>
-          <w:rStyle w:val="NormalTok"/>
-          <w:rFonts w:ascii="Times New Roman" w:hAnsi="Times New Roman" w:cs="Times New Roman"/>
-          <w:color w:val="000000" w:themeColor="text1"/>
-        </w:rPr>
-        <w:t xml:space="preserve">    </w:t>
-      </w:r>
-      <w:r>
-        <w:rPr>
-          <w:rFonts w:ascii="Times New Roman" w:hAnsi="Times New Roman" w:cs="Times New Roman"/>
-          <w:color w:val="000000" w:themeColor="text1"/>
-        </w:rPr>
-        <w:br/>
-      </w:r>
-      <w:r>
-        <w:rPr>
-          <w:rStyle w:val="NormalTok"/>
-          <w:rFonts w:ascii="Times New Roman" w:hAnsi="Times New Roman" w:cs="Times New Roman"/>
-          <w:color w:val="000000" w:themeColor="text1"/>
-        </w:rPr>
-        <w:t xml:space="preserve">    </w:t>
-      </w:r>
-      <w:r>
-        <w:rPr>
-          <w:rStyle w:val="ControlFlowTok"/>
-          <w:rFonts w:ascii="Times New Roman" w:hAnsi="Times New Roman" w:cs="Times New Roman"/>
-          <w:color w:val="000000" w:themeColor="text1"/>
-        </w:rPr>
-        <w:t>if</w:t>
-      </w:r>
-      <w:r>
-        <w:rPr>
-          <w:rStyle w:val="NormalTok"/>
-          <w:rFonts w:ascii="Times New Roman" w:hAnsi="Times New Roman" w:cs="Times New Roman"/>
-          <w:color w:val="000000" w:themeColor="text1"/>
-        </w:rPr>
-        <w:t xml:space="preserve"> </w:t>
-      </w:r>
-      <w:r>
-        <w:rPr>
-          <w:rStyle w:val="OperatorTok"/>
-          <w:rFonts w:ascii="Times New Roman" w:hAnsi="Times New Roman" w:cs="Times New Roman"/>
-          <w:color w:val="000000" w:themeColor="text1"/>
-        </w:rPr>
-        <w:t>(</w:t>
-      </w:r>
-      <w:r>
-        <w:rPr>
-          <w:rStyle w:val="NormalTok"/>
-          <w:rFonts w:ascii="Times New Roman" w:hAnsi="Times New Roman" w:cs="Times New Roman"/>
-          <w:color w:val="000000" w:themeColor="text1"/>
-        </w:rPr>
-        <w:t xml:space="preserve">x </w:t>
-      </w:r>
-      <w:r>
-        <w:rPr>
-          <w:rStyle w:val="OperatorTok"/>
-          <w:rFonts w:ascii="Times New Roman" w:hAnsi="Times New Roman" w:cs="Times New Roman"/>
-          <w:color w:val="000000" w:themeColor="text1"/>
-        </w:rPr>
-        <w:t>&lt;</w:t>
-      </w:r>
-      <w:r>
-        <w:rPr>
-          <w:rStyle w:val="NormalTok"/>
-          <w:rFonts w:ascii="Times New Roman" w:hAnsi="Times New Roman" w:cs="Times New Roman"/>
-          <w:color w:val="000000" w:themeColor="text1"/>
-        </w:rPr>
-        <w:t xml:space="preserve"> </w:t>
-      </w:r>
-      <w:r>
-        <w:rPr>
-          <w:rStyle w:val="DecValTok"/>
-          <w:rFonts w:ascii="Times New Roman" w:hAnsi="Times New Roman" w:cs="Times New Roman"/>
-          <w:color w:val="000000" w:themeColor="text1"/>
-        </w:rPr>
-        <w:t>2</w:t>
-      </w:r>
-      <w:r>
-        <w:rPr>
-          <w:rStyle w:val="OperatorTok"/>
-          <w:rFonts w:ascii="Times New Roman" w:hAnsi="Times New Roman" w:cs="Times New Roman"/>
-          <w:color w:val="000000" w:themeColor="text1"/>
-        </w:rPr>
-        <w:t>)</w:t>
-      </w:r>
-      <w:r>
-        <w:rPr>
-          <w:rStyle w:val="NormalTok"/>
-          <w:rFonts w:ascii="Times New Roman" w:hAnsi="Times New Roman" w:cs="Times New Roman"/>
-          <w:color w:val="000000" w:themeColor="text1"/>
-        </w:rPr>
-        <w:t xml:space="preserve"> </w:t>
-      </w:r>
-      <w:r>
-        <w:rPr>
-          <w:rStyle w:val="OperatorTok"/>
-          <w:rFonts w:ascii="Times New Roman" w:hAnsi="Times New Roman" w:cs="Times New Roman"/>
-          <w:color w:val="000000" w:themeColor="text1"/>
-        </w:rPr>
-        <w:t>{</w:t>
-      </w:r>
-      <w:r>
-        <w:rPr>
-          <w:rFonts w:ascii="Times New Roman" w:hAnsi="Times New Roman" w:cs="Times New Roman"/>
-          <w:color w:val="000000" w:themeColor="text1"/>
-        </w:rPr>
-        <w:br/>
-      </w:r>
-      <w:r>
-        <w:rPr>
-          <w:rStyle w:val="NormalTok"/>
-          <w:rFonts w:ascii="Times New Roman" w:hAnsi="Times New Roman" w:cs="Times New Roman"/>
-          <w:color w:val="000000" w:themeColor="text1"/>
-        </w:rPr>
-        <w:t xml:space="preserve">        result </w:t>
-      </w:r>
-      <w:r>
-        <w:rPr>
-          <w:rStyle w:val="OperatorTok"/>
-          <w:rFonts w:ascii="Times New Roman" w:hAnsi="Times New Roman" w:cs="Times New Roman"/>
-          <w:color w:val="000000" w:themeColor="text1"/>
-        </w:rPr>
-        <w:t>=</w:t>
-      </w:r>
-      <w:r>
-        <w:rPr>
-          <w:rStyle w:val="NormalTok"/>
-          <w:rFonts w:ascii="Times New Roman" w:hAnsi="Times New Roman" w:cs="Times New Roman"/>
-          <w:color w:val="000000" w:themeColor="text1"/>
-        </w:rPr>
-        <w:t xml:space="preserve"> get_y_1</w:t>
-      </w:r>
-      <w:r>
-        <w:rPr>
-          <w:rStyle w:val="OperatorTok"/>
-          <w:rFonts w:ascii="Times New Roman" w:hAnsi="Times New Roman" w:cs="Times New Roman"/>
-          <w:color w:val="000000" w:themeColor="text1"/>
-        </w:rPr>
-        <w:t>(</w:t>
-      </w:r>
-      <w:r>
-        <w:rPr>
-          <w:rStyle w:val="NormalTok"/>
-          <w:rFonts w:ascii="Times New Roman" w:hAnsi="Times New Roman" w:cs="Times New Roman"/>
-          <w:color w:val="000000" w:themeColor="text1"/>
-        </w:rPr>
-        <w:t>x</w:t>
-      </w:r>
-      <w:r>
-        <w:rPr>
-          <w:rStyle w:val="OperatorTok"/>
-          <w:rFonts w:ascii="Times New Roman" w:hAnsi="Times New Roman" w:cs="Times New Roman"/>
-          <w:color w:val="000000" w:themeColor="text1"/>
-        </w:rPr>
-        <w:t>);</w:t>
-      </w:r>
-      <w:r>
-        <w:rPr>
-          <w:rFonts w:ascii="Times New Roman" w:hAnsi="Times New Roman" w:cs="Times New Roman"/>
-          <w:color w:val="000000" w:themeColor="text1"/>
-        </w:rPr>
-        <w:br/>
-      </w:r>
-      <w:r>
-        <w:rPr>
-          <w:rStyle w:val="NormalTok"/>
-          <w:rFonts w:ascii="Times New Roman" w:hAnsi="Times New Roman" w:cs="Times New Roman"/>
-          <w:color w:val="000000" w:themeColor="text1"/>
-        </w:rPr>
-        <w:t xml:space="preserve">    </w:t>
-      </w:r>
-      <w:r>
-        <w:rPr>
-          <w:rStyle w:val="OperatorTok"/>
-          <w:rFonts w:ascii="Times New Roman" w:hAnsi="Times New Roman" w:cs="Times New Roman"/>
-          <w:color w:val="000000" w:themeColor="text1"/>
-        </w:rPr>
-        <w:t>}</w:t>
-      </w:r>
-      <w:r>
-        <w:rPr>
-          <w:rStyle w:val="NormalTok"/>
-          <w:rFonts w:ascii="Times New Roman" w:hAnsi="Times New Roman" w:cs="Times New Roman"/>
-          <w:color w:val="000000" w:themeColor="text1"/>
-        </w:rPr>
-        <w:t xml:space="preserve"> </w:t>
-      </w:r>
-      <w:r>
-        <w:rPr>
-          <w:rStyle w:val="ControlFlowTok"/>
-          <w:rFonts w:ascii="Times New Roman" w:hAnsi="Times New Roman" w:cs="Times New Roman"/>
-          <w:color w:val="000000" w:themeColor="text1"/>
-        </w:rPr>
-        <w:t>else</w:t>
-      </w:r>
-      <w:r>
-        <w:rPr>
-          <w:rStyle w:val="NormalTok"/>
-          <w:rFonts w:ascii="Times New Roman" w:hAnsi="Times New Roman" w:cs="Times New Roman"/>
-          <w:color w:val="000000" w:themeColor="text1"/>
-        </w:rPr>
-        <w:t xml:space="preserve"> </w:t>
-      </w:r>
-      <w:r>
-        <w:rPr>
-          <w:rStyle w:val="OperatorTok"/>
-          <w:rFonts w:ascii="Times New Roman" w:hAnsi="Times New Roman" w:cs="Times New Roman"/>
-          <w:color w:val="000000" w:themeColor="text1"/>
-        </w:rPr>
-        <w:t>{</w:t>
-      </w:r>
-      <w:r>
-        <w:rPr>
-          <w:rFonts w:ascii="Times New Roman" w:hAnsi="Times New Roman" w:cs="Times New Roman"/>
-          <w:color w:val="000000" w:themeColor="text1"/>
-        </w:rPr>
-        <w:br/>
-      </w:r>
-      <w:r>
-        <w:rPr>
-          <w:rStyle w:val="NormalTok"/>
-          <w:rFonts w:ascii="Times New Roman" w:hAnsi="Times New Roman" w:cs="Times New Roman"/>
-          <w:color w:val="000000" w:themeColor="text1"/>
-        </w:rPr>
-        <w:t xml:space="preserve">        result </w:t>
-      </w:r>
-      <w:r>
-        <w:rPr>
-          <w:rStyle w:val="OperatorTok"/>
-          <w:rFonts w:ascii="Times New Roman" w:hAnsi="Times New Roman" w:cs="Times New Roman"/>
-          <w:color w:val="000000" w:themeColor="text1"/>
-        </w:rPr>
-        <w:t>=</w:t>
-      </w:r>
-      <w:r>
-        <w:rPr>
-          <w:rStyle w:val="NormalTok"/>
-          <w:rFonts w:ascii="Times New Roman" w:hAnsi="Times New Roman" w:cs="Times New Roman"/>
-          <w:color w:val="000000" w:themeColor="text1"/>
-        </w:rPr>
-        <w:t xml:space="preserve"> get_y_2</w:t>
-      </w:r>
-      <w:r>
-        <w:rPr>
-          <w:rStyle w:val="OperatorTok"/>
-          <w:rFonts w:ascii="Times New Roman" w:hAnsi="Times New Roman" w:cs="Times New Roman"/>
-          <w:color w:val="000000" w:themeColor="text1"/>
-        </w:rPr>
-        <w:t>(</w:t>
-      </w:r>
-      <w:r>
-        <w:rPr>
-          <w:rStyle w:val="NormalTok"/>
-          <w:rFonts w:ascii="Times New Roman" w:hAnsi="Times New Roman" w:cs="Times New Roman"/>
-          <w:color w:val="000000" w:themeColor="text1"/>
-        </w:rPr>
-        <w:t>x</w:t>
-      </w:r>
-      <w:r>
-        <w:rPr>
-          <w:rStyle w:val="OperatorTok"/>
-          <w:rFonts w:ascii="Times New Roman" w:hAnsi="Times New Roman" w:cs="Times New Roman"/>
-          <w:color w:val="000000" w:themeColor="text1"/>
-        </w:rPr>
-        <w:t>);</w:t>
-      </w:r>
-      <w:r>
-        <w:rPr>
-          <w:rFonts w:ascii="Times New Roman" w:hAnsi="Times New Roman" w:cs="Times New Roman"/>
-          <w:color w:val="000000" w:themeColor="text1"/>
-        </w:rPr>
-        <w:br/>
-      </w:r>
-      <w:r>
-        <w:rPr>
-          <w:rStyle w:val="NormalTok"/>
-          <w:rFonts w:ascii="Times New Roman" w:hAnsi="Times New Roman" w:cs="Times New Roman"/>
-          <w:color w:val="000000" w:themeColor="text1"/>
-        </w:rPr>
-        <w:t xml:space="preserve">    </w:t>
-      </w:r>
-      <w:r>
-        <w:rPr>
-          <w:rStyle w:val="OperatorTok"/>
-          <w:rFonts w:ascii="Times New Roman" w:hAnsi="Times New Roman" w:cs="Times New Roman"/>
-          <w:color w:val="000000" w:themeColor="text1"/>
-        </w:rPr>
-        <w:t>}</w:t>
-      </w:r>
-      <w:r>
-        <w:rPr>
-          <w:rFonts w:ascii="Times New Roman" w:hAnsi="Times New Roman" w:cs="Times New Roman"/>
-          <w:color w:val="000000" w:themeColor="text1"/>
-        </w:rPr>
-        <w:br/>
-      </w:r>
-      <w:r>
-        <w:rPr>
-          <w:rStyle w:val="NormalTok"/>
-          <w:rFonts w:ascii="Times New Roman" w:hAnsi="Times New Roman" w:cs="Times New Roman"/>
-          <w:color w:val="000000" w:themeColor="text1"/>
-        </w:rPr>
-        <w:t xml:space="preserve">    </w:t>
-      </w:r>
-      <w:r>
-        <w:rPr>
-          <w:rFonts w:ascii="Times New Roman" w:hAnsi="Times New Roman" w:cs="Times New Roman"/>
-          <w:color w:val="000000" w:themeColor="text1"/>
-        </w:rPr>
-        <w:br/>
-      </w:r>
-      <w:r>
-        <w:rPr>
-          <w:rStyle w:val="NormalTok"/>
-          <w:rFonts w:ascii="Times New Roman" w:hAnsi="Times New Roman" w:cs="Times New Roman"/>
-          <w:color w:val="000000" w:themeColor="text1"/>
-        </w:rPr>
-        <w:t xml:space="preserve">    printf</w:t>
-      </w:r>
-      <w:r>
-        <w:rPr>
-          <w:rStyle w:val="OperatorTok"/>
-          <w:rFonts w:ascii="Times New Roman" w:hAnsi="Times New Roman" w:cs="Times New Roman"/>
-          <w:color w:val="000000" w:themeColor="text1"/>
-        </w:rPr>
-        <w:t>(</w:t>
-      </w:r>
-      <w:r>
-        <w:rPr>
-          <w:rStyle w:val="StringTok"/>
-          <w:rFonts w:ascii="Times New Roman" w:hAnsi="Times New Roman" w:cs="Times New Roman"/>
-          <w:color w:val="000000" w:themeColor="text1"/>
-        </w:rPr>
-        <w:t>"</w:t>
-      </w:r>
-      <w:r>
-        <w:rPr>
-          <w:rStyle w:val="SpecialCharTok"/>
-          <w:rFonts w:ascii="Times New Roman" w:hAnsi="Times New Roman" w:cs="Times New Roman"/>
-          <w:color w:val="000000" w:themeColor="text1"/>
-        </w:rPr>
-        <w:t>%</w:t>
-      </w:r>
-      <w:proofErr w:type="spellStart"/>
-      <w:r>
-        <w:rPr>
-          <w:rStyle w:val="SpecialCharTok"/>
-          <w:rFonts w:ascii="Times New Roman" w:hAnsi="Times New Roman" w:cs="Times New Roman"/>
-          <w:color w:val="000000" w:themeColor="text1"/>
-        </w:rPr>
-        <w:t>lf</w:t>
-      </w:r>
-      <w:proofErr w:type="spellEnd"/>
-      <w:r>
-        <w:rPr>
-          <w:rStyle w:val="SpecialCharTok"/>
-          <w:rFonts w:ascii="Times New Roman" w:hAnsi="Times New Roman" w:cs="Times New Roman"/>
-          <w:color w:val="000000" w:themeColor="text1"/>
-        </w:rPr>
-        <w:t>\n</w:t>
-      </w:r>
-      <w:r>
-        <w:rPr>
-          <w:rStyle w:val="StringTok"/>
-          <w:rFonts w:ascii="Times New Roman" w:hAnsi="Times New Roman" w:cs="Times New Roman"/>
-          <w:color w:val="000000" w:themeColor="text1"/>
-        </w:rPr>
-        <w:t>"</w:t>
-      </w:r>
-      <w:r>
-        <w:rPr>
-          <w:rStyle w:val="OperatorTok"/>
-          <w:rFonts w:ascii="Times New Roman" w:hAnsi="Times New Roman" w:cs="Times New Roman"/>
-          <w:color w:val="000000" w:themeColor="text1"/>
-        </w:rPr>
-        <w:t>,</w:t>
-      </w:r>
-      <w:r>
-        <w:rPr>
-          <w:rStyle w:val="NormalTok"/>
-          <w:rFonts w:ascii="Times New Roman" w:hAnsi="Times New Roman" w:cs="Times New Roman"/>
-          <w:color w:val="000000" w:themeColor="text1"/>
-        </w:rPr>
-        <w:t xml:space="preserve"> result</w:t>
-      </w:r>
-      <w:r>
-        <w:rPr>
-          <w:rStyle w:val="OperatorTok"/>
-          <w:rFonts w:ascii="Times New Roman" w:hAnsi="Times New Roman" w:cs="Times New Roman"/>
-          <w:color w:val="000000" w:themeColor="text1"/>
-        </w:rPr>
-        <w:t>);</w:t>
-      </w:r>
-      <w:r>
-        <w:rPr>
-          <w:rFonts w:ascii="Times New Roman" w:hAnsi="Times New Roman" w:cs="Times New Roman"/>
-          <w:color w:val="000000" w:themeColor="text1"/>
-        </w:rPr>
-        <w:br/>
-      </w:r>
-      <w:r>
-        <w:rPr>
-          <w:rStyle w:val="NormalTok"/>
-          <w:rFonts w:ascii="Times New Roman" w:hAnsi="Times New Roman" w:cs="Times New Roman"/>
-          <w:color w:val="000000" w:themeColor="text1"/>
-        </w:rPr>
-        <w:t xml:space="preserve">    </w:t>
-      </w:r>
-      <w:r>
-        <w:rPr>
-          <w:rStyle w:val="ControlFlowTok"/>
-          <w:rFonts w:ascii="Times New Roman" w:hAnsi="Times New Roman" w:cs="Times New Roman"/>
-          <w:color w:val="000000" w:themeColor="text1"/>
-        </w:rPr>
-        <w:t>return</w:t>
-      </w:r>
-      <w:r>
-        <w:rPr>
-          <w:rStyle w:val="NormalTok"/>
-          <w:rFonts w:ascii="Times New Roman" w:hAnsi="Times New Roman" w:cs="Times New Roman"/>
-          <w:color w:val="000000" w:themeColor="text1"/>
-        </w:rPr>
-        <w:t xml:space="preserve"> </w:t>
-      </w:r>
-      <w:r>
-        <w:rPr>
-          <w:rStyle w:val="DecValTok"/>
-          <w:rFonts w:ascii="Times New Roman" w:hAnsi="Times New Roman" w:cs="Times New Roman"/>
-          <w:color w:val="000000" w:themeColor="text1"/>
-        </w:rPr>
-        <w:t>0</w:t>
-      </w:r>
-      <w:r>
-        <w:rPr>
-          <w:rStyle w:val="OperatorTok"/>
-          <w:rFonts w:ascii="Times New Roman" w:hAnsi="Times New Roman" w:cs="Times New Roman"/>
-          <w:color w:val="000000" w:themeColor="text1"/>
-        </w:rPr>
-        <w:t>;</w:t>
-      </w:r>
-      <w:r>
-        <w:rPr>
-          <w:rFonts w:ascii="Times New Roman" w:hAnsi="Times New Roman" w:cs="Times New Roman"/>
-          <w:color w:val="000000" w:themeColor="text1"/>
-        </w:rPr>
-        <w:br/>
-      </w:r>
-      <w:r>
-        <w:rPr>
-          <w:rStyle w:val="OperatorTok"/>
-          <w:rFonts w:ascii="Times New Roman" w:hAnsi="Times New Roman" w:cs="Times New Roman"/>
-          <w:color w:val="000000" w:themeColor="text1"/>
-        </w:rPr>
-        <w:t>}</w:t>
-      </w:r>
-    </w:p>
-    <w:p>
-      <w:pPr>
-        <w:pStyle w:val="FirstParagraph"/>
-        <w:rPr>
-          <w:rFonts w:ascii="Times New Roman" w:hAnsi="Times New Roman" w:cs="Times New Roman"/>
-          <w:color w:val="000000" w:themeColor="text1"/>
-          <w:lang w:val="ru-RU"/>
-        </w:rPr>
-      </w:pPr>
-      <w:r>
-        <w:rPr>
-          <w:rFonts w:ascii="Times New Roman" w:hAnsi="Times New Roman" w:cs="Times New Roman"/>
-          <w:color w:val="000000" w:themeColor="text1"/>
-          <w:lang w:val="ru-RU"/>
-        </w:rPr>
-        <w:t xml:space="preserve">Программа запрашивает число </w:t>
-      </w:r>
-      <w:r>
-        <w:rPr>
-          <w:rStyle w:val="VerbatimChar"/>
-          <w:rFonts w:ascii="Times New Roman" w:hAnsi="Times New Roman" w:cs="Times New Roman"/>
-          <w:color w:val="000000" w:themeColor="text1"/>
-        </w:rPr>
-        <w:t>x</w:t>
-      </w:r>
-      <w:r>
-        <w:rPr>
-          <w:rFonts w:ascii="Times New Roman" w:hAnsi="Times New Roman" w:cs="Times New Roman"/>
-          <w:color w:val="000000" w:themeColor="text1"/>
-          <w:lang w:val="ru-RU"/>
-        </w:rPr>
-        <w:t>, затем вычисляет значение функции:</w:t>
-      </w:r>
-    </w:p>
-    <w:p>
-      <w:pPr>
-        <w:pStyle w:val="Compact"/>
-        <w:rPr>
-          <w:rFonts w:ascii="Times New Roman" w:hAnsi="Times New Roman" w:cs="Times New Roman"/>
-          <w:color w:val="000000" w:themeColor="text1"/>
-          <w:lang w:val="ru-RU"/>
-        </w:rPr>
-      </w:pPr>
-      <w:r>
-        <w:rPr>
-          <w:rFonts w:ascii="Times New Roman" w:hAnsi="Times New Roman" w:cs="Times New Roman"/>
-          <w:color w:val="000000" w:themeColor="text1"/>
-          <w:lang w:val="ru-RU"/>
-        </w:rPr>
-        <w:t xml:space="preserve">при </w:t>
-      </w:r>
-      <w:r>
-        <w:rPr>
-          <w:rFonts w:ascii="Times New Roman" w:hAnsi="Times New Roman" w:cs="Times New Roman"/>
-          <w:b/>
-          <w:bCs/>
-          <w:color w:val="000000" w:themeColor="text1"/>
-        </w:rPr>
-        <w:t>x</w:t>
-      </w:r>
-      <w:r>
-        <w:rPr>
-          <w:rFonts w:ascii="Times New Roman" w:hAnsi="Times New Roman" w:cs="Times New Roman"/>
-          <w:b/>
-          <w:bCs/>
-          <w:color w:val="000000" w:themeColor="text1"/>
-          <w:lang w:val="ru-RU"/>
-        </w:rPr>
-        <w:t xml:space="preserve"> </w:t>
-      </w:r>
-      <w:proofErr w:type="gramStart"/>
-      <w:r>
-        <w:rPr>
-          <w:rFonts w:ascii="Times New Roman" w:hAnsi="Times New Roman" w:cs="Times New Roman"/>
-          <w:b/>
-          <w:bCs/>
-          <w:color w:val="000000" w:themeColor="text1"/>
-          <w:lang w:val="ru-RU"/>
-        </w:rPr>
-        <w:t>&lt; 2</w:t>
-      </w:r>
-      <w:proofErr w:type="gramEnd"/>
-      <w:r>
-        <w:rPr>
-          <w:rFonts w:ascii="Times New Roman" w:hAnsi="Times New Roman" w:cs="Times New Roman"/>
-          <w:b/>
-          <w:bCs/>
-          <w:color w:val="000000" w:themeColor="text1"/>
-          <w:lang w:val="ru-RU"/>
-        </w:rPr>
-        <w:t>:</w:t>
-      </w:r>
-      <w:r>
-        <w:rPr>
-          <w:rFonts w:ascii="Times New Roman" w:hAnsi="Times New Roman" w:cs="Times New Roman"/>
-          <w:color w:val="000000" w:themeColor="text1"/>
-          <w:lang w:val="ru-RU"/>
-        </w:rPr>
-        <w:t xml:space="preserve"> </w:t>
-      </w:r>
-      <w:r>
-        <w:rPr>
-          <w:rStyle w:val="VerbatimChar"/>
-          <w:rFonts w:ascii="Times New Roman" w:hAnsi="Times New Roman" w:cs="Times New Roman"/>
-          <w:color w:val="000000" w:themeColor="text1"/>
-        </w:rPr>
-        <w:t>y</w:t>
-      </w:r>
-      <w:r>
-        <w:rPr>
-          <w:rStyle w:val="VerbatimChar"/>
-          <w:rFonts w:ascii="Times New Roman" w:hAnsi="Times New Roman" w:cs="Times New Roman"/>
-          <w:color w:val="000000" w:themeColor="text1"/>
-          <w:lang w:val="ru-RU"/>
-        </w:rPr>
-        <w:t xml:space="preserve"> = 1.5 * </w:t>
-      </w:r>
-      <w:r>
-        <w:rPr>
-          <w:rStyle w:val="VerbatimChar"/>
-          <w:rFonts w:ascii="Times New Roman" w:hAnsi="Times New Roman" w:cs="Times New Roman"/>
-          <w:color w:val="000000" w:themeColor="text1"/>
-        </w:rPr>
-        <w:t>cos</w:t>
-      </w:r>
-      <w:r>
-        <w:rPr>
-          <w:rStyle w:val="VerbatimChar"/>
-          <w:rFonts w:ascii="Times New Roman" w:hAnsi="Times New Roman" w:cs="Times New Roman"/>
-          <w:color w:val="000000" w:themeColor="text1"/>
-          <w:lang w:val="ru-RU"/>
-        </w:rPr>
-        <w:t>(</w:t>
-      </w:r>
-      <w:r>
-        <w:rPr>
-          <w:rStyle w:val="VerbatimChar"/>
-          <w:rFonts w:ascii="Times New Roman" w:hAnsi="Times New Roman" w:cs="Times New Roman"/>
-          <w:color w:val="000000" w:themeColor="text1"/>
-        </w:rPr>
-        <w:t>x</w:t>
-      </w:r>
-      <w:r>
-        <w:rPr>
-          <w:rStyle w:val="VerbatimChar"/>
-          <w:rFonts w:ascii="Times New Roman" w:hAnsi="Times New Roman" w:cs="Times New Roman"/>
-          <w:color w:val="000000" w:themeColor="text1"/>
-          <w:lang w:val="ru-RU"/>
-        </w:rPr>
-        <w:t xml:space="preserve">) * </w:t>
-      </w:r>
-      <w:r>
-        <w:rPr>
-          <w:rStyle w:val="VerbatimChar"/>
-          <w:rFonts w:ascii="Times New Roman" w:hAnsi="Times New Roman" w:cs="Times New Roman"/>
-          <w:color w:val="000000" w:themeColor="text1"/>
-        </w:rPr>
-        <w:t>cos</w:t>
-      </w:r>
-      <w:r>
-        <w:rPr>
-          <w:rStyle w:val="VerbatimChar"/>
-          <w:rFonts w:ascii="Times New Roman" w:hAnsi="Times New Roman" w:cs="Times New Roman"/>
-          <w:color w:val="000000" w:themeColor="text1"/>
-          <w:lang w:val="ru-RU"/>
-        </w:rPr>
-        <w:t>(</w:t>
-      </w:r>
-      <w:r>
-        <w:rPr>
-          <w:rStyle w:val="VerbatimChar"/>
-          <w:rFonts w:ascii="Times New Roman" w:hAnsi="Times New Roman" w:cs="Times New Roman"/>
-          <w:color w:val="000000" w:themeColor="text1"/>
-        </w:rPr>
-        <w:t>x</w:t>
-      </w:r>
-      <w:r>
-        <w:rPr>
-          <w:rStyle w:val="VerbatimChar"/>
-          <w:rFonts w:ascii="Times New Roman" w:hAnsi="Times New Roman" w:cs="Times New Roman"/>
-          <w:color w:val="000000" w:themeColor="text1"/>
-          <w:lang w:val="ru-RU"/>
-        </w:rPr>
-        <w:t>)</w:t>
-      </w:r>
-      <w:r>
-        <w:rPr>
-          <w:rFonts w:ascii="Times New Roman" w:hAnsi="Times New Roman" w:cs="Times New Roman"/>
-          <w:color w:val="000000" w:themeColor="text1"/>
-          <w:lang w:val="ru-RU"/>
-        </w:rPr>
-        <w:br/>
-        <w:t xml:space="preserve">при </w:t>
-      </w:r>
-      <w:r>
-        <w:rPr>
-          <w:rFonts w:ascii="Times New Roman" w:hAnsi="Times New Roman" w:cs="Times New Roman"/>
-          <w:b/>
-          <w:bCs/>
-          <w:color w:val="000000" w:themeColor="text1"/>
-        </w:rPr>
-        <w:t>x</w:t>
-      </w:r>
-      <w:r>
-        <w:rPr>
-          <w:rFonts w:ascii="Times New Roman" w:hAnsi="Times New Roman" w:cs="Times New Roman"/>
-          <w:b/>
-          <w:bCs/>
-          <w:color w:val="000000" w:themeColor="text1"/>
-          <w:lang w:val="ru-RU"/>
-        </w:rPr>
-        <w:t xml:space="preserve"> ≥ 2:</w:t>
-      </w:r>
-      <w:r>
-        <w:rPr>
-          <w:rFonts w:ascii="Times New Roman" w:hAnsi="Times New Roman" w:cs="Times New Roman"/>
-          <w:color w:val="000000" w:themeColor="text1"/>
-          <w:lang w:val="ru-RU"/>
-        </w:rPr>
-        <w:t xml:space="preserve"> </w:t>
-      </w:r>
-      <w:r>
-        <w:rPr>
-          <w:rStyle w:val="VerbatimChar"/>
-          <w:rFonts w:ascii="Times New Roman" w:hAnsi="Times New Roman" w:cs="Times New Roman"/>
-          <w:color w:val="000000" w:themeColor="text1"/>
-        </w:rPr>
-        <w:t>y</w:t>
-      </w:r>
-      <w:r>
-        <w:rPr>
-          <w:rStyle w:val="VerbatimChar"/>
-          <w:rFonts w:ascii="Times New Roman" w:hAnsi="Times New Roman" w:cs="Times New Roman"/>
-          <w:color w:val="000000" w:themeColor="text1"/>
-          <w:lang w:val="ru-RU"/>
-        </w:rPr>
-        <w:t xml:space="preserve"> = (</w:t>
-      </w:r>
-      <w:r>
-        <w:rPr>
-          <w:rStyle w:val="VerbatimChar"/>
-          <w:rFonts w:ascii="Times New Roman" w:hAnsi="Times New Roman" w:cs="Times New Roman"/>
-          <w:color w:val="000000" w:themeColor="text1"/>
-        </w:rPr>
-        <w:t>x</w:t>
-      </w:r>
-      <w:r>
-        <w:rPr>
-          <w:rStyle w:val="VerbatimChar"/>
-          <w:rFonts w:ascii="Times New Roman" w:hAnsi="Times New Roman" w:cs="Times New Roman"/>
-          <w:color w:val="000000" w:themeColor="text1"/>
-          <w:lang w:val="ru-RU"/>
-        </w:rPr>
-        <w:t>-</w:t>
-      </w:r>
-      <w:proofErr w:type="gramStart"/>
-      <w:r>
-        <w:rPr>
-          <w:rStyle w:val="VerbatimChar"/>
-          <w:rFonts w:ascii="Times New Roman" w:hAnsi="Times New Roman" w:cs="Times New Roman"/>
-          <w:color w:val="000000" w:themeColor="text1"/>
-          <w:lang w:val="ru-RU"/>
-        </w:rPr>
-        <w:t>2)²</w:t>
-      </w:r>
-      <w:proofErr w:type="gramEnd"/>
-      <w:r>
-        <w:rPr>
-          <w:rStyle w:val="VerbatimChar"/>
-          <w:rFonts w:ascii="Times New Roman" w:hAnsi="Times New Roman" w:cs="Times New Roman"/>
-          <w:color w:val="000000" w:themeColor="text1"/>
-          <w:lang w:val="ru-RU"/>
-        </w:rPr>
-        <w:t xml:space="preserve"> + 6</w:t>
-      </w:r>
-    </w:p>
-    <w:p>
-      <w:pPr>
-        <w:pStyle w:val="FirstParagraph"/>
-        <w:rPr>
-          <w:rFonts w:ascii="Times New Roman" w:hAnsi="Times New Roman" w:cs="Times New Roman"/>
-          <w:color w:val="000000" w:themeColor="text1"/>
-          <w:lang w:val="ru-RU"/>
-        </w:rPr>
-      </w:pPr>
-      <w:r>
-        <w:rPr>
-          <w:rFonts w:ascii="Times New Roman" w:hAnsi="Times New Roman" w:cs="Times New Roman"/>
-          <w:color w:val="000000" w:themeColor="text1"/>
-          <w:lang w:val="ru-RU"/>
-        </w:rPr>
-        <w:t>Результат выводится на экран.</w:t>
-      </w:r>
-    </w:p>
-    <w:p>
-      <w:pPr>
-        <w:pStyle w:val="2"/>
-        <w:rPr>
-          <w:rFonts w:ascii="Times New Roman" w:hAnsi="Times New Roman" w:cs="Times New Roman"/>
-          <w:color w:val="000000" w:themeColor="text1"/>
-          <w:lang w:val="ru-RU"/>
-        </w:rPr>
-      </w:pPr>
-      <w:bookmarkStart w:id="4" w:name="_Toc224231595"/>
-      <w:bookmarkStart w:id="5" w:name="компиляция-исполняемых-файлов"/>
-      <w:bookmarkEnd w:id="2"/>
-      <w:r>
-        <w:rPr>
-          <w:rFonts w:ascii="Times New Roman" w:hAnsi="Times New Roman" w:cs="Times New Roman"/>
-          <w:color w:val="000000" w:themeColor="text1"/>
-          <w:lang w:val="ru-RU"/>
-        </w:rPr>
-        <w:lastRenderedPageBreak/>
-        <w:t>2. КОМПИЛЯЦИЯ ИСПОЛНЯЕМЫХ ФАЙЛОВ</w:t>
       </w:r>
       <w:bookmarkEnd w:id="4"/>
     </w:p>
@@ -4619,20 +2377,2084 @@
       <w:r>
         <w:rPr>
           <w:rFonts w:ascii="Times New Roman" w:hAnsi="Times New Roman" w:cs="Times New Roman"/>
-          <w:color w:val="000000" w:themeColor="text1"/>
-          <w:lang w:val="ru-RU"/>
-        </w:rPr>
-        <w:t xml:space="preserve">Для проведения исследования было скомпилировано </w:t>
-      </w:r>
-      <w:r>
-        <w:rPr>
-          <w:rFonts w:ascii="Times New Roman" w:hAnsi="Times New Roman" w:cs="Times New Roman"/>
           <w:b/>
           <w:bCs/>
           <w:color w:val="000000" w:themeColor="text1"/>
           <w:lang w:val="ru-RU"/>
         </w:rPr>
-        <w:t>6 исполняемых файлов</w:t>
+        <w:t>Цель работы:</w:t>
+      </w:r>
+      <w:r>
+        <w:rPr>
+          <w:rFonts w:ascii="Times New Roman" w:hAnsi="Times New Roman" w:cs="Times New Roman"/>
+          <w:color w:val="000000" w:themeColor="text1"/>
+          <w:lang w:val="ru-RU"/>
+        </w:rPr>
+        <w:t xml:space="preserve"> Изучить</w:t>
+      </w:r>
+      <w:r>
+        <w:rPr>
+          <w:rFonts w:ascii="Times New Roman" w:hAnsi="Times New Roman" w:cs="Times New Roman"/>
+          <w:color w:val="000000" w:themeColor="text1"/>
+          <w:lang w:val="ru-RU"/>
+        </w:rPr>
+        <w:t xml:space="preserve"> влияние компилятора, разрядности и режима компиляции на структуру получаемого машинного кода, а также освоить инструменты реверс-инжиниринга.</w:t>
+      </w:r>
+    </w:p>
+    <w:p>
+      <w:pPr>
+        <w:pStyle w:val="a0"/>
+        <w:rPr>
+          <w:rFonts w:ascii="Times New Roman" w:hAnsi="Times New Roman" w:cs="Times New Roman"/>
+          <w:color w:val="000000" w:themeColor="text1"/>
+        </w:rPr>
+      </w:pPr>
+      <w:r>
+        <w:rPr>
+          <w:rFonts w:ascii="Times New Roman" w:hAnsi="Times New Roman" w:cs="Times New Roman"/>
+          <w:b/>
+          <w:bCs/>
+          <w:color w:val="000000" w:themeColor="text1"/>
+        </w:rPr>
+        <w:t>Исходный код программы:</w:t>
+      </w:r>
+    </w:p>
+    <w:p>
+      <w:pPr>
+        <w:pStyle w:val="SourceCode"/>
+        <w:rPr>
+          <w:rFonts w:ascii="Times New Roman" w:hAnsi="Times New Roman" w:cs="Times New Roman"/>
+          <w:color w:val="000000" w:themeColor="text1"/>
+        </w:rPr>
+      </w:pPr>
+      <w:r>
+        <w:rPr>
+          <w:rStyle w:val="PreprocessorTok"/>
+          <w:rFonts w:ascii="Times New Roman" w:hAnsi="Times New Roman" w:cs="Times New Roman"/>
+          <w:color w:val="000000" w:themeColor="text1"/>
+        </w:rPr>
+        <w:t xml:space="preserve">#include </w:t>
+      </w:r>
+      <w:r>
+        <w:rPr>
+          <w:rStyle w:val="ImportTok"/>
+          <w:rFonts w:ascii="Times New Roman" w:hAnsi="Times New Roman" w:cs="Times New Roman"/>
+          <w:color w:val="000000" w:themeColor="text1"/>
+        </w:rPr>
+        <w:t>&lt;math.h&gt;</w:t>
+      </w:r>
+      <w:r>
+        <w:rPr>
+          <w:rFonts w:ascii="Times New Roman" w:hAnsi="Times New Roman" w:cs="Times New Roman"/>
+          <w:color w:val="000000" w:themeColor="text1"/>
+        </w:rPr>
+        <w:br/>
+      </w:r>
+      <w:r>
+        <w:rPr>
+          <w:rStyle w:val="PreprocessorTok"/>
+          <w:rFonts w:ascii="Times New Roman" w:hAnsi="Times New Roman" w:cs="Times New Roman"/>
+          <w:color w:val="000000" w:themeColor="text1"/>
+        </w:rPr>
+        <w:t xml:space="preserve">#include </w:t>
+      </w:r>
+      <w:r>
+        <w:rPr>
+          <w:rStyle w:val="ImportTok"/>
+          <w:rFonts w:ascii="Times New Roman" w:hAnsi="Times New Roman" w:cs="Times New Roman"/>
+          <w:color w:val="000000" w:themeColor="text1"/>
+        </w:rPr>
+        <w:t>&lt;stdio.h&gt;</w:t>
+      </w:r>
+      <w:r>
+        <w:rPr>
+          <w:rFonts w:ascii="Times New Roman" w:hAnsi="Times New Roman" w:cs="Times New Roman"/>
+          <w:color w:val="000000" w:themeColor="text1"/>
+        </w:rPr>
+        <w:br/>
+      </w:r>
+      <w:r>
+        <w:rPr>
+          <w:rStyle w:val="PreprocessorTok"/>
+          <w:rFonts w:ascii="Times New Roman" w:hAnsi="Times New Roman" w:cs="Times New Roman"/>
+          <w:color w:val="000000" w:themeColor="text1"/>
+        </w:rPr>
+        <w:t xml:space="preserve">#include </w:t>
+      </w:r>
+      <w:r>
+        <w:rPr>
+          <w:rStyle w:val="ImportTok"/>
+          <w:rFonts w:ascii="Times New Roman" w:hAnsi="Times New Roman" w:cs="Times New Roman"/>
+          <w:color w:val="000000" w:themeColor="text1"/>
+        </w:rPr>
+        <w:t>&lt;stdlib.h&gt;</w:t>
+      </w:r>
+      <w:r>
+        <w:rPr>
+          <w:rFonts w:ascii="Times New Roman" w:hAnsi="Times New Roman" w:cs="Times New Roman"/>
+          <w:color w:val="000000" w:themeColor="text1"/>
+        </w:rPr>
+        <w:br/>
+      </w:r>
+      <w:r>
+        <w:rPr>
+          <w:rStyle w:val="PreprocessorTok"/>
+          <w:rFonts w:ascii="Times New Roman" w:hAnsi="Times New Roman" w:cs="Times New Roman"/>
+          <w:color w:val="000000" w:themeColor="text1"/>
+        </w:rPr>
+        <w:t xml:space="preserve">#include </w:t>
+      </w:r>
+      <w:r>
+        <w:rPr>
+          <w:rStyle w:val="ImportTok"/>
+          <w:rFonts w:ascii="Times New Roman" w:hAnsi="Times New Roman" w:cs="Times New Roman"/>
+          <w:color w:val="000000" w:themeColor="text1"/>
+        </w:rPr>
+        <w:t>&lt;errno.h&gt;</w:t>
+      </w:r>
+      <w:r>
+        <w:rPr>
+          <w:rFonts w:ascii="Times New Roman" w:hAnsi="Times New Roman" w:cs="Times New Roman"/>
+          <w:color w:val="000000" w:themeColor="text1"/>
+        </w:rPr>
+        <w:br/>
+      </w:r>
+      <w:r>
+        <w:rPr>
+          <w:rFonts w:ascii="Times New Roman" w:hAnsi="Times New Roman" w:cs="Times New Roman"/>
+          <w:color w:val="000000" w:themeColor="text1"/>
+        </w:rPr>
+        <w:br/>
+      </w:r>
+      <w:r>
+        <w:rPr>
+          <w:rStyle w:val="DataTypeTok"/>
+          <w:rFonts w:ascii="Times New Roman" w:hAnsi="Times New Roman" w:cs="Times New Roman"/>
+          <w:color w:val="000000" w:themeColor="text1"/>
+        </w:rPr>
+        <w:t>double</w:t>
+      </w:r>
+      <w:r>
+        <w:rPr>
+          <w:rStyle w:val="NormalTok"/>
+          <w:rFonts w:ascii="Times New Roman" w:hAnsi="Times New Roman" w:cs="Times New Roman"/>
+          <w:color w:val="000000" w:themeColor="text1"/>
+        </w:rPr>
+        <w:t xml:space="preserve"> get_y_1</w:t>
+      </w:r>
+      <w:r>
+        <w:rPr>
+          <w:rStyle w:val="OperatorTok"/>
+          <w:rFonts w:ascii="Times New Roman" w:hAnsi="Times New Roman" w:cs="Times New Roman"/>
+          <w:color w:val="000000" w:themeColor="text1"/>
+        </w:rPr>
+        <w:t>(</w:t>
+      </w:r>
+      <w:r>
+        <w:rPr>
+          <w:rStyle w:val="DataTypeTok"/>
+          <w:rFonts w:ascii="Times New Roman" w:hAnsi="Times New Roman" w:cs="Times New Roman"/>
+          <w:color w:val="000000" w:themeColor="text1"/>
+        </w:rPr>
+        <w:t>double</w:t>
+      </w:r>
+      <w:r>
+        <w:rPr>
+          <w:rStyle w:val="NormalTok"/>
+          <w:rFonts w:ascii="Times New Roman" w:hAnsi="Times New Roman" w:cs="Times New Roman"/>
+          <w:color w:val="000000" w:themeColor="text1"/>
+        </w:rPr>
+        <w:t xml:space="preserve"> x</w:t>
+      </w:r>
+      <w:r>
+        <w:rPr>
+          <w:rStyle w:val="OperatorTok"/>
+          <w:rFonts w:ascii="Times New Roman" w:hAnsi="Times New Roman" w:cs="Times New Roman"/>
+          <w:color w:val="000000" w:themeColor="text1"/>
+        </w:rPr>
+        <w:t>)</w:t>
+      </w:r>
+      <w:r>
+        <w:rPr>
+          <w:rStyle w:val="NormalTok"/>
+          <w:rFonts w:ascii="Times New Roman" w:hAnsi="Times New Roman" w:cs="Times New Roman"/>
+          <w:color w:val="000000" w:themeColor="text1"/>
+        </w:rPr>
+        <w:t xml:space="preserve"> </w:t>
+      </w:r>
+      <w:r>
+        <w:rPr>
+          <w:rStyle w:val="OperatorTok"/>
+          <w:rFonts w:ascii="Times New Roman" w:hAnsi="Times New Roman" w:cs="Times New Roman"/>
+          <w:color w:val="000000" w:themeColor="text1"/>
+        </w:rPr>
+        <w:t>{</w:t>
+      </w:r>
+      <w:r>
+        <w:rPr>
+          <w:rFonts w:ascii="Times New Roman" w:hAnsi="Times New Roman" w:cs="Times New Roman"/>
+          <w:color w:val="000000" w:themeColor="text1"/>
+        </w:rPr>
+        <w:br/>
+      </w:r>
+      <w:r>
+        <w:rPr>
+          <w:rStyle w:val="NormalTok"/>
+          <w:rFonts w:ascii="Times New Roman" w:hAnsi="Times New Roman" w:cs="Times New Roman"/>
+          <w:color w:val="000000" w:themeColor="text1"/>
+        </w:rPr>
+        <w:t xml:space="preserve">    </w:t>
+      </w:r>
+      <w:r>
+        <w:rPr>
+          <w:rStyle w:val="ControlFlowTok"/>
+          <w:rFonts w:ascii="Times New Roman" w:hAnsi="Times New Roman" w:cs="Times New Roman"/>
+          <w:color w:val="000000" w:themeColor="text1"/>
+        </w:rPr>
+        <w:t>return</w:t>
+      </w:r>
+      <w:r>
+        <w:rPr>
+          <w:rStyle w:val="NormalTok"/>
+          <w:rFonts w:ascii="Times New Roman" w:hAnsi="Times New Roman" w:cs="Times New Roman"/>
+          <w:color w:val="000000" w:themeColor="text1"/>
+        </w:rPr>
+        <w:t xml:space="preserve"> </w:t>
+      </w:r>
+      <w:r>
+        <w:rPr>
+          <w:rStyle w:val="FloatTok"/>
+          <w:rFonts w:ascii="Times New Roman" w:hAnsi="Times New Roman" w:cs="Times New Roman"/>
+          <w:color w:val="000000" w:themeColor="text1"/>
+        </w:rPr>
+        <w:t>1.5</w:t>
+      </w:r>
+      <w:r>
+        <w:rPr>
+          <w:rStyle w:val="NormalTok"/>
+          <w:rFonts w:ascii="Times New Roman" w:hAnsi="Times New Roman" w:cs="Times New Roman"/>
+          <w:color w:val="000000" w:themeColor="text1"/>
+        </w:rPr>
+        <w:t xml:space="preserve"> </w:t>
+      </w:r>
+      <w:r>
+        <w:rPr>
+          <w:rStyle w:val="OperatorTok"/>
+          <w:rFonts w:ascii="Times New Roman" w:hAnsi="Times New Roman" w:cs="Times New Roman"/>
+          <w:color w:val="000000" w:themeColor="text1"/>
+        </w:rPr>
+        <w:t>*</w:t>
+      </w:r>
+      <w:r>
+        <w:rPr>
+          <w:rStyle w:val="NormalTok"/>
+          <w:rFonts w:ascii="Times New Roman" w:hAnsi="Times New Roman" w:cs="Times New Roman"/>
+          <w:color w:val="000000" w:themeColor="text1"/>
+        </w:rPr>
+        <w:t xml:space="preserve"> cos</w:t>
+      </w:r>
+      <w:r>
+        <w:rPr>
+          <w:rStyle w:val="OperatorTok"/>
+          <w:rFonts w:ascii="Times New Roman" w:hAnsi="Times New Roman" w:cs="Times New Roman"/>
+          <w:color w:val="000000" w:themeColor="text1"/>
+        </w:rPr>
+        <w:t>(</w:t>
+      </w:r>
+      <w:r>
+        <w:rPr>
+          <w:rStyle w:val="NormalTok"/>
+          <w:rFonts w:ascii="Times New Roman" w:hAnsi="Times New Roman" w:cs="Times New Roman"/>
+          <w:color w:val="000000" w:themeColor="text1"/>
+        </w:rPr>
+        <w:t>x</w:t>
+      </w:r>
+      <w:r>
+        <w:rPr>
+          <w:rStyle w:val="OperatorTok"/>
+          <w:rFonts w:ascii="Times New Roman" w:hAnsi="Times New Roman" w:cs="Times New Roman"/>
+          <w:color w:val="000000" w:themeColor="text1"/>
+        </w:rPr>
+        <w:t>)</w:t>
+      </w:r>
+      <w:r>
+        <w:rPr>
+          <w:rStyle w:val="NormalTok"/>
+          <w:rFonts w:ascii="Times New Roman" w:hAnsi="Times New Roman" w:cs="Times New Roman"/>
+          <w:color w:val="000000" w:themeColor="text1"/>
+        </w:rPr>
+        <w:t xml:space="preserve"> </w:t>
+      </w:r>
+      <w:r>
+        <w:rPr>
+          <w:rStyle w:val="OperatorTok"/>
+          <w:rFonts w:ascii="Times New Roman" w:hAnsi="Times New Roman" w:cs="Times New Roman"/>
+          <w:color w:val="000000" w:themeColor="text1"/>
+        </w:rPr>
+        <w:t>*</w:t>
+      </w:r>
+      <w:r>
+        <w:rPr>
+          <w:rStyle w:val="NormalTok"/>
+          <w:rFonts w:ascii="Times New Roman" w:hAnsi="Times New Roman" w:cs="Times New Roman"/>
+          <w:color w:val="000000" w:themeColor="text1"/>
+        </w:rPr>
+        <w:t xml:space="preserve"> cos</w:t>
+      </w:r>
+      <w:r>
+        <w:rPr>
+          <w:rStyle w:val="OperatorTok"/>
+          <w:rFonts w:ascii="Times New Roman" w:hAnsi="Times New Roman" w:cs="Times New Roman"/>
+          <w:color w:val="000000" w:themeColor="text1"/>
+        </w:rPr>
+        <w:t>(</w:t>
+      </w:r>
+      <w:r>
+        <w:rPr>
+          <w:rStyle w:val="NormalTok"/>
+          <w:rFonts w:ascii="Times New Roman" w:hAnsi="Times New Roman" w:cs="Times New Roman"/>
+          <w:color w:val="000000" w:themeColor="text1"/>
+        </w:rPr>
+        <w:t>x</w:t>
+      </w:r>
+      <w:r>
+        <w:rPr>
+          <w:rStyle w:val="OperatorTok"/>
+          <w:rFonts w:ascii="Times New Roman" w:hAnsi="Times New Roman" w:cs="Times New Roman"/>
+          <w:color w:val="000000" w:themeColor="text1"/>
+        </w:rPr>
+        <w:t>);</w:t>
+      </w:r>
+      <w:r>
+        <w:rPr>
+          <w:rFonts w:ascii="Times New Roman" w:hAnsi="Times New Roman" w:cs="Times New Roman"/>
+          <w:color w:val="000000" w:themeColor="text1"/>
+        </w:rPr>
+        <w:br/>
+      </w:r>
+      <w:r>
+        <w:rPr>
+          <w:rStyle w:val="OperatorTok"/>
+          <w:rFonts w:ascii="Times New Roman" w:hAnsi="Times New Roman" w:cs="Times New Roman"/>
+          <w:color w:val="000000" w:themeColor="text1"/>
+        </w:rPr>
+        <w:t>}</w:t>
+      </w:r>
+      <w:r>
+        <w:rPr>
+          <w:rFonts w:ascii="Times New Roman" w:hAnsi="Times New Roman" w:cs="Times New Roman"/>
+          <w:color w:val="000000" w:themeColor="text1"/>
+        </w:rPr>
+        <w:br/>
+      </w:r>
+      <w:r>
+        <w:rPr>
+          <w:rFonts w:ascii="Times New Roman" w:hAnsi="Times New Roman" w:cs="Times New Roman"/>
+          <w:color w:val="000000" w:themeColor="text1"/>
+        </w:rPr>
+        <w:br/>
+      </w:r>
+      <w:r>
+        <w:rPr>
+          <w:rStyle w:val="DataTypeTok"/>
+          <w:rFonts w:ascii="Times New Roman" w:hAnsi="Times New Roman" w:cs="Times New Roman"/>
+          <w:color w:val="000000" w:themeColor="text1"/>
+        </w:rPr>
+        <w:t>double</w:t>
+      </w:r>
+      <w:r>
+        <w:rPr>
+          <w:rStyle w:val="NormalTok"/>
+          <w:rFonts w:ascii="Times New Roman" w:hAnsi="Times New Roman" w:cs="Times New Roman"/>
+          <w:color w:val="000000" w:themeColor="text1"/>
+        </w:rPr>
+        <w:t xml:space="preserve"> get_y_2</w:t>
+      </w:r>
+      <w:r>
+        <w:rPr>
+          <w:rStyle w:val="OperatorTok"/>
+          <w:rFonts w:ascii="Times New Roman" w:hAnsi="Times New Roman" w:cs="Times New Roman"/>
+          <w:color w:val="000000" w:themeColor="text1"/>
+        </w:rPr>
+        <w:t>(</w:t>
+      </w:r>
+      <w:r>
+        <w:rPr>
+          <w:rStyle w:val="DataTypeTok"/>
+          <w:rFonts w:ascii="Times New Roman" w:hAnsi="Times New Roman" w:cs="Times New Roman"/>
+          <w:color w:val="000000" w:themeColor="text1"/>
+        </w:rPr>
+        <w:t>double</w:t>
+      </w:r>
+      <w:r>
+        <w:rPr>
+          <w:rStyle w:val="NormalTok"/>
+          <w:rFonts w:ascii="Times New Roman" w:hAnsi="Times New Roman" w:cs="Times New Roman"/>
+          <w:color w:val="000000" w:themeColor="text1"/>
+        </w:rPr>
+        <w:t xml:space="preserve"> x</w:t>
+      </w:r>
+      <w:r>
+        <w:rPr>
+          <w:rStyle w:val="OperatorTok"/>
+          <w:rFonts w:ascii="Times New Roman" w:hAnsi="Times New Roman" w:cs="Times New Roman"/>
+          <w:color w:val="000000" w:themeColor="text1"/>
+        </w:rPr>
+        <w:t>)</w:t>
+      </w:r>
+      <w:r>
+        <w:rPr>
+          <w:rStyle w:val="NormalTok"/>
+          <w:rFonts w:ascii="Times New Roman" w:hAnsi="Times New Roman" w:cs="Times New Roman"/>
+          <w:color w:val="000000" w:themeColor="text1"/>
+        </w:rPr>
+        <w:t xml:space="preserve"> </w:t>
+      </w:r>
+      <w:r>
+        <w:rPr>
+          <w:rStyle w:val="OperatorTok"/>
+          <w:rFonts w:ascii="Times New Roman" w:hAnsi="Times New Roman" w:cs="Times New Roman"/>
+          <w:color w:val="000000" w:themeColor="text1"/>
+        </w:rPr>
+        <w:t>{</w:t>
+      </w:r>
+      <w:r>
+        <w:rPr>
+          <w:rFonts w:ascii="Times New Roman" w:hAnsi="Times New Roman" w:cs="Times New Roman"/>
+          <w:color w:val="000000" w:themeColor="text1"/>
+        </w:rPr>
+        <w:br/>
+      </w:r>
+      <w:r>
+        <w:rPr>
+          <w:rStyle w:val="NormalTok"/>
+          <w:rFonts w:ascii="Times New Roman" w:hAnsi="Times New Roman" w:cs="Times New Roman"/>
+          <w:color w:val="000000" w:themeColor="text1"/>
+        </w:rPr>
+        <w:t xml:space="preserve">    </w:t>
+      </w:r>
+      <w:r>
+        <w:rPr>
+          <w:rStyle w:val="ControlFlowTok"/>
+          <w:rFonts w:ascii="Times New Roman" w:hAnsi="Times New Roman" w:cs="Times New Roman"/>
+          <w:color w:val="000000" w:themeColor="text1"/>
+        </w:rPr>
+        <w:t>return</w:t>
+      </w:r>
+      <w:r>
+        <w:rPr>
+          <w:rStyle w:val="NormalTok"/>
+          <w:rFonts w:ascii="Times New Roman" w:hAnsi="Times New Roman" w:cs="Times New Roman"/>
+          <w:color w:val="000000" w:themeColor="text1"/>
+        </w:rPr>
+        <w:t xml:space="preserve"> </w:t>
+      </w:r>
+      <w:r>
+        <w:rPr>
+          <w:rStyle w:val="OperatorTok"/>
+          <w:rFonts w:ascii="Times New Roman" w:hAnsi="Times New Roman" w:cs="Times New Roman"/>
+          <w:color w:val="000000" w:themeColor="text1"/>
+        </w:rPr>
+        <w:t>((</w:t>
+      </w:r>
+      <w:r>
+        <w:rPr>
+          <w:rStyle w:val="NormalTok"/>
+          <w:rFonts w:ascii="Times New Roman" w:hAnsi="Times New Roman" w:cs="Times New Roman"/>
+          <w:color w:val="000000" w:themeColor="text1"/>
+        </w:rPr>
+        <w:t xml:space="preserve">x </w:t>
+      </w:r>
+      <w:r>
+        <w:rPr>
+          <w:rStyle w:val="OperatorTok"/>
+          <w:rFonts w:ascii="Times New Roman" w:hAnsi="Times New Roman" w:cs="Times New Roman"/>
+          <w:color w:val="000000" w:themeColor="text1"/>
+        </w:rPr>
+        <w:t>-</w:t>
+      </w:r>
+      <w:r>
+        <w:rPr>
+          <w:rStyle w:val="NormalTok"/>
+          <w:rFonts w:ascii="Times New Roman" w:hAnsi="Times New Roman" w:cs="Times New Roman"/>
+          <w:color w:val="000000" w:themeColor="text1"/>
+        </w:rPr>
+        <w:t xml:space="preserve"> </w:t>
+      </w:r>
+      <w:r>
+        <w:rPr>
+          <w:rStyle w:val="DecValTok"/>
+          <w:rFonts w:ascii="Times New Roman" w:hAnsi="Times New Roman" w:cs="Times New Roman"/>
+          <w:color w:val="000000" w:themeColor="text1"/>
+        </w:rPr>
+        <w:t>2</w:t>
+      </w:r>
+      <w:r>
+        <w:rPr>
+          <w:rStyle w:val="OperatorTok"/>
+          <w:rFonts w:ascii="Times New Roman" w:hAnsi="Times New Roman" w:cs="Times New Roman"/>
+          <w:color w:val="000000" w:themeColor="text1"/>
+        </w:rPr>
+        <w:t>)</w:t>
+      </w:r>
+      <w:r>
+        <w:rPr>
+          <w:rStyle w:val="NormalTok"/>
+          <w:rFonts w:ascii="Times New Roman" w:hAnsi="Times New Roman" w:cs="Times New Roman"/>
+          <w:color w:val="000000" w:themeColor="text1"/>
+        </w:rPr>
+        <w:t xml:space="preserve"> </w:t>
+      </w:r>
+      <w:r>
+        <w:rPr>
+          <w:rStyle w:val="OperatorTok"/>
+          <w:rFonts w:ascii="Times New Roman" w:hAnsi="Times New Roman" w:cs="Times New Roman"/>
+          <w:color w:val="000000" w:themeColor="text1"/>
+        </w:rPr>
+        <w:t>*</w:t>
+      </w:r>
+      <w:r>
+        <w:rPr>
+          <w:rStyle w:val="NormalTok"/>
+          <w:rFonts w:ascii="Times New Roman" w:hAnsi="Times New Roman" w:cs="Times New Roman"/>
+          <w:color w:val="000000" w:themeColor="text1"/>
+        </w:rPr>
+        <w:t xml:space="preserve"> </w:t>
+      </w:r>
+      <w:r>
+        <w:rPr>
+          <w:rStyle w:val="OperatorTok"/>
+          <w:rFonts w:ascii="Times New Roman" w:hAnsi="Times New Roman" w:cs="Times New Roman"/>
+          <w:color w:val="000000" w:themeColor="text1"/>
+        </w:rPr>
+        <w:t>(</w:t>
+      </w:r>
+      <w:r>
+        <w:rPr>
+          <w:rStyle w:val="NormalTok"/>
+          <w:rFonts w:ascii="Times New Roman" w:hAnsi="Times New Roman" w:cs="Times New Roman"/>
+          <w:color w:val="000000" w:themeColor="text1"/>
+        </w:rPr>
+        <w:t xml:space="preserve">x </w:t>
+      </w:r>
+      <w:r>
+        <w:rPr>
+          <w:rStyle w:val="OperatorTok"/>
+          <w:rFonts w:ascii="Times New Roman" w:hAnsi="Times New Roman" w:cs="Times New Roman"/>
+          <w:color w:val="000000" w:themeColor="text1"/>
+        </w:rPr>
+        <w:t>-</w:t>
+      </w:r>
+      <w:r>
+        <w:rPr>
+          <w:rStyle w:val="NormalTok"/>
+          <w:rFonts w:ascii="Times New Roman" w:hAnsi="Times New Roman" w:cs="Times New Roman"/>
+          <w:color w:val="000000" w:themeColor="text1"/>
+        </w:rPr>
+        <w:t xml:space="preserve"> </w:t>
+      </w:r>
+      <w:r>
+        <w:rPr>
+          <w:rStyle w:val="DecValTok"/>
+          <w:rFonts w:ascii="Times New Roman" w:hAnsi="Times New Roman" w:cs="Times New Roman"/>
+          <w:color w:val="000000" w:themeColor="text1"/>
+        </w:rPr>
+        <w:t>2</w:t>
+      </w:r>
+      <w:r>
+        <w:rPr>
+          <w:rStyle w:val="OperatorTok"/>
+          <w:rFonts w:ascii="Times New Roman" w:hAnsi="Times New Roman" w:cs="Times New Roman"/>
+          <w:color w:val="000000" w:themeColor="text1"/>
+        </w:rPr>
+        <w:t>))</w:t>
+      </w:r>
+      <w:r>
+        <w:rPr>
+          <w:rStyle w:val="NormalTok"/>
+          <w:rFonts w:ascii="Times New Roman" w:hAnsi="Times New Roman" w:cs="Times New Roman"/>
+          <w:color w:val="000000" w:themeColor="text1"/>
+        </w:rPr>
+        <w:t xml:space="preserve"> </w:t>
+      </w:r>
+      <w:r>
+        <w:rPr>
+          <w:rStyle w:val="OperatorTok"/>
+          <w:rFonts w:ascii="Times New Roman" w:hAnsi="Times New Roman" w:cs="Times New Roman"/>
+          <w:color w:val="000000" w:themeColor="text1"/>
+        </w:rPr>
+        <w:t>+</w:t>
+      </w:r>
+      <w:r>
+        <w:rPr>
+          <w:rStyle w:val="NormalTok"/>
+          <w:rFonts w:ascii="Times New Roman" w:hAnsi="Times New Roman" w:cs="Times New Roman"/>
+          <w:color w:val="000000" w:themeColor="text1"/>
+        </w:rPr>
+        <w:t xml:space="preserve"> </w:t>
+      </w:r>
+      <w:r>
+        <w:rPr>
+          <w:rStyle w:val="DecValTok"/>
+          <w:rFonts w:ascii="Times New Roman" w:hAnsi="Times New Roman" w:cs="Times New Roman"/>
+          <w:color w:val="000000" w:themeColor="text1"/>
+        </w:rPr>
+        <w:t>6</w:t>
+      </w:r>
+      <w:r>
+        <w:rPr>
+          <w:rStyle w:val="OperatorTok"/>
+          <w:rFonts w:ascii="Times New Roman" w:hAnsi="Times New Roman" w:cs="Times New Roman"/>
+          <w:color w:val="000000" w:themeColor="text1"/>
+        </w:rPr>
+        <w:t>;</w:t>
+      </w:r>
+      <w:r>
+        <w:rPr>
+          <w:rFonts w:ascii="Times New Roman" w:hAnsi="Times New Roman" w:cs="Times New Roman"/>
+          <w:color w:val="000000" w:themeColor="text1"/>
+        </w:rPr>
+        <w:br/>
+      </w:r>
+      <w:r>
+        <w:rPr>
+          <w:rStyle w:val="OperatorTok"/>
+          <w:rFonts w:ascii="Times New Roman" w:hAnsi="Times New Roman" w:cs="Times New Roman"/>
+          <w:color w:val="000000" w:themeColor="text1"/>
+        </w:rPr>
+        <w:t>}</w:t>
+      </w:r>
+      <w:r>
+        <w:rPr>
+          <w:rFonts w:ascii="Times New Roman" w:hAnsi="Times New Roman" w:cs="Times New Roman"/>
+          <w:color w:val="000000" w:themeColor="text1"/>
+        </w:rPr>
+        <w:br/>
+      </w:r>
+      <w:r>
+        <w:rPr>
+          <w:rFonts w:ascii="Times New Roman" w:hAnsi="Times New Roman" w:cs="Times New Roman"/>
+          <w:color w:val="000000" w:themeColor="text1"/>
+        </w:rPr>
+        <w:br/>
+      </w:r>
+      <w:r>
+        <w:rPr>
+          <w:rStyle w:val="DataTypeTok"/>
+          <w:rFonts w:ascii="Times New Roman" w:hAnsi="Times New Roman" w:cs="Times New Roman"/>
+          <w:color w:val="000000" w:themeColor="text1"/>
+        </w:rPr>
+        <w:t>double</w:t>
+      </w:r>
+      <w:r>
+        <w:rPr>
+          <w:rStyle w:val="NormalTok"/>
+          <w:rFonts w:ascii="Times New Roman" w:hAnsi="Times New Roman" w:cs="Times New Roman"/>
+          <w:color w:val="000000" w:themeColor="text1"/>
+        </w:rPr>
+        <w:t xml:space="preserve"> get_value</w:t>
+      </w:r>
+      <w:r>
+        <w:rPr>
+          <w:rStyle w:val="OperatorTok"/>
+          <w:rFonts w:ascii="Times New Roman" w:hAnsi="Times New Roman" w:cs="Times New Roman"/>
+          <w:color w:val="000000" w:themeColor="text1"/>
+        </w:rPr>
+        <w:t>()</w:t>
+      </w:r>
+      <w:r>
+        <w:rPr>
+          <w:rStyle w:val="NormalTok"/>
+          <w:rFonts w:ascii="Times New Roman" w:hAnsi="Times New Roman" w:cs="Times New Roman"/>
+          <w:color w:val="000000" w:themeColor="text1"/>
+        </w:rPr>
+        <w:t xml:space="preserve"> </w:t>
+      </w:r>
+      <w:r>
+        <w:rPr>
+          <w:rStyle w:val="OperatorTok"/>
+          <w:rFonts w:ascii="Times New Roman" w:hAnsi="Times New Roman" w:cs="Times New Roman"/>
+          <w:color w:val="000000" w:themeColor="text1"/>
+        </w:rPr>
+        <w:t>{</w:t>
+      </w:r>
+      <w:r>
+        <w:rPr>
+          <w:rFonts w:ascii="Times New Roman" w:hAnsi="Times New Roman" w:cs="Times New Roman"/>
+          <w:color w:val="000000" w:themeColor="text1"/>
+        </w:rPr>
+        <w:br/>
+      </w:r>
+      <w:r>
+        <w:rPr>
+          <w:rStyle w:val="NormalTok"/>
+          <w:rFonts w:ascii="Times New Roman" w:hAnsi="Times New Roman" w:cs="Times New Roman"/>
+          <w:color w:val="000000" w:themeColor="text1"/>
+        </w:rPr>
+        <w:t xml:space="preserve">    </w:t>
+      </w:r>
+      <w:r>
+        <w:rPr>
+          <w:rStyle w:val="DataTypeTok"/>
+          <w:rFonts w:ascii="Times New Roman" w:hAnsi="Times New Roman" w:cs="Times New Roman"/>
+          <w:color w:val="000000" w:themeColor="text1"/>
+        </w:rPr>
+        <w:t>double</w:t>
+      </w:r>
+      <w:r>
+        <w:rPr>
+          <w:rStyle w:val="NormalTok"/>
+          <w:rFonts w:ascii="Times New Roman" w:hAnsi="Times New Roman" w:cs="Times New Roman"/>
+          <w:color w:val="000000" w:themeColor="text1"/>
+        </w:rPr>
+        <w:t xml:space="preserve"> a</w:t>
+      </w:r>
+      <w:r>
+        <w:rPr>
+          <w:rStyle w:val="OperatorTok"/>
+          <w:rFonts w:ascii="Times New Roman" w:hAnsi="Times New Roman" w:cs="Times New Roman"/>
+          <w:color w:val="000000" w:themeColor="text1"/>
+        </w:rPr>
+        <w:t>;</w:t>
+      </w:r>
+      <w:r>
+        <w:rPr>
+          <w:rFonts w:ascii="Times New Roman" w:hAnsi="Times New Roman" w:cs="Times New Roman"/>
+          <w:color w:val="000000" w:themeColor="text1"/>
+        </w:rPr>
+        <w:br/>
+      </w:r>
+      <w:r>
+        <w:rPr>
+          <w:rStyle w:val="NormalTok"/>
+          <w:rFonts w:ascii="Times New Roman" w:hAnsi="Times New Roman" w:cs="Times New Roman"/>
+          <w:color w:val="000000" w:themeColor="text1"/>
+        </w:rPr>
+        <w:t xml:space="preserve">    </w:t>
+      </w:r>
+      <w:r>
+        <w:rPr>
+          <w:rStyle w:val="ControlFlowTok"/>
+          <w:rFonts w:ascii="Times New Roman" w:hAnsi="Times New Roman" w:cs="Times New Roman"/>
+          <w:color w:val="000000" w:themeColor="text1"/>
+        </w:rPr>
+        <w:t>if</w:t>
+      </w:r>
+      <w:r>
+        <w:rPr>
+          <w:rStyle w:val="NormalTok"/>
+          <w:rFonts w:ascii="Times New Roman" w:hAnsi="Times New Roman" w:cs="Times New Roman"/>
+          <w:color w:val="000000" w:themeColor="text1"/>
+        </w:rPr>
+        <w:t xml:space="preserve"> </w:t>
+      </w:r>
+      <w:r>
+        <w:rPr>
+          <w:rStyle w:val="OperatorTok"/>
+          <w:rFonts w:ascii="Times New Roman" w:hAnsi="Times New Roman" w:cs="Times New Roman"/>
+          <w:color w:val="000000" w:themeColor="text1"/>
+        </w:rPr>
+        <w:t>(</w:t>
+      </w:r>
+      <w:r>
+        <w:rPr>
+          <w:rStyle w:val="NormalTok"/>
+          <w:rFonts w:ascii="Times New Roman" w:hAnsi="Times New Roman" w:cs="Times New Roman"/>
+          <w:color w:val="000000" w:themeColor="text1"/>
+        </w:rPr>
+        <w:t>scanf</w:t>
+      </w:r>
+      <w:r>
+        <w:rPr>
+          <w:rStyle w:val="OperatorTok"/>
+          <w:rFonts w:ascii="Times New Roman" w:hAnsi="Times New Roman" w:cs="Times New Roman"/>
+          <w:color w:val="000000" w:themeColor="text1"/>
+        </w:rPr>
+        <w:t>(</w:t>
+      </w:r>
+      <w:r>
+        <w:rPr>
+          <w:rStyle w:val="StringTok"/>
+          <w:rFonts w:ascii="Times New Roman" w:hAnsi="Times New Roman" w:cs="Times New Roman"/>
+          <w:color w:val="000000" w:themeColor="text1"/>
+        </w:rPr>
+        <w:t>"</w:t>
+      </w:r>
+      <w:r>
+        <w:rPr>
+          <w:rStyle w:val="SpecialCharTok"/>
+          <w:rFonts w:ascii="Times New Roman" w:hAnsi="Times New Roman" w:cs="Times New Roman"/>
+          <w:color w:val="000000" w:themeColor="text1"/>
+        </w:rPr>
+        <w:t>%lf</w:t>
+      </w:r>
+      <w:r>
+        <w:rPr>
+          <w:rStyle w:val="StringTok"/>
+          <w:rFonts w:ascii="Times New Roman" w:hAnsi="Times New Roman" w:cs="Times New Roman"/>
+          <w:color w:val="000000" w:themeColor="text1"/>
+        </w:rPr>
+        <w:t>"</w:t>
+      </w:r>
+      <w:r>
+        <w:rPr>
+          <w:rStyle w:val="OperatorTok"/>
+          <w:rFonts w:ascii="Times New Roman" w:hAnsi="Times New Roman" w:cs="Times New Roman"/>
+          <w:color w:val="000000" w:themeColor="text1"/>
+        </w:rPr>
+        <w:t>,</w:t>
+      </w:r>
+      <w:r>
+        <w:rPr>
+          <w:rStyle w:val="NormalTok"/>
+          <w:rFonts w:ascii="Times New Roman" w:hAnsi="Times New Roman" w:cs="Times New Roman"/>
+          <w:color w:val="000000" w:themeColor="text1"/>
+        </w:rPr>
+        <w:t xml:space="preserve"> </w:t>
+      </w:r>
+      <w:r>
+        <w:rPr>
+          <w:rStyle w:val="OperatorTok"/>
+          <w:rFonts w:ascii="Times New Roman" w:hAnsi="Times New Roman" w:cs="Times New Roman"/>
+          <w:color w:val="000000" w:themeColor="text1"/>
+        </w:rPr>
+        <w:t>&amp;</w:t>
+      </w:r>
+      <w:r>
+        <w:rPr>
+          <w:rStyle w:val="NormalTok"/>
+          <w:rFonts w:ascii="Times New Roman" w:hAnsi="Times New Roman" w:cs="Times New Roman"/>
+          <w:color w:val="000000" w:themeColor="text1"/>
+        </w:rPr>
+        <w:t>a</w:t>
+      </w:r>
+      <w:r>
+        <w:rPr>
+          <w:rStyle w:val="OperatorTok"/>
+          <w:rFonts w:ascii="Times New Roman" w:hAnsi="Times New Roman" w:cs="Times New Roman"/>
+          <w:color w:val="000000" w:themeColor="text1"/>
+        </w:rPr>
+        <w:t>)</w:t>
+      </w:r>
+      <w:r>
+        <w:rPr>
+          <w:rStyle w:val="NormalTok"/>
+          <w:rFonts w:ascii="Times New Roman" w:hAnsi="Times New Roman" w:cs="Times New Roman"/>
+          <w:color w:val="000000" w:themeColor="text1"/>
+        </w:rPr>
+        <w:t xml:space="preserve"> </w:t>
+      </w:r>
+      <w:r>
+        <w:rPr>
+          <w:rStyle w:val="OperatorTok"/>
+          <w:rFonts w:ascii="Times New Roman" w:hAnsi="Times New Roman" w:cs="Times New Roman"/>
+          <w:color w:val="000000" w:themeColor="text1"/>
+        </w:rPr>
+        <w:t>!=</w:t>
+      </w:r>
+      <w:r>
+        <w:rPr>
+          <w:rStyle w:val="NormalTok"/>
+          <w:rFonts w:ascii="Times New Roman" w:hAnsi="Times New Roman" w:cs="Times New Roman"/>
+          <w:color w:val="000000" w:themeColor="text1"/>
+        </w:rPr>
+        <w:t xml:space="preserve"> </w:t>
+      </w:r>
+      <w:r>
+        <w:rPr>
+          <w:rStyle w:val="DecValTok"/>
+          <w:rFonts w:ascii="Times New Roman" w:hAnsi="Times New Roman" w:cs="Times New Roman"/>
+          <w:color w:val="000000" w:themeColor="text1"/>
+        </w:rPr>
+        <w:t>1</w:t>
+      </w:r>
+      <w:r>
+        <w:rPr>
+          <w:rStyle w:val="OperatorTok"/>
+          <w:rFonts w:ascii="Times New Roman" w:hAnsi="Times New Roman" w:cs="Times New Roman"/>
+          <w:color w:val="000000" w:themeColor="text1"/>
+        </w:rPr>
+        <w:t>)</w:t>
+      </w:r>
+      <w:r>
+        <w:rPr>
+          <w:rStyle w:val="NormalTok"/>
+          <w:rFonts w:ascii="Times New Roman" w:hAnsi="Times New Roman" w:cs="Times New Roman"/>
+          <w:color w:val="000000" w:themeColor="text1"/>
+        </w:rPr>
+        <w:t xml:space="preserve"> </w:t>
+      </w:r>
+      <w:r>
+        <w:rPr>
+          <w:rStyle w:val="OperatorTok"/>
+          <w:rFonts w:ascii="Times New Roman" w:hAnsi="Times New Roman" w:cs="Times New Roman"/>
+          <w:color w:val="000000" w:themeColor="text1"/>
+        </w:rPr>
+        <w:t>{</w:t>
+      </w:r>
+      <w:r>
+        <w:rPr>
+          <w:rFonts w:ascii="Times New Roman" w:hAnsi="Times New Roman" w:cs="Times New Roman"/>
+          <w:color w:val="000000" w:themeColor="text1"/>
+        </w:rPr>
+        <w:br/>
+      </w:r>
+      <w:r>
+        <w:rPr>
+          <w:rStyle w:val="NormalTok"/>
+          <w:rFonts w:ascii="Times New Roman" w:hAnsi="Times New Roman" w:cs="Times New Roman"/>
+          <w:color w:val="000000" w:themeColor="text1"/>
+        </w:rPr>
+        <w:t xml:space="preserve">        errno </w:t>
+      </w:r>
+      <w:r>
+        <w:rPr>
+          <w:rStyle w:val="OperatorTok"/>
+          <w:rFonts w:ascii="Times New Roman" w:hAnsi="Times New Roman" w:cs="Times New Roman"/>
+          <w:color w:val="000000" w:themeColor="text1"/>
+        </w:rPr>
+        <w:t>=</w:t>
+      </w:r>
+      <w:r>
+        <w:rPr>
+          <w:rStyle w:val="NormalTok"/>
+          <w:rFonts w:ascii="Times New Roman" w:hAnsi="Times New Roman" w:cs="Times New Roman"/>
+          <w:color w:val="000000" w:themeColor="text1"/>
+        </w:rPr>
+        <w:t xml:space="preserve"> EIO</w:t>
+      </w:r>
+      <w:r>
+        <w:rPr>
+          <w:rStyle w:val="OperatorTok"/>
+          <w:rFonts w:ascii="Times New Roman" w:hAnsi="Times New Roman" w:cs="Times New Roman"/>
+          <w:color w:val="000000" w:themeColor="text1"/>
+        </w:rPr>
+        <w:t>;</w:t>
+      </w:r>
+      <w:r>
+        <w:rPr>
+          <w:rFonts w:ascii="Times New Roman" w:hAnsi="Times New Roman" w:cs="Times New Roman"/>
+          <w:color w:val="000000" w:themeColor="text1"/>
+        </w:rPr>
+        <w:br/>
+      </w:r>
+      <w:r>
+        <w:rPr>
+          <w:rStyle w:val="NormalTok"/>
+          <w:rFonts w:ascii="Times New Roman" w:hAnsi="Times New Roman" w:cs="Times New Roman"/>
+          <w:color w:val="000000" w:themeColor="text1"/>
+        </w:rPr>
+        <w:t xml:space="preserve">        perror</w:t>
+      </w:r>
+      <w:r>
+        <w:rPr>
+          <w:rStyle w:val="OperatorTok"/>
+          <w:rFonts w:ascii="Times New Roman" w:hAnsi="Times New Roman" w:cs="Times New Roman"/>
+          <w:color w:val="000000" w:themeColor="text1"/>
+        </w:rPr>
+        <w:t>(</w:t>
+      </w:r>
+      <w:r>
+        <w:rPr>
+          <w:rStyle w:val="StringTok"/>
+          <w:rFonts w:ascii="Times New Roman" w:hAnsi="Times New Roman" w:cs="Times New Roman"/>
+          <w:color w:val="000000" w:themeColor="text1"/>
+        </w:rPr>
+        <w:t>"Wrong value"</w:t>
+      </w:r>
+      <w:r>
+        <w:rPr>
+          <w:rStyle w:val="OperatorTok"/>
+          <w:rFonts w:ascii="Times New Roman" w:hAnsi="Times New Roman" w:cs="Times New Roman"/>
+          <w:color w:val="000000" w:themeColor="text1"/>
+        </w:rPr>
+        <w:t>);</w:t>
+      </w:r>
+      <w:r>
+        <w:rPr>
+          <w:rFonts w:ascii="Times New Roman" w:hAnsi="Times New Roman" w:cs="Times New Roman"/>
+          <w:color w:val="000000" w:themeColor="text1"/>
+        </w:rPr>
+        <w:br/>
+      </w:r>
+      <w:r>
+        <w:rPr>
+          <w:rStyle w:val="NormalTok"/>
+          <w:rFonts w:ascii="Times New Roman" w:hAnsi="Times New Roman" w:cs="Times New Roman"/>
+          <w:color w:val="000000" w:themeColor="text1"/>
+        </w:rPr>
+        <w:t xml:space="preserve">        exit</w:t>
+      </w:r>
+      <w:r>
+        <w:rPr>
+          <w:rStyle w:val="OperatorTok"/>
+          <w:rFonts w:ascii="Times New Roman" w:hAnsi="Times New Roman" w:cs="Times New Roman"/>
+          <w:color w:val="000000" w:themeColor="text1"/>
+        </w:rPr>
+        <w:t>(</w:t>
+      </w:r>
+      <w:r>
+        <w:rPr>
+          <w:rStyle w:val="DecValTok"/>
+          <w:rFonts w:ascii="Times New Roman" w:hAnsi="Times New Roman" w:cs="Times New Roman"/>
+          <w:color w:val="000000" w:themeColor="text1"/>
+        </w:rPr>
+        <w:t>1</w:t>
+      </w:r>
+      <w:r>
+        <w:rPr>
+          <w:rStyle w:val="OperatorTok"/>
+          <w:rFonts w:ascii="Times New Roman" w:hAnsi="Times New Roman" w:cs="Times New Roman"/>
+          <w:color w:val="000000" w:themeColor="text1"/>
+        </w:rPr>
+        <w:t>);</w:t>
+      </w:r>
+      <w:r>
+        <w:rPr>
+          <w:rFonts w:ascii="Times New Roman" w:hAnsi="Times New Roman" w:cs="Times New Roman"/>
+          <w:color w:val="000000" w:themeColor="text1"/>
+        </w:rPr>
+        <w:br/>
+      </w:r>
+      <w:r>
+        <w:rPr>
+          <w:rStyle w:val="NormalTok"/>
+          <w:rFonts w:ascii="Times New Roman" w:hAnsi="Times New Roman" w:cs="Times New Roman"/>
+          <w:color w:val="000000" w:themeColor="text1"/>
+        </w:rPr>
+        <w:t xml:space="preserve">    </w:t>
+      </w:r>
+      <w:r>
+        <w:rPr>
+          <w:rStyle w:val="OperatorTok"/>
+          <w:rFonts w:ascii="Times New Roman" w:hAnsi="Times New Roman" w:cs="Times New Roman"/>
+          <w:color w:val="000000" w:themeColor="text1"/>
+        </w:rPr>
+        <w:t>}</w:t>
+      </w:r>
+      <w:r>
+        <w:rPr>
+          <w:rFonts w:ascii="Times New Roman" w:hAnsi="Times New Roman" w:cs="Times New Roman"/>
+          <w:color w:val="000000" w:themeColor="text1"/>
+        </w:rPr>
+        <w:br/>
+      </w:r>
+      <w:r>
+        <w:rPr>
+          <w:rStyle w:val="NormalTok"/>
+          <w:rFonts w:ascii="Times New Roman" w:hAnsi="Times New Roman" w:cs="Times New Roman"/>
+          <w:color w:val="000000" w:themeColor="text1"/>
+        </w:rPr>
+        <w:t xml:space="preserve">    </w:t>
+      </w:r>
+      <w:r>
+        <w:rPr>
+          <w:rStyle w:val="ControlFlowTok"/>
+          <w:rFonts w:ascii="Times New Roman" w:hAnsi="Times New Roman" w:cs="Times New Roman"/>
+          <w:color w:val="000000" w:themeColor="text1"/>
+        </w:rPr>
+        <w:t>return</w:t>
+      </w:r>
+      <w:r>
+        <w:rPr>
+          <w:rStyle w:val="NormalTok"/>
+          <w:rFonts w:ascii="Times New Roman" w:hAnsi="Times New Roman" w:cs="Times New Roman"/>
+          <w:color w:val="000000" w:themeColor="text1"/>
+        </w:rPr>
+        <w:t xml:space="preserve"> a</w:t>
+      </w:r>
+      <w:r>
+        <w:rPr>
+          <w:rStyle w:val="OperatorTok"/>
+          <w:rFonts w:ascii="Times New Roman" w:hAnsi="Times New Roman" w:cs="Times New Roman"/>
+          <w:color w:val="000000" w:themeColor="text1"/>
+        </w:rPr>
+        <w:t>;</w:t>
+      </w:r>
+      <w:r>
+        <w:rPr>
+          <w:rFonts w:ascii="Times New Roman" w:hAnsi="Times New Roman" w:cs="Times New Roman"/>
+          <w:color w:val="000000" w:themeColor="text1"/>
+        </w:rPr>
+        <w:br/>
+      </w:r>
+      <w:r>
+        <w:rPr>
+          <w:rStyle w:val="OperatorTok"/>
+          <w:rFonts w:ascii="Times New Roman" w:hAnsi="Times New Roman" w:cs="Times New Roman"/>
+          <w:color w:val="000000" w:themeColor="text1"/>
+        </w:rPr>
+        <w:t>}</w:t>
+      </w:r>
+      <w:r>
+        <w:rPr>
+          <w:rFonts w:ascii="Times New Roman" w:hAnsi="Times New Roman" w:cs="Times New Roman"/>
+          <w:color w:val="000000" w:themeColor="text1"/>
+        </w:rPr>
+        <w:br/>
+      </w:r>
+      <w:r>
+        <w:rPr>
+          <w:rFonts w:ascii="Times New Roman" w:hAnsi="Times New Roman" w:cs="Times New Roman"/>
+          <w:color w:val="000000" w:themeColor="text1"/>
+        </w:rPr>
+        <w:br/>
+      </w:r>
+      <w:r>
+        <w:rPr>
+          <w:rStyle w:val="DataTypeTok"/>
+          <w:rFonts w:ascii="Times New Roman" w:hAnsi="Times New Roman" w:cs="Times New Roman"/>
+          <w:color w:val="000000" w:themeColor="text1"/>
+        </w:rPr>
+        <w:t>int</w:t>
+      </w:r>
+      <w:r>
+        <w:rPr>
+          <w:rStyle w:val="NormalTok"/>
+          <w:rFonts w:ascii="Times New Roman" w:hAnsi="Times New Roman" w:cs="Times New Roman"/>
+          <w:color w:val="000000" w:themeColor="text1"/>
+        </w:rPr>
+        <w:t xml:space="preserve"> main</w:t>
+      </w:r>
+      <w:r>
+        <w:rPr>
+          <w:rStyle w:val="OperatorTok"/>
+          <w:rFonts w:ascii="Times New Roman" w:hAnsi="Times New Roman" w:cs="Times New Roman"/>
+          <w:color w:val="000000" w:themeColor="text1"/>
+        </w:rPr>
+        <w:t>()</w:t>
+      </w:r>
+      <w:r>
+        <w:rPr>
+          <w:rStyle w:val="NormalTok"/>
+          <w:rFonts w:ascii="Times New Roman" w:hAnsi="Times New Roman" w:cs="Times New Roman"/>
+          <w:color w:val="000000" w:themeColor="text1"/>
+        </w:rPr>
+        <w:t xml:space="preserve"> </w:t>
+      </w:r>
+      <w:r>
+        <w:rPr>
+          <w:rStyle w:val="OperatorTok"/>
+          <w:rFonts w:ascii="Times New Roman" w:hAnsi="Times New Roman" w:cs="Times New Roman"/>
+          <w:color w:val="000000" w:themeColor="text1"/>
+        </w:rPr>
+        <w:t>{</w:t>
+      </w:r>
+      <w:r>
+        <w:rPr>
+          <w:rFonts w:ascii="Times New Roman" w:hAnsi="Times New Roman" w:cs="Times New Roman"/>
+          <w:color w:val="000000" w:themeColor="text1"/>
+        </w:rPr>
+        <w:br/>
+      </w:r>
+      <w:r>
+        <w:rPr>
+          <w:rStyle w:val="NormalTok"/>
+          <w:rFonts w:ascii="Times New Roman" w:hAnsi="Times New Roman" w:cs="Times New Roman"/>
+          <w:color w:val="000000" w:themeColor="text1"/>
+        </w:rPr>
+        <w:t xml:space="preserve">    </w:t>
+      </w:r>
+      <w:r>
+        <w:rPr>
+          <w:rStyle w:val="DataTypeTok"/>
+          <w:rFonts w:ascii="Times New Roman" w:hAnsi="Times New Roman" w:cs="Times New Roman"/>
+          <w:color w:val="000000" w:themeColor="text1"/>
+        </w:rPr>
+        <w:t>double</w:t>
+      </w:r>
+      <w:r>
+        <w:rPr>
+          <w:rStyle w:val="NormalTok"/>
+          <w:rFonts w:ascii="Times New Roman" w:hAnsi="Times New Roman" w:cs="Times New Roman"/>
+          <w:color w:val="000000" w:themeColor="text1"/>
+        </w:rPr>
+        <w:t xml:space="preserve"> x</w:t>
+      </w:r>
+      <w:r>
+        <w:rPr>
+          <w:rStyle w:val="OperatorTok"/>
+          <w:rFonts w:ascii="Times New Roman" w:hAnsi="Times New Roman" w:cs="Times New Roman"/>
+          <w:color w:val="000000" w:themeColor="text1"/>
+        </w:rPr>
+        <w:t>,</w:t>
+      </w:r>
+      <w:r>
+        <w:rPr>
+          <w:rStyle w:val="NormalTok"/>
+          <w:rFonts w:ascii="Times New Roman" w:hAnsi="Times New Roman" w:cs="Times New Roman"/>
+          <w:color w:val="000000" w:themeColor="text1"/>
+        </w:rPr>
+        <w:t xml:space="preserve"> result </w:t>
+      </w:r>
+      <w:r>
+        <w:rPr>
+          <w:rStyle w:val="OperatorTok"/>
+          <w:rFonts w:ascii="Times New Roman" w:hAnsi="Times New Roman" w:cs="Times New Roman"/>
+          <w:color w:val="000000" w:themeColor="text1"/>
+        </w:rPr>
+        <w:t>=</w:t>
+      </w:r>
+      <w:r>
+        <w:rPr>
+          <w:rStyle w:val="NormalTok"/>
+          <w:rFonts w:ascii="Times New Roman" w:hAnsi="Times New Roman" w:cs="Times New Roman"/>
+          <w:color w:val="000000" w:themeColor="text1"/>
+        </w:rPr>
+        <w:t xml:space="preserve"> </w:t>
+      </w:r>
+      <w:r>
+        <w:rPr>
+          <w:rStyle w:val="DecValTok"/>
+          <w:rFonts w:ascii="Times New Roman" w:hAnsi="Times New Roman" w:cs="Times New Roman"/>
+          <w:color w:val="000000" w:themeColor="text1"/>
+        </w:rPr>
+        <w:t>0</w:t>
+      </w:r>
+      <w:r>
+        <w:rPr>
+          <w:rStyle w:val="OperatorTok"/>
+          <w:rFonts w:ascii="Times New Roman" w:hAnsi="Times New Roman" w:cs="Times New Roman"/>
+          <w:color w:val="000000" w:themeColor="text1"/>
+        </w:rPr>
+        <w:t>;</w:t>
+      </w:r>
+      <w:r>
+        <w:rPr>
+          <w:rFonts w:ascii="Times New Roman" w:hAnsi="Times New Roman" w:cs="Times New Roman"/>
+          <w:color w:val="000000" w:themeColor="text1"/>
+        </w:rPr>
+        <w:br/>
+      </w:r>
+      <w:r>
+        <w:rPr>
+          <w:rStyle w:val="NormalTok"/>
+          <w:rFonts w:ascii="Times New Roman" w:hAnsi="Times New Roman" w:cs="Times New Roman"/>
+          <w:color w:val="000000" w:themeColor="text1"/>
+        </w:rPr>
+        <w:t xml:space="preserve">    printf</w:t>
+      </w:r>
+      <w:r>
+        <w:rPr>
+          <w:rStyle w:val="OperatorTok"/>
+          <w:rFonts w:ascii="Times New Roman" w:hAnsi="Times New Roman" w:cs="Times New Roman"/>
+          <w:color w:val="000000" w:themeColor="text1"/>
+        </w:rPr>
+        <w:t>(</w:t>
+      </w:r>
+      <w:r>
+        <w:rPr>
+          <w:rStyle w:val="StringTok"/>
+          <w:rFonts w:ascii="Times New Roman" w:hAnsi="Times New Roman" w:cs="Times New Roman"/>
+          <w:color w:val="000000" w:themeColor="text1"/>
+        </w:rPr>
+        <w:t>"Enter x: "</w:t>
+      </w:r>
+      <w:r>
+        <w:rPr>
+          <w:rStyle w:val="OperatorTok"/>
+          <w:rFonts w:ascii="Times New Roman" w:hAnsi="Times New Roman" w:cs="Times New Roman"/>
+          <w:color w:val="000000" w:themeColor="text1"/>
+        </w:rPr>
+        <w:t>);</w:t>
+      </w:r>
+      <w:r>
+        <w:rPr>
+          <w:rFonts w:ascii="Times New Roman" w:hAnsi="Times New Roman" w:cs="Times New Roman"/>
+          <w:color w:val="000000" w:themeColor="text1"/>
+        </w:rPr>
+        <w:br/>
+      </w:r>
+      <w:r>
+        <w:rPr>
+          <w:rStyle w:val="NormalTok"/>
+          <w:rFonts w:ascii="Times New Roman" w:hAnsi="Times New Roman" w:cs="Times New Roman"/>
+          <w:color w:val="000000" w:themeColor="text1"/>
+        </w:rPr>
+        <w:t xml:space="preserve">    x </w:t>
+      </w:r>
+      <w:r>
+        <w:rPr>
+          <w:rStyle w:val="OperatorTok"/>
+          <w:rFonts w:ascii="Times New Roman" w:hAnsi="Times New Roman" w:cs="Times New Roman"/>
+          <w:color w:val="000000" w:themeColor="text1"/>
+        </w:rPr>
+        <w:t>=</w:t>
+      </w:r>
+      <w:r>
+        <w:rPr>
+          <w:rStyle w:val="NormalTok"/>
+          <w:rFonts w:ascii="Times New Roman" w:hAnsi="Times New Roman" w:cs="Times New Roman"/>
+          <w:color w:val="000000" w:themeColor="text1"/>
+        </w:rPr>
+        <w:t xml:space="preserve"> get_value</w:t>
+      </w:r>
+      <w:r>
+        <w:rPr>
+          <w:rStyle w:val="OperatorTok"/>
+          <w:rFonts w:ascii="Times New Roman" w:hAnsi="Times New Roman" w:cs="Times New Roman"/>
+          <w:color w:val="000000" w:themeColor="text1"/>
+        </w:rPr>
+        <w:t>();</w:t>
+      </w:r>
+      <w:r>
+        <w:rPr>
+          <w:rFonts w:ascii="Times New Roman" w:hAnsi="Times New Roman" w:cs="Times New Roman"/>
+          <w:color w:val="000000" w:themeColor="text1"/>
+        </w:rPr>
+        <w:br/>
+      </w:r>
+      <w:r>
+        <w:rPr>
+          <w:rStyle w:val="NormalTok"/>
+          <w:rFonts w:ascii="Times New Roman" w:hAnsi="Times New Roman" w:cs="Times New Roman"/>
+          <w:color w:val="000000" w:themeColor="text1"/>
+        </w:rPr>
+        <w:t xml:space="preserve">    </w:t>
+      </w:r>
+      <w:r>
+        <w:rPr>
+          <w:rFonts w:ascii="Times New Roman" w:hAnsi="Times New Roman" w:cs="Times New Roman"/>
+          <w:color w:val="000000" w:themeColor="text1"/>
+        </w:rPr>
+        <w:br/>
+      </w:r>
+      <w:r>
+        <w:rPr>
+          <w:rStyle w:val="NormalTok"/>
+          <w:rFonts w:ascii="Times New Roman" w:hAnsi="Times New Roman" w:cs="Times New Roman"/>
+          <w:color w:val="000000" w:themeColor="text1"/>
+        </w:rPr>
+        <w:t xml:space="preserve">    </w:t>
+      </w:r>
+      <w:r>
+        <w:rPr>
+          <w:rStyle w:val="ControlFlowTok"/>
+          <w:rFonts w:ascii="Times New Roman" w:hAnsi="Times New Roman" w:cs="Times New Roman"/>
+          <w:color w:val="000000" w:themeColor="text1"/>
+        </w:rPr>
+        <w:t>if</w:t>
+      </w:r>
+      <w:r>
+        <w:rPr>
+          <w:rStyle w:val="NormalTok"/>
+          <w:rFonts w:ascii="Times New Roman" w:hAnsi="Times New Roman" w:cs="Times New Roman"/>
+          <w:color w:val="000000" w:themeColor="text1"/>
+        </w:rPr>
+        <w:t xml:space="preserve"> </w:t>
+      </w:r>
+      <w:r>
+        <w:rPr>
+          <w:rStyle w:val="OperatorTok"/>
+          <w:rFonts w:ascii="Times New Roman" w:hAnsi="Times New Roman" w:cs="Times New Roman"/>
+          <w:color w:val="000000" w:themeColor="text1"/>
+        </w:rPr>
+        <w:t>(</w:t>
+      </w:r>
+      <w:r>
+        <w:rPr>
+          <w:rStyle w:val="NormalTok"/>
+          <w:rFonts w:ascii="Times New Roman" w:hAnsi="Times New Roman" w:cs="Times New Roman"/>
+          <w:color w:val="000000" w:themeColor="text1"/>
+        </w:rPr>
+        <w:t xml:space="preserve">x </w:t>
+      </w:r>
+      <w:r>
+        <w:rPr>
+          <w:rStyle w:val="OperatorTok"/>
+          <w:rFonts w:ascii="Times New Roman" w:hAnsi="Times New Roman" w:cs="Times New Roman"/>
+          <w:color w:val="000000" w:themeColor="text1"/>
+        </w:rPr>
+        <w:t>&lt;</w:t>
+      </w:r>
+      <w:r>
+        <w:rPr>
+          <w:rStyle w:val="NormalTok"/>
+          <w:rFonts w:ascii="Times New Roman" w:hAnsi="Times New Roman" w:cs="Times New Roman"/>
+          <w:color w:val="000000" w:themeColor="text1"/>
+        </w:rPr>
+        <w:t xml:space="preserve"> </w:t>
+      </w:r>
+      <w:r>
+        <w:rPr>
+          <w:rStyle w:val="DecValTok"/>
+          <w:rFonts w:ascii="Times New Roman" w:hAnsi="Times New Roman" w:cs="Times New Roman"/>
+          <w:color w:val="000000" w:themeColor="text1"/>
+        </w:rPr>
+        <w:t>2</w:t>
+      </w:r>
+      <w:r>
+        <w:rPr>
+          <w:rStyle w:val="OperatorTok"/>
+          <w:rFonts w:ascii="Times New Roman" w:hAnsi="Times New Roman" w:cs="Times New Roman"/>
+          <w:color w:val="000000" w:themeColor="text1"/>
+        </w:rPr>
+        <w:t>)</w:t>
+      </w:r>
+      <w:r>
+        <w:rPr>
+          <w:rStyle w:val="NormalTok"/>
+          <w:rFonts w:ascii="Times New Roman" w:hAnsi="Times New Roman" w:cs="Times New Roman"/>
+          <w:color w:val="000000" w:themeColor="text1"/>
+        </w:rPr>
+        <w:t xml:space="preserve"> </w:t>
+      </w:r>
+      <w:r>
+        <w:rPr>
+          <w:rStyle w:val="OperatorTok"/>
+          <w:rFonts w:ascii="Times New Roman" w:hAnsi="Times New Roman" w:cs="Times New Roman"/>
+          <w:color w:val="000000" w:themeColor="text1"/>
+        </w:rPr>
+        <w:t>{</w:t>
+      </w:r>
+      <w:r>
+        <w:rPr>
+          <w:rFonts w:ascii="Times New Roman" w:hAnsi="Times New Roman" w:cs="Times New Roman"/>
+          <w:color w:val="000000" w:themeColor="text1"/>
+        </w:rPr>
+        <w:br/>
+      </w:r>
+      <w:r>
+        <w:rPr>
+          <w:rStyle w:val="NormalTok"/>
+          <w:rFonts w:ascii="Times New Roman" w:hAnsi="Times New Roman" w:cs="Times New Roman"/>
+          <w:color w:val="000000" w:themeColor="text1"/>
+        </w:rPr>
+        <w:t xml:space="preserve">        result </w:t>
+      </w:r>
+      <w:r>
+        <w:rPr>
+          <w:rStyle w:val="OperatorTok"/>
+          <w:rFonts w:ascii="Times New Roman" w:hAnsi="Times New Roman" w:cs="Times New Roman"/>
+          <w:color w:val="000000" w:themeColor="text1"/>
+        </w:rPr>
+        <w:t>=</w:t>
+      </w:r>
+      <w:r>
+        <w:rPr>
+          <w:rStyle w:val="NormalTok"/>
+          <w:rFonts w:ascii="Times New Roman" w:hAnsi="Times New Roman" w:cs="Times New Roman"/>
+          <w:color w:val="000000" w:themeColor="text1"/>
+        </w:rPr>
+        <w:t xml:space="preserve"> get_y_1</w:t>
+      </w:r>
+      <w:r>
+        <w:rPr>
+          <w:rStyle w:val="OperatorTok"/>
+          <w:rFonts w:ascii="Times New Roman" w:hAnsi="Times New Roman" w:cs="Times New Roman"/>
+          <w:color w:val="000000" w:themeColor="text1"/>
+        </w:rPr>
+        <w:t>(</w:t>
+      </w:r>
+      <w:r>
+        <w:rPr>
+          <w:rStyle w:val="NormalTok"/>
+          <w:rFonts w:ascii="Times New Roman" w:hAnsi="Times New Roman" w:cs="Times New Roman"/>
+          <w:color w:val="000000" w:themeColor="text1"/>
+        </w:rPr>
+        <w:t>x</w:t>
+      </w:r>
+      <w:r>
+        <w:rPr>
+          <w:rStyle w:val="OperatorTok"/>
+          <w:rFonts w:ascii="Times New Roman" w:hAnsi="Times New Roman" w:cs="Times New Roman"/>
+          <w:color w:val="000000" w:themeColor="text1"/>
+        </w:rPr>
+        <w:t>);</w:t>
+      </w:r>
+      <w:r>
+        <w:rPr>
+          <w:rFonts w:ascii="Times New Roman" w:hAnsi="Times New Roman" w:cs="Times New Roman"/>
+          <w:color w:val="000000" w:themeColor="text1"/>
+        </w:rPr>
+        <w:br/>
+      </w:r>
+      <w:r>
+        <w:rPr>
+          <w:rStyle w:val="NormalTok"/>
+          <w:rFonts w:ascii="Times New Roman" w:hAnsi="Times New Roman" w:cs="Times New Roman"/>
+          <w:color w:val="000000" w:themeColor="text1"/>
+        </w:rPr>
+        <w:t xml:space="preserve">    </w:t>
+      </w:r>
+      <w:r>
+        <w:rPr>
+          <w:rStyle w:val="OperatorTok"/>
+          <w:rFonts w:ascii="Times New Roman" w:hAnsi="Times New Roman" w:cs="Times New Roman"/>
+          <w:color w:val="000000" w:themeColor="text1"/>
+        </w:rPr>
+        <w:t>}</w:t>
+      </w:r>
+      <w:r>
+        <w:rPr>
+          <w:rStyle w:val="NormalTok"/>
+          <w:rFonts w:ascii="Times New Roman" w:hAnsi="Times New Roman" w:cs="Times New Roman"/>
+          <w:color w:val="000000" w:themeColor="text1"/>
+        </w:rPr>
+        <w:t xml:space="preserve"> </w:t>
+      </w:r>
+      <w:r>
+        <w:rPr>
+          <w:rStyle w:val="ControlFlowTok"/>
+          <w:rFonts w:ascii="Times New Roman" w:hAnsi="Times New Roman" w:cs="Times New Roman"/>
+          <w:color w:val="000000" w:themeColor="text1"/>
+        </w:rPr>
+        <w:t>else</w:t>
+      </w:r>
+      <w:r>
+        <w:rPr>
+          <w:rStyle w:val="NormalTok"/>
+          <w:rFonts w:ascii="Times New Roman" w:hAnsi="Times New Roman" w:cs="Times New Roman"/>
+          <w:color w:val="000000" w:themeColor="text1"/>
+        </w:rPr>
+        <w:t xml:space="preserve"> </w:t>
+      </w:r>
+      <w:r>
+        <w:rPr>
+          <w:rStyle w:val="OperatorTok"/>
+          <w:rFonts w:ascii="Times New Roman" w:hAnsi="Times New Roman" w:cs="Times New Roman"/>
+          <w:color w:val="000000" w:themeColor="text1"/>
+        </w:rPr>
+        <w:t>{</w:t>
+      </w:r>
+      <w:r>
+        <w:rPr>
+          <w:rFonts w:ascii="Times New Roman" w:hAnsi="Times New Roman" w:cs="Times New Roman"/>
+          <w:color w:val="000000" w:themeColor="text1"/>
+        </w:rPr>
+        <w:br/>
+      </w:r>
+      <w:r>
+        <w:rPr>
+          <w:rStyle w:val="NormalTok"/>
+          <w:rFonts w:ascii="Times New Roman" w:hAnsi="Times New Roman" w:cs="Times New Roman"/>
+          <w:color w:val="000000" w:themeColor="text1"/>
+        </w:rPr>
+        <w:t xml:space="preserve">        result </w:t>
+      </w:r>
+      <w:r>
+        <w:rPr>
+          <w:rStyle w:val="OperatorTok"/>
+          <w:rFonts w:ascii="Times New Roman" w:hAnsi="Times New Roman" w:cs="Times New Roman"/>
+          <w:color w:val="000000" w:themeColor="text1"/>
+        </w:rPr>
+        <w:t>=</w:t>
+      </w:r>
+      <w:r>
+        <w:rPr>
+          <w:rStyle w:val="NormalTok"/>
+          <w:rFonts w:ascii="Times New Roman" w:hAnsi="Times New Roman" w:cs="Times New Roman"/>
+          <w:color w:val="000000" w:themeColor="text1"/>
+        </w:rPr>
+        <w:t xml:space="preserve"> get_y_2</w:t>
+      </w:r>
+      <w:r>
+        <w:rPr>
+          <w:rStyle w:val="OperatorTok"/>
+          <w:rFonts w:ascii="Times New Roman" w:hAnsi="Times New Roman" w:cs="Times New Roman"/>
+          <w:color w:val="000000" w:themeColor="text1"/>
+        </w:rPr>
+        <w:t>(</w:t>
+      </w:r>
+      <w:r>
+        <w:rPr>
+          <w:rStyle w:val="NormalTok"/>
+          <w:rFonts w:ascii="Times New Roman" w:hAnsi="Times New Roman" w:cs="Times New Roman"/>
+          <w:color w:val="000000" w:themeColor="text1"/>
+        </w:rPr>
+        <w:t>x</w:t>
+      </w:r>
+      <w:r>
+        <w:rPr>
+          <w:rStyle w:val="OperatorTok"/>
+          <w:rFonts w:ascii="Times New Roman" w:hAnsi="Times New Roman" w:cs="Times New Roman"/>
+          <w:color w:val="000000" w:themeColor="text1"/>
+        </w:rPr>
+        <w:t>);</w:t>
+      </w:r>
+      <w:r>
+        <w:rPr>
+          <w:rFonts w:ascii="Times New Roman" w:hAnsi="Times New Roman" w:cs="Times New Roman"/>
+          <w:color w:val="000000" w:themeColor="text1"/>
+        </w:rPr>
+        <w:br/>
+      </w:r>
+      <w:r>
+        <w:rPr>
+          <w:rStyle w:val="NormalTok"/>
+          <w:rFonts w:ascii="Times New Roman" w:hAnsi="Times New Roman" w:cs="Times New Roman"/>
+          <w:color w:val="000000" w:themeColor="text1"/>
+        </w:rPr>
+        <w:t xml:space="preserve">    </w:t>
+      </w:r>
+      <w:r>
+        <w:rPr>
+          <w:rStyle w:val="OperatorTok"/>
+          <w:rFonts w:ascii="Times New Roman" w:hAnsi="Times New Roman" w:cs="Times New Roman"/>
+          <w:color w:val="000000" w:themeColor="text1"/>
+        </w:rPr>
+        <w:t>}</w:t>
+      </w:r>
+      <w:r>
+        <w:rPr>
+          <w:rFonts w:ascii="Times New Roman" w:hAnsi="Times New Roman" w:cs="Times New Roman"/>
+          <w:color w:val="000000" w:themeColor="text1"/>
+        </w:rPr>
+        <w:br/>
+      </w:r>
+      <w:r>
+        <w:rPr>
+          <w:rStyle w:val="NormalTok"/>
+          <w:rFonts w:ascii="Times New Roman" w:hAnsi="Times New Roman" w:cs="Times New Roman"/>
+          <w:color w:val="000000" w:themeColor="text1"/>
+        </w:rPr>
+        <w:t xml:space="preserve">    </w:t>
+      </w:r>
+      <w:r>
+        <w:rPr>
+          <w:rFonts w:ascii="Times New Roman" w:hAnsi="Times New Roman" w:cs="Times New Roman"/>
+          <w:color w:val="000000" w:themeColor="text1"/>
+        </w:rPr>
+        <w:br/>
+      </w:r>
+      <w:r>
+        <w:rPr>
+          <w:rStyle w:val="NormalTok"/>
+          <w:rFonts w:ascii="Times New Roman" w:hAnsi="Times New Roman" w:cs="Times New Roman"/>
+          <w:color w:val="000000" w:themeColor="text1"/>
+        </w:rPr>
+        <w:t xml:space="preserve">    printf</w:t>
+      </w:r>
+      <w:r>
+        <w:rPr>
+          <w:rStyle w:val="OperatorTok"/>
+          <w:rFonts w:ascii="Times New Roman" w:hAnsi="Times New Roman" w:cs="Times New Roman"/>
+          <w:color w:val="000000" w:themeColor="text1"/>
+        </w:rPr>
+        <w:t>(</w:t>
+      </w:r>
+      <w:r>
+        <w:rPr>
+          <w:rStyle w:val="StringTok"/>
+          <w:rFonts w:ascii="Times New Roman" w:hAnsi="Times New Roman" w:cs="Times New Roman"/>
+          <w:color w:val="000000" w:themeColor="text1"/>
+        </w:rPr>
+        <w:t>"</w:t>
+      </w:r>
+      <w:r>
+        <w:rPr>
+          <w:rStyle w:val="SpecialCharTok"/>
+          <w:rFonts w:ascii="Times New Roman" w:hAnsi="Times New Roman" w:cs="Times New Roman"/>
+          <w:color w:val="000000" w:themeColor="text1"/>
+        </w:rPr>
+        <w:t>%lf\n</w:t>
+      </w:r>
+      <w:r>
+        <w:rPr>
+          <w:rStyle w:val="StringTok"/>
+          <w:rFonts w:ascii="Times New Roman" w:hAnsi="Times New Roman" w:cs="Times New Roman"/>
+          <w:color w:val="000000" w:themeColor="text1"/>
+        </w:rPr>
+        <w:t>"</w:t>
+      </w:r>
+      <w:r>
+        <w:rPr>
+          <w:rStyle w:val="OperatorTok"/>
+          <w:rFonts w:ascii="Times New Roman" w:hAnsi="Times New Roman" w:cs="Times New Roman"/>
+          <w:color w:val="000000" w:themeColor="text1"/>
+        </w:rPr>
+        <w:t>,</w:t>
+      </w:r>
+      <w:r>
+        <w:rPr>
+          <w:rStyle w:val="NormalTok"/>
+          <w:rFonts w:ascii="Times New Roman" w:hAnsi="Times New Roman" w:cs="Times New Roman"/>
+          <w:color w:val="000000" w:themeColor="text1"/>
+        </w:rPr>
+        <w:t xml:space="preserve"> result</w:t>
+      </w:r>
+      <w:r>
+        <w:rPr>
+          <w:rStyle w:val="OperatorTok"/>
+          <w:rFonts w:ascii="Times New Roman" w:hAnsi="Times New Roman" w:cs="Times New Roman"/>
+          <w:color w:val="000000" w:themeColor="text1"/>
+        </w:rPr>
+        <w:t>);</w:t>
+      </w:r>
+      <w:r>
+        <w:rPr>
+          <w:rFonts w:ascii="Times New Roman" w:hAnsi="Times New Roman" w:cs="Times New Roman"/>
+          <w:color w:val="000000" w:themeColor="text1"/>
+        </w:rPr>
+        <w:br/>
+      </w:r>
+      <w:r>
+        <w:rPr>
+          <w:rStyle w:val="NormalTok"/>
+          <w:rFonts w:ascii="Times New Roman" w:hAnsi="Times New Roman" w:cs="Times New Roman"/>
+          <w:color w:val="000000" w:themeColor="text1"/>
+        </w:rPr>
+        <w:t xml:space="preserve">    </w:t>
+      </w:r>
+      <w:r>
+        <w:rPr>
+          <w:rStyle w:val="ControlFlowTok"/>
+          <w:rFonts w:ascii="Times New Roman" w:hAnsi="Times New Roman" w:cs="Times New Roman"/>
+          <w:color w:val="000000" w:themeColor="text1"/>
+        </w:rPr>
+        <w:t>return</w:t>
+      </w:r>
+      <w:r>
+        <w:rPr>
+          <w:rStyle w:val="NormalTok"/>
+          <w:rFonts w:ascii="Times New Roman" w:hAnsi="Times New Roman" w:cs="Times New Roman"/>
+          <w:color w:val="000000" w:themeColor="text1"/>
+        </w:rPr>
+        <w:t xml:space="preserve"> </w:t>
+      </w:r>
+      <w:r>
+        <w:rPr>
+          <w:rStyle w:val="DecValTok"/>
+          <w:rFonts w:ascii="Times New Roman" w:hAnsi="Times New Roman" w:cs="Times New Roman"/>
+          <w:color w:val="000000" w:themeColor="text1"/>
+        </w:rPr>
+        <w:t>0</w:t>
+      </w:r>
+      <w:r>
+        <w:rPr>
+          <w:rStyle w:val="OperatorTok"/>
+          <w:rFonts w:ascii="Times New Roman" w:hAnsi="Times New Roman" w:cs="Times New Roman"/>
+          <w:color w:val="000000" w:themeColor="text1"/>
+        </w:rPr>
+        <w:t>;</w:t>
+      </w:r>
+      <w:r>
+        <w:rPr>
+          <w:rFonts w:ascii="Times New Roman" w:hAnsi="Times New Roman" w:cs="Times New Roman"/>
+          <w:color w:val="000000" w:themeColor="text1"/>
+        </w:rPr>
+        <w:br/>
+      </w:r>
+      <w:r>
+        <w:rPr>
+          <w:rStyle w:val="OperatorTok"/>
+          <w:rFonts w:ascii="Times New Roman" w:hAnsi="Times New Roman" w:cs="Times New Roman"/>
+          <w:color w:val="000000" w:themeColor="text1"/>
+        </w:rPr>
+        <w:t>}</w:t>
+      </w:r>
+    </w:p>
+    <w:p>
+      <w:pPr>
+        <w:pStyle w:val="FirstParagraph"/>
+        <w:rPr>
+          <w:rFonts w:ascii="Times New Roman" w:hAnsi="Times New Roman" w:cs="Times New Roman"/>
+          <w:color w:val="000000" w:themeColor="text1"/>
+          <w:lang w:val="ru-RU"/>
+        </w:rPr>
+      </w:pPr>
+      <w:r>
+        <w:rPr>
+          <w:rFonts w:ascii="Times New Roman" w:hAnsi="Times New Roman" w:cs="Times New Roman"/>
+          <w:color w:val="000000" w:themeColor="text1"/>
+          <w:lang w:val="ru-RU"/>
+        </w:rPr>
+        <w:t xml:space="preserve">Программа запрашивает число </w:t>
+      </w:r>
+      <w:r>
+        <w:rPr>
+          <w:rStyle w:val="VerbatimChar"/>
+          <w:rFonts w:ascii="Times New Roman" w:hAnsi="Times New Roman" w:cs="Times New Roman"/>
+          <w:color w:val="000000" w:themeColor="text1"/>
+        </w:rPr>
+        <w:t>x</w:t>
+      </w:r>
+      <w:r>
+        <w:rPr>
+          <w:rFonts w:ascii="Times New Roman" w:hAnsi="Times New Roman" w:cs="Times New Roman"/>
+          <w:color w:val="000000" w:themeColor="text1"/>
+          <w:lang w:val="ru-RU"/>
+        </w:rPr>
+        <w:t>, затем вычисляет значение функции:</w:t>
+      </w:r>
+    </w:p>
+    <w:p>
+      <w:pPr>
+        <w:pStyle w:val="Compact"/>
+        <w:rPr>
+          <w:rFonts w:ascii="Times New Roman" w:hAnsi="Times New Roman" w:cs="Times New Roman"/>
+          <w:color w:val="000000" w:themeColor="text1"/>
+          <w:lang w:val="ru-RU"/>
+        </w:rPr>
+      </w:pPr>
+      <w:r>
+        <w:rPr>
+          <w:rFonts w:ascii="Times New Roman" w:hAnsi="Times New Roman" w:cs="Times New Roman"/>
+          <w:color w:val="000000" w:themeColor="text1"/>
+          <w:lang w:val="ru-RU"/>
+        </w:rPr>
+        <w:t xml:space="preserve">при </w:t>
+      </w:r>
+      <w:r>
+        <w:rPr>
+          <w:rFonts w:ascii="Times New Roman" w:hAnsi="Times New Roman" w:cs="Times New Roman"/>
+          <w:b/>
+          <w:bCs/>
+          <w:color w:val="000000" w:themeColor="text1"/>
+        </w:rPr>
+        <w:t>x</w:t>
+      </w:r>
+      <w:r>
+        <w:rPr>
+          <w:rFonts w:ascii="Times New Roman" w:hAnsi="Times New Roman" w:cs="Times New Roman"/>
+          <w:b/>
+          <w:bCs/>
+          <w:color w:val="000000" w:themeColor="text1"/>
+          <w:lang w:val="ru-RU"/>
+        </w:rPr>
+        <w:t xml:space="preserve"> &lt; 2:</w:t>
+      </w:r>
+      <w:r>
+        <w:rPr>
+          <w:rFonts w:ascii="Times New Roman" w:hAnsi="Times New Roman" w:cs="Times New Roman"/>
+          <w:color w:val="000000" w:themeColor="text1"/>
+          <w:lang w:val="ru-RU"/>
+        </w:rPr>
+        <w:t xml:space="preserve"> </w:t>
+      </w:r>
+      <w:r>
+        <w:rPr>
+          <w:rStyle w:val="VerbatimChar"/>
+          <w:rFonts w:ascii="Times New Roman" w:hAnsi="Times New Roman" w:cs="Times New Roman"/>
+          <w:color w:val="000000" w:themeColor="text1"/>
+        </w:rPr>
+        <w:t>y</w:t>
+      </w:r>
+      <w:r>
+        <w:rPr>
+          <w:rStyle w:val="VerbatimChar"/>
+          <w:rFonts w:ascii="Times New Roman" w:hAnsi="Times New Roman" w:cs="Times New Roman"/>
+          <w:color w:val="000000" w:themeColor="text1"/>
+          <w:lang w:val="ru-RU"/>
+        </w:rPr>
+        <w:t xml:space="preserve"> = 1.5 * </w:t>
+      </w:r>
+      <w:r>
+        <w:rPr>
+          <w:rStyle w:val="VerbatimChar"/>
+          <w:rFonts w:ascii="Times New Roman" w:hAnsi="Times New Roman" w:cs="Times New Roman"/>
+          <w:color w:val="000000" w:themeColor="text1"/>
+        </w:rPr>
+        <w:t>cos</w:t>
+      </w:r>
+      <w:r>
+        <w:rPr>
+          <w:rStyle w:val="VerbatimChar"/>
+          <w:rFonts w:ascii="Times New Roman" w:hAnsi="Times New Roman" w:cs="Times New Roman"/>
+          <w:color w:val="000000" w:themeColor="text1"/>
+          <w:lang w:val="ru-RU"/>
+        </w:rPr>
+        <w:t>(</w:t>
+      </w:r>
+      <w:r>
+        <w:rPr>
+          <w:rStyle w:val="VerbatimChar"/>
+          <w:rFonts w:ascii="Times New Roman" w:hAnsi="Times New Roman" w:cs="Times New Roman"/>
+          <w:color w:val="000000" w:themeColor="text1"/>
+        </w:rPr>
+        <w:t>x</w:t>
+      </w:r>
+      <w:r>
+        <w:rPr>
+          <w:rStyle w:val="VerbatimChar"/>
+          <w:rFonts w:ascii="Times New Roman" w:hAnsi="Times New Roman" w:cs="Times New Roman"/>
+          <w:color w:val="000000" w:themeColor="text1"/>
+          <w:lang w:val="ru-RU"/>
+        </w:rPr>
+        <w:t xml:space="preserve">) * </w:t>
+      </w:r>
+      <w:r>
+        <w:rPr>
+          <w:rStyle w:val="VerbatimChar"/>
+          <w:rFonts w:ascii="Times New Roman" w:hAnsi="Times New Roman" w:cs="Times New Roman"/>
+          <w:color w:val="000000" w:themeColor="text1"/>
+        </w:rPr>
+        <w:t>cos</w:t>
+      </w:r>
+      <w:r>
+        <w:rPr>
+          <w:rStyle w:val="VerbatimChar"/>
+          <w:rFonts w:ascii="Times New Roman" w:hAnsi="Times New Roman" w:cs="Times New Roman"/>
+          <w:color w:val="000000" w:themeColor="text1"/>
+          <w:lang w:val="ru-RU"/>
+        </w:rPr>
+        <w:t>(</w:t>
+      </w:r>
+      <w:r>
+        <w:rPr>
+          <w:rStyle w:val="VerbatimChar"/>
+          <w:rFonts w:ascii="Times New Roman" w:hAnsi="Times New Roman" w:cs="Times New Roman"/>
+          <w:color w:val="000000" w:themeColor="text1"/>
+        </w:rPr>
+        <w:t>x</w:t>
+      </w:r>
+      <w:r>
+        <w:rPr>
+          <w:rStyle w:val="VerbatimChar"/>
+          <w:rFonts w:ascii="Times New Roman" w:hAnsi="Times New Roman" w:cs="Times New Roman"/>
+          <w:color w:val="000000" w:themeColor="text1"/>
+          <w:lang w:val="ru-RU"/>
+        </w:rPr>
+        <w:t>)</w:t>
+      </w:r>
+      <w:r>
+        <w:rPr>
+          <w:rFonts w:ascii="Times New Roman" w:hAnsi="Times New Roman" w:cs="Times New Roman"/>
+          <w:color w:val="000000" w:themeColor="text1"/>
+          <w:lang w:val="ru-RU"/>
+        </w:rPr>
+        <w:br/>
+        <w:t xml:space="preserve">при </w:t>
+      </w:r>
+      <w:r>
+        <w:rPr>
+          <w:rFonts w:ascii="Times New Roman" w:hAnsi="Times New Roman" w:cs="Times New Roman"/>
+          <w:b/>
+          <w:bCs/>
+          <w:color w:val="000000" w:themeColor="text1"/>
+        </w:rPr>
+        <w:t>x</w:t>
+      </w:r>
+      <w:r>
+        <w:rPr>
+          <w:rFonts w:ascii="Times New Roman" w:hAnsi="Times New Roman" w:cs="Times New Roman"/>
+          <w:b/>
+          <w:bCs/>
+          <w:color w:val="000000" w:themeColor="text1"/>
+          <w:lang w:val="ru-RU"/>
+        </w:rPr>
+        <w:t xml:space="preserve"> ≥ 2:</w:t>
+      </w:r>
+      <w:r>
+        <w:rPr>
+          <w:rFonts w:ascii="Times New Roman" w:hAnsi="Times New Roman" w:cs="Times New Roman"/>
+          <w:color w:val="000000" w:themeColor="text1"/>
+          <w:lang w:val="ru-RU"/>
+        </w:rPr>
+        <w:t xml:space="preserve"> </w:t>
+      </w:r>
+      <w:r>
+        <w:rPr>
+          <w:rStyle w:val="VerbatimChar"/>
+          <w:rFonts w:ascii="Times New Roman" w:hAnsi="Times New Roman" w:cs="Times New Roman"/>
+          <w:color w:val="000000" w:themeColor="text1"/>
+        </w:rPr>
+        <w:t>y</w:t>
+      </w:r>
+      <w:r>
+        <w:rPr>
+          <w:rStyle w:val="VerbatimChar"/>
+          <w:rFonts w:ascii="Times New Roman" w:hAnsi="Times New Roman" w:cs="Times New Roman"/>
+          <w:color w:val="000000" w:themeColor="text1"/>
+          <w:lang w:val="ru-RU"/>
+        </w:rPr>
+        <w:t xml:space="preserve"> = (</w:t>
+      </w:r>
+      <w:r>
+        <w:rPr>
+          <w:rStyle w:val="VerbatimChar"/>
+          <w:rFonts w:ascii="Times New Roman" w:hAnsi="Times New Roman" w:cs="Times New Roman"/>
+          <w:color w:val="000000" w:themeColor="text1"/>
+        </w:rPr>
+        <w:t>x</w:t>
+      </w:r>
+      <w:r>
+        <w:rPr>
+          <w:rStyle w:val="VerbatimChar"/>
+          <w:rFonts w:ascii="Times New Roman" w:hAnsi="Times New Roman" w:cs="Times New Roman"/>
+          <w:color w:val="000000" w:themeColor="text1"/>
+          <w:lang w:val="ru-RU"/>
+        </w:rPr>
+        <w:t>-2)² + 6</w:t>
+      </w:r>
+    </w:p>
+    <w:p>
+      <w:pPr>
+        <w:pStyle w:val="FirstParagraph"/>
+        <w:rPr>
+          <w:rFonts w:ascii="Times New Roman" w:hAnsi="Times New Roman" w:cs="Times New Roman"/>
+          <w:color w:val="000000" w:themeColor="text1"/>
+          <w:lang w:val="ru-RU"/>
+        </w:rPr>
+      </w:pPr>
+      <w:r>
+        <w:rPr>
+          <w:rFonts w:ascii="Times New Roman" w:hAnsi="Times New Roman" w:cs="Times New Roman"/>
+          <w:color w:val="000000" w:themeColor="text1"/>
+          <w:lang w:val="ru-RU"/>
+        </w:rPr>
+        <w:t>Результат выводится на экран.</w:t>
+      </w:r>
+    </w:p>
+    <w:p>
+      <w:pPr>
+        <w:pStyle w:val="2"/>
+        <w:rPr>
+          <w:rFonts w:ascii="Times New Roman" w:hAnsi="Times New Roman" w:cs="Times New Roman"/>
+          <w:color w:val="000000" w:themeColor="text1"/>
+          <w:lang w:val="ru-RU"/>
+        </w:rPr>
+      </w:pPr>
+      <w:bookmarkStart w:id="5" w:name="_Toc224231595"/>
+      <w:bookmarkStart w:id="6" w:name="компиляция-исполняемых-файлов"/>
+      <w:bookmarkEnd w:id="3"/>
+      <w:r>
+        <w:rPr>
+          <w:rFonts w:ascii="Times New Roman" w:hAnsi="Times New Roman" w:cs="Times New Roman"/>
+          <w:color w:val="000000" w:themeColor="text1"/>
+          <w:lang w:val="ru-RU"/>
+        </w:rPr>
+        <w:lastRenderedPageBreak/>
+        <w:t>2. КОМПИЛЯЦИЯ ИСПОЛНЯЕМЫХ ФАЙЛОВ</w:t>
+      </w:r>
+      <w:bookmarkEnd w:id="5"/>
+    </w:p>
+    <w:p>
+      <w:pPr>
+        <w:pStyle w:val="FirstParagraph"/>
+        <w:rPr>
+          <w:rFonts w:ascii="Times New Roman" w:hAnsi="Times New Roman" w:cs="Times New Roman"/>
+          <w:color w:val="000000" w:themeColor="text1"/>
+          <w:lang w:val="ru-RU"/>
+        </w:rPr>
+      </w:pPr>
+      <w:r>
+        <w:rPr>
+          <w:rFonts w:ascii="Times New Roman" w:hAnsi="Times New Roman" w:cs="Times New Roman"/>
+          <w:color w:val="000000" w:themeColor="text1"/>
+          <w:lang w:val="ru-RU"/>
+        </w:rPr>
+        <w:t xml:space="preserve">Для проведения исследования было скомпилировано </w:t>
+      </w:r>
+      <w:r>
+        <w:rPr>
+          <w:rFonts w:ascii="Times New Roman" w:hAnsi="Times New Roman" w:cs="Times New Roman"/>
+          <w:b/>
+          <w:bCs/>
+          <w:color w:val="000000" w:themeColor="text1"/>
+          <w:lang w:val="ru-RU"/>
+        </w:rPr>
+        <w:t xml:space="preserve">6 </w:t>
+      </w:r>
+      <w:r>
+        <w:rPr>
+          <w:rFonts w:ascii="Times New Roman" w:hAnsi="Times New Roman" w:cs="Times New Roman"/>
+          <w:b/>
+          <w:bCs/>
+          <w:color w:val="000000" w:themeColor="text1"/>
+          <w:lang w:val="ru-RU"/>
+        </w:rPr>
+        <w:t>исполняемых файлов</w:t>
       </w:r>
       <w:r>
         <w:rPr>
@@ -4695,21 +4517,12 @@
                 <w:color w:val="000000" w:themeColor="text1"/>
               </w:rPr>
             </w:pPr>
-            <w:proofErr w:type="spellStart"/>
-            <w:r>
-              <w:rPr>
-                <w:rFonts w:ascii="Times New Roman" w:hAnsi="Times New Roman" w:cs="Times New Roman"/>
-                <w:color w:val="000000" w:themeColor="text1"/>
-              </w:rPr>
-              <w:t>Имя</w:t>
-            </w:r>
-            <w:proofErr w:type="spellEnd"/>
-            <w:r>
-              <w:rPr>
-                <w:rFonts w:ascii="Times New Roman" w:hAnsi="Times New Roman" w:cs="Times New Roman"/>
-                <w:color w:val="000000" w:themeColor="text1"/>
-              </w:rPr>
-              <w:t xml:space="preserve"> файла</w:t>
+            <w:r>
+              <w:rPr>
+                <w:rFonts w:ascii="Times New Roman" w:hAnsi="Times New Roman" w:cs="Times New Roman"/>
+                <w:color w:val="000000" w:themeColor="text1"/>
+              </w:rPr>
+              <w:t>Имя файла</w:t>
             </w:r>
           </w:p>
         </w:tc>
@@ -4746,7 +4559,6 @@
                 <w:color w:val="000000" w:themeColor="text1"/>
               </w:rPr>
             </w:pPr>
-            <w:proofErr w:type="spellStart"/>
             <w:r>
               <w:rPr>
                 <w:rFonts w:ascii="Times New Roman" w:hAnsi="Times New Roman" w:cs="Times New Roman"/>
@@ -4754,7 +4566,6 @@
               </w:rPr>
               <w:t>Разрядность</w:t>
             </w:r>
-            <w:proofErr w:type="spellEnd"/>
           </w:p>
         </w:tc>
         <w:tc>
@@ -4769,7 +4580,6 @@
                 <w:color w:val="000000" w:themeColor="text1"/>
               </w:rPr>
             </w:pPr>
-            <w:proofErr w:type="spellStart"/>
             <w:r>
               <w:rPr>
                 <w:rFonts w:ascii="Times New Roman" w:hAnsi="Times New Roman" w:cs="Times New Roman"/>
@@ -4777,7 +4587,6 @@
               </w:rPr>
               <w:t>Режим</w:t>
             </w:r>
-            <w:proofErr w:type="spellEnd"/>
           </w:p>
         </w:tc>
       </w:tr>
@@ -5448,7 +5257,7 @@
           <w:bCs/>
           <w:noProof/>
           <w:color w:val="000000" w:themeColor="text1"/>
-          <w:lang w:val="ru-RU"/>
+          <w:lang w:val="ru-RU" w:eastAsia="ru-RU"/>
         </w:rPr>
         <w:drawing>
           <wp:inline distT="0" distB="0" distL="0" distR="0" wp14:anchorId="443EC440" wp14:editId="1C89BC6B">
@@ -5554,9 +5363,9 @@
           <w:lang w:val="ru-RU"/>
         </w:rPr>
       </w:pPr>
-      <w:bookmarkStart w:id="6" w:name="_Toc224231596"/>
-      <w:bookmarkStart w:id="7" w:name="анализ-инструментами"/>
-      <w:bookmarkEnd w:id="5"/>
+      <w:bookmarkStart w:id="7" w:name="_Toc224231596"/>
+      <w:bookmarkStart w:id="8" w:name="анализ-инструментами"/>
+      <w:bookmarkEnd w:id="6"/>
       <w:r>
         <w:rPr>
           <w:rFonts w:ascii="Times New Roman" w:hAnsi="Times New Roman" w:cs="Times New Roman"/>
@@ -5566,7 +5375,7 @@
         <w:lastRenderedPageBreak/>
         <w:t>3. АНАЛИЗ ИНСТРУМЕНТАМИ</w:t>
       </w:r>
-      <w:bookmarkEnd w:id="6"/>
+      <w:bookmarkEnd w:id="7"/>
     </w:p>
     <w:p>
       <w:pPr>
@@ -5741,8 +5550,8 @@
           <w:color w:val="000000" w:themeColor="text1"/>
         </w:rPr>
       </w:pPr>
-      <w:bookmarkStart w:id="8" w:name="_Toc224231597"/>
-      <w:bookmarkStart w:id="9" w:name="Xae0c7110b9bc47d55d5e32cc2fb652cc8770567"/>
+      <w:bookmarkStart w:id="9" w:name="_Toc224231597"/>
+      <w:bookmarkStart w:id="10" w:name="Xae0c7110b9bc47d55d5e32cc2fb652cc8770567"/>
       <w:r>
         <w:rPr>
           <w:rFonts w:ascii="Times New Roman" w:hAnsi="Times New Roman" w:cs="Times New Roman"/>
@@ -5781,7 +5590,7 @@
         </w:rPr>
         <w:t>)</w:t>
       </w:r>
-      <w:bookmarkEnd w:id="8"/>
+      <w:bookmarkEnd w:id="9"/>
     </w:p>
     <w:p>
       <w:pPr>
@@ -5866,7 +5675,6 @@
         </w:rPr>
         <w:t>), псевдокода (</w:t>
       </w:r>
-      <w:proofErr w:type="spellStart"/>
       <w:r>
         <w:rPr>
           <w:rStyle w:val="VerbatimChar"/>
@@ -5875,7 +5683,6 @@
         </w:rPr>
         <w:t>pdc</w:t>
       </w:r>
-      <w:proofErr w:type="spellEnd"/>
       <w:r>
         <w:rPr>
           <w:rFonts w:ascii="Times New Roman" w:hAnsi="Times New Roman" w:cs="Times New Roman"/>
@@ -5892,7 +5699,6 @@
         </w:rPr>
         <w:t xml:space="preserve"> и (</w:t>
       </w:r>
-      <w:proofErr w:type="spellStart"/>
       <w:r>
         <w:rPr>
           <w:rFonts w:ascii="Times New Roman" w:hAnsi="Times New Roman" w:cs="Times New Roman"/>
@@ -5900,7 +5706,6 @@
         </w:rPr>
         <w:t>pdi</w:t>
       </w:r>
-      <w:proofErr w:type="spellEnd"/>
       <w:r>
         <w:rPr>
           <w:rFonts w:ascii="Times New Roman" w:hAnsi="Times New Roman" w:cs="Times New Roman"/>
@@ -5971,6 +5776,7 @@
         <w:rPr>
           <w:rFonts w:ascii="Times New Roman" w:hAnsi="Times New Roman" w:cs="Times New Roman"/>
           <w:noProof/>
+          <w:lang w:val="ru-RU" w:eastAsia="ru-RU"/>
         </w:rPr>
         <w:drawing>
           <wp:inline distT="0" distB="0" distL="0" distR="0" wp14:anchorId="0750D06E" wp14:editId="4258B147">
@@ -6088,6 +5894,7 @@
         <w:rPr>
           <w:rFonts w:ascii="Times New Roman" w:hAnsi="Times New Roman" w:cs="Times New Roman"/>
           <w:noProof/>
+          <w:lang w:val="ru-RU" w:eastAsia="ru-RU"/>
         </w:rPr>
         <w:lastRenderedPageBreak/>
         <w:drawing>
@@ -6142,6 +5949,7 @@
         <w:rPr>
           <w:rFonts w:ascii="Times New Roman" w:hAnsi="Times New Roman" w:cs="Times New Roman"/>
           <w:noProof/>
+          <w:lang w:val="ru-RU" w:eastAsia="ru-RU"/>
         </w:rPr>
         <w:drawing>
           <wp:inline distT="0" distB="0" distL="0" distR="0" wp14:anchorId="5B67147B" wp14:editId="34D9551A">
@@ -6237,6 +6045,7 @@
         <w:rPr>
           <w:rFonts w:ascii="Times New Roman" w:hAnsi="Times New Roman" w:cs="Times New Roman"/>
           <w:noProof/>
+          <w:lang w:val="ru-RU" w:eastAsia="ru-RU"/>
         </w:rPr>
         <w:lastRenderedPageBreak/>
         <w:drawing>
@@ -6299,6 +6108,7 @@
         <w:rPr>
           <w:rFonts w:ascii="Times New Roman" w:hAnsi="Times New Roman" w:cs="Times New Roman"/>
           <w:noProof/>
+          <w:lang w:val="ru-RU" w:eastAsia="ru-RU"/>
         </w:rPr>
         <w:drawing>
           <wp:inline distT="0" distB="0" distL="0" distR="0" wp14:anchorId="133A1E09" wp14:editId="4999D07D">
@@ -6404,6 +6214,7 @@
         <w:rPr>
           <w:rFonts w:ascii="Times New Roman" w:hAnsi="Times New Roman" w:cs="Times New Roman"/>
           <w:noProof/>
+          <w:lang w:val="ru-RU" w:eastAsia="ru-RU"/>
         </w:rPr>
         <w:lastRenderedPageBreak/>
         <w:drawing>
@@ -6516,6 +6327,7 @@
         <w:rPr>
           <w:rFonts w:ascii="Times New Roman" w:hAnsi="Times New Roman" w:cs="Times New Roman"/>
           <w:noProof/>
+          <w:lang w:val="ru-RU" w:eastAsia="ru-RU"/>
         </w:rPr>
         <w:lastRenderedPageBreak/>
         <w:drawing>
@@ -6607,30 +6419,8 @@
         <w:rPr>
           <w:rFonts w:ascii="Times New Roman" w:hAnsi="Times New Roman" w:cs="Times New Roman"/>
         </w:rPr>
-        <w:t xml:space="preserve">VS 2022 clang_x64_debug Radare2 </w:t>
-      </w:r>
-      <w:proofErr w:type="spellStart"/>
-      <w:r>
-        <w:rPr>
-          <w:rFonts w:ascii="Times New Roman" w:hAnsi="Times New Roman" w:cs="Times New Roman"/>
-        </w:rPr>
-        <w:t>таблица</w:t>
-      </w:r>
-      <w:proofErr w:type="spellEnd"/>
-      <w:r>
-        <w:rPr>
-          <w:rFonts w:ascii="Times New Roman" w:hAnsi="Times New Roman" w:cs="Times New Roman"/>
-        </w:rPr>
-        <w:t xml:space="preserve"> </w:t>
-      </w:r>
-      <w:proofErr w:type="spellStart"/>
-      <w:r>
-        <w:rPr>
-          <w:rFonts w:ascii="Times New Roman" w:hAnsi="Times New Roman" w:cs="Times New Roman"/>
-        </w:rPr>
-        <w:t>импортов</w:t>
-      </w:r>
-      <w:proofErr w:type="spellEnd"/>
+        <w:t>VS 2022 clang_x64_debug Radare2 таблица импортов</w:t>
+      </w:r>
     </w:p>
     <w:p>
       <w:pPr>
@@ -6739,7 +6529,6 @@
         </w:rPr>
         <w:t xml:space="preserve"> начиналась с </w:t>
       </w:r>
-      <w:proofErr w:type="spellStart"/>
       <w:r>
         <w:rPr>
           <w:rStyle w:val="VerbatimChar"/>
@@ -6748,14 +6537,21 @@
         </w:rPr>
         <w:t>jmp</w:t>
       </w:r>
-      <w:proofErr w:type="spellEnd"/>
-      <w:r>
-        <w:rPr>
-          <w:rFonts w:ascii="Times New Roman" w:hAnsi="Times New Roman" w:cs="Times New Roman"/>
-          <w:color w:val="000000" w:themeColor="text1"/>
-          <w:lang w:val="ru-RU"/>
-        </w:rPr>
-        <w:t xml:space="preserve">, что требовало перехода по адресу назначения для получения реального кода. В </w:t>
+      <w:r>
+        <w:rPr>
+          <w:rFonts w:ascii="Times New Roman" w:hAnsi="Times New Roman" w:cs="Times New Roman"/>
+          <w:color w:val="000000" w:themeColor="text1"/>
+          <w:lang w:val="ru-RU"/>
+        </w:rPr>
+        <w:t>, что требовал</w:t>
+      </w:r>
+      <w:r>
+        <w:rPr>
+          <w:rFonts w:ascii="Times New Roman" w:hAnsi="Times New Roman" w:cs="Times New Roman"/>
+          <w:color w:val="000000" w:themeColor="text1"/>
+          <w:lang w:val="ru-RU"/>
+        </w:rPr>
+        <w:t xml:space="preserve">о перехода по адресу назначения для получения реального кода. В </w:t>
       </w:r>
       <w:r>
         <w:rPr>
@@ -6788,7 +6584,6 @@
         </w:rPr>
         <w:t xml:space="preserve"> имела отладочные символы (</w:t>
       </w:r>
-      <w:proofErr w:type="gramStart"/>
       <w:r>
         <w:rPr>
           <w:rStyle w:val="VerbatimChar"/>
@@ -6814,7 +6609,6 @@
         </w:rPr>
         <w:t>main</w:t>
       </w:r>
-      <w:proofErr w:type="gramEnd"/>
       <w:r>
         <w:rPr>
           <w:rFonts w:ascii="Times New Roman" w:hAnsi="Times New Roman" w:cs="Times New Roman"/>
@@ -6833,9 +6627,9 @@
           <w:lang w:val="ru-RU"/>
         </w:rPr>
       </w:pPr>
-      <w:bookmarkStart w:id="10" w:name="_Toc224231598"/>
-      <w:bookmarkStart w:id="11" w:name="X3230a990a2585785375b5014fcc302119178f7c"/>
-      <w:bookmarkEnd w:id="9"/>
+      <w:bookmarkStart w:id="11" w:name="_Toc224231598"/>
+      <w:bookmarkStart w:id="12" w:name="X3230a990a2585785375b5014fcc302119178f7c"/>
+      <w:bookmarkEnd w:id="10"/>
       <w:r>
         <w:rPr>
           <w:rFonts w:ascii="Times New Roman" w:hAnsi="Times New Roman" w:cs="Times New Roman"/>
@@ -6866,7 +6660,7 @@
         </w:rPr>
         <w:t>Pro</w:t>
       </w:r>
-      <w:bookmarkEnd w:id="10"/>
+      <w:bookmarkEnd w:id="11"/>
       <w:r>
         <w:rPr>
           <w:rFonts w:ascii="Times New Roman" w:hAnsi="Times New Roman" w:cs="Times New Roman"/>
@@ -6967,6 +6761,7 @@
           <w:color w:val="000000" w:themeColor="text1"/>
           <w:sz w:val="28"/>
           <w:szCs w:val="28"/>
+          <w:lang w:val="ru-RU" w:eastAsia="ru-RU"/>
         </w:rPr>
         <w:drawing>
           <wp:inline distT="0" distB="0" distL="0" distR="0" wp14:anchorId="0BBFFE1F" wp14:editId="5F849D03">
@@ -7198,6 +6993,7 @@
       <w:r>
         <w:rPr>
           <w:noProof/>
+          <w:lang w:val="ru-RU" w:eastAsia="ru-RU"/>
         </w:rPr>
         <w:lastRenderedPageBreak/>
         <w:drawing>
@@ -7264,6 +7060,7 @@
       <w:r>
         <w:rPr>
           <w:noProof/>
+          <w:lang w:val="ru-RU" w:eastAsia="ru-RU"/>
         </w:rPr>
         <w:drawing>
           <wp:inline distT="0" distB="0" distL="114300" distR="114300" wp14:anchorId="4CCCBD2F" wp14:editId="65828C0A">
@@ -8350,6 +8147,7 @@
       <w:r>
         <w:rPr>
           <w:noProof/>
+          <w:lang w:val="ru-RU" w:eastAsia="ru-RU"/>
         </w:rPr>
         <w:drawing>
           <wp:inline distT="0" distB="0" distL="114300" distR="114300" wp14:anchorId="7624A1FC" wp14:editId="64815233">
@@ -8415,6 +8213,7 @@
       <w:r>
         <w:rPr>
           <w:noProof/>
+          <w:lang w:val="ru-RU" w:eastAsia="ru-RU"/>
         </w:rPr>
         <w:drawing>
           <wp:inline distT="0" distB="0" distL="114300" distR="114300" wp14:anchorId="35F8CC86" wp14:editId="146C558F">
@@ -9036,23 +8835,13 @@
                 <w:lang w:val="ru-RU"/>
               </w:rPr>
             </w:pPr>
-            <w:proofErr w:type="spellStart"/>
-            <w:r>
-              <w:rPr>
-                <w:rFonts w:ascii="Times New Roman" w:hAnsi="Times New Roman" w:cs="Times New Roman"/>
-                <w:color w:val="000000" w:themeColor="text1"/>
-                <w:lang w:val="ru-RU"/>
-              </w:rPr>
-              <w:t>pop</w:t>
-            </w:r>
-            <w:proofErr w:type="spellEnd"/>
-            <w:r>
-              <w:rPr>
-                <w:rFonts w:ascii="Times New Roman" w:hAnsi="Times New Roman" w:cs="Times New Roman"/>
-                <w:color w:val="000000" w:themeColor="text1"/>
-                <w:lang w:val="ru-RU"/>
-              </w:rPr>
-              <w:t xml:space="preserve"> ecx</w:t>
+            <w:r>
+              <w:rPr>
+                <w:rFonts w:ascii="Times New Roman" w:hAnsi="Times New Roman" w:cs="Times New Roman"/>
+                <w:color w:val="000000" w:themeColor="text1"/>
+                <w:lang w:val="ru-RU"/>
+              </w:rPr>
+              <w:t>pop ecx</w:t>
             </w:r>
           </w:p>
         </w:tc>
@@ -9144,23 +8933,13 @@
                 <w:lang w:val="ru-RU"/>
               </w:rPr>
             </w:pPr>
-            <w:proofErr w:type="spellStart"/>
-            <w:r>
-              <w:rPr>
-                <w:rFonts w:ascii="Times New Roman" w:hAnsi="Times New Roman" w:cs="Times New Roman"/>
-                <w:color w:val="000000" w:themeColor="text1"/>
-                <w:lang w:val="ru-RU"/>
-              </w:rPr>
-              <w:t>xchg</w:t>
-            </w:r>
-            <w:proofErr w:type="spellEnd"/>
-            <w:r>
-              <w:rPr>
-                <w:rFonts w:ascii="Times New Roman" w:hAnsi="Times New Roman" w:cs="Times New Roman"/>
-                <w:color w:val="000000" w:themeColor="text1"/>
-                <w:lang w:val="ru-RU"/>
-              </w:rPr>
-              <w:t xml:space="preserve"> eax, esp</w:t>
+            <w:r>
+              <w:rPr>
+                <w:rFonts w:ascii="Times New Roman" w:hAnsi="Times New Roman" w:cs="Times New Roman"/>
+                <w:color w:val="000000" w:themeColor="text1"/>
+                <w:lang w:val="ru-RU"/>
+              </w:rPr>
+              <w:t>xchg eax, esp</w:t>
             </w:r>
           </w:p>
         </w:tc>
@@ -9445,7 +9224,6 @@
                 <w:lang w:val="ru-RU"/>
               </w:rPr>
             </w:pPr>
-            <w:proofErr w:type="spellStart"/>
             <w:r>
               <w:rPr>
                 <w:rFonts w:ascii="Times New Roman" w:hAnsi="Times New Roman" w:cs="Times New Roman"/>
@@ -9454,7 +9232,6 @@
               </w:rPr>
               <w:t>retn</w:t>
             </w:r>
-            <w:proofErr w:type="spellEnd"/>
           </w:p>
         </w:tc>
         <w:tc>
@@ -9564,6 +9341,7 @@
       <w:r>
         <w:rPr>
           <w:noProof/>
+          <w:lang w:val="ru-RU" w:eastAsia="ru-RU"/>
         </w:rPr>
         <w:drawing>
           <wp:inline distT="0" distB="0" distL="114300" distR="114300" wp14:anchorId="658128FA" wp14:editId="62951293">
@@ -9629,6 +9407,7 @@
       <w:r>
         <w:rPr>
           <w:noProof/>
+          <w:lang w:val="ru-RU" w:eastAsia="ru-RU"/>
         </w:rPr>
         <w:drawing>
           <wp:inline distT="0" distB="0" distL="114300" distR="114300" wp14:anchorId="08B66320" wp14:editId="7CE2CD08">
@@ -9902,7 +9681,6 @@
         </w:rPr>
         <w:t>Смещения ebp-1410h, ebp-1404h </w:t>
       </w:r>
-      <w:proofErr w:type="gramStart"/>
       <w:r>
         <w:rPr>
           <w:rFonts w:ascii="Times New Roman" w:hAnsi="Times New Roman" w:cs="Times New Roman"/>
@@ -9917,16 +9695,7 @@
           <w:color w:val="000000" w:themeColor="text1"/>
           <w:lang w:val="ru-RU"/>
         </w:rPr>
-        <w:t>это</w:t>
-      </w:r>
-      <w:proofErr w:type="gramEnd"/>
-      <w:r>
-        <w:rPr>
-          <w:rFonts w:ascii="Times New Roman" w:hAnsi="Times New Roman" w:cs="Times New Roman"/>
-          <w:color w:val="000000" w:themeColor="text1"/>
-          <w:lang w:val="ru-RU"/>
-        </w:rPr>
-        <w:t xml:space="preserve"> локальные переменные функции</w:t>
+        <w:t>это локальные переменные функции</w:t>
       </w:r>
     </w:p>
     <w:p>
@@ -9948,25 +9717,7 @@
           <w:color w:val="000000" w:themeColor="text1"/>
           <w:lang w:val="ru-RU"/>
         </w:rPr>
-        <w:t xml:space="preserve">Инструкция cmp </w:t>
-      </w:r>
-      <w:proofErr w:type="spellStart"/>
-      <w:r>
-        <w:rPr>
-          <w:rFonts w:ascii="Times New Roman" w:hAnsi="Times New Roman" w:cs="Times New Roman"/>
-          <w:color w:val="000000" w:themeColor="text1"/>
-          <w:lang w:val="ru-RU"/>
-        </w:rPr>
-        <w:t>edx</w:t>
-      </w:r>
-      <w:proofErr w:type="spellEnd"/>
-      <w:r>
-        <w:rPr>
-          <w:rFonts w:ascii="Times New Roman" w:hAnsi="Times New Roman" w:cs="Times New Roman"/>
-          <w:color w:val="000000" w:themeColor="text1"/>
-          <w:lang w:val="ru-RU"/>
-        </w:rPr>
-        <w:t>, [ebp-1424h] сравнивает регистр с другой локальной переменной</w:t>
+        <w:t>Инструкция cmp edx, [ebp-1424h] сравнивает регистр с другой локальной переменной</w:t>
       </w:r>
     </w:p>
     <w:p>
@@ -9982,23 +9733,13 @@
           <w:lang w:val="ru-RU"/>
         </w:rPr>
       </w:pPr>
-      <w:proofErr w:type="spellStart"/>
-      <w:r>
-        <w:rPr>
-          <w:rFonts w:ascii="Times New Roman" w:hAnsi="Times New Roman" w:cs="Times New Roman"/>
-          <w:color w:val="000000" w:themeColor="text1"/>
-          <w:lang w:val="ru-RU"/>
-        </w:rPr>
-        <w:t>jnb</w:t>
-      </w:r>
-      <w:proofErr w:type="spellEnd"/>
-      <w:r>
-        <w:rPr>
-          <w:rFonts w:ascii="Times New Roman" w:hAnsi="Times New Roman" w:cs="Times New Roman"/>
-          <w:color w:val="000000" w:themeColor="text1"/>
-          <w:lang w:val="ru-RU"/>
-        </w:rPr>
-        <w:t> </w:t>
+      <w:r>
+        <w:rPr>
+          <w:rFonts w:ascii="Times New Roman" w:hAnsi="Times New Roman" w:cs="Times New Roman"/>
+          <w:color w:val="000000" w:themeColor="text1"/>
+          <w:lang w:val="ru-RU"/>
+        </w:rPr>
+        <w:t>jnb </w:t>
       </w:r>
       <w:r>
         <w:rPr>
@@ -10014,35 +9755,7 @@
           <w:color w:val="000000" w:themeColor="text1"/>
           <w:lang w:val="ru-RU"/>
         </w:rPr>
-        <w:t>переход, если </w:t>
-      </w:r>
-      <w:proofErr w:type="spellStart"/>
-      <w:proofErr w:type="gramStart"/>
-      <w:r>
-        <w:rPr>
-          <w:rFonts w:ascii="Times New Roman" w:hAnsi="Times New Roman" w:cs="Times New Roman"/>
-          <w:color w:val="000000" w:themeColor="text1"/>
-          <w:lang w:val="ru-RU"/>
-        </w:rPr>
-        <w:t>edx</w:t>
-      </w:r>
-      <w:proofErr w:type="spellEnd"/>
-      <w:r>
-        <w:rPr>
-          <w:rFonts w:ascii="Times New Roman" w:hAnsi="Times New Roman" w:cs="Times New Roman"/>
-          <w:color w:val="000000" w:themeColor="text1"/>
-          <w:lang w:val="ru-RU"/>
-        </w:rPr>
-        <w:t>&gt;=</w:t>
-      </w:r>
-      <w:proofErr w:type="gramEnd"/>
-      <w:r>
-        <w:rPr>
-          <w:rFonts w:ascii="Times New Roman" w:hAnsi="Times New Roman" w:cs="Times New Roman"/>
-          <w:color w:val="000000" w:themeColor="text1"/>
-          <w:lang w:val="ru-RU"/>
-        </w:rPr>
-        <w:t xml:space="preserve"> [ebp-1424h] (беззнаковое)</w:t>
+        <w:t>переход, если edx&gt;= [ebp-1424h] (беззнаковое)</w:t>
       </w:r>
     </w:p>
     <w:p>
@@ -10088,6 +9801,7 @@
       <w:r>
         <w:rPr>
           <w:noProof/>
+          <w:lang w:val="ru-RU" w:eastAsia="ru-RU"/>
         </w:rPr>
         <w:drawing>
           <wp:inline distT="0" distB="0" distL="114300" distR="114300" wp14:anchorId="593BA7FA" wp14:editId="60A80613">
@@ -10153,6 +9867,7 @@
       <w:r>
         <w:rPr>
           <w:noProof/>
+          <w:lang w:val="ru-RU" w:eastAsia="ru-RU"/>
         </w:rPr>
         <w:drawing>
           <wp:inline distT="0" distB="0" distL="114300" distR="114300" wp14:anchorId="4C724355" wp14:editId="568DE639">
@@ -10310,25 +10025,7 @@
           <w:color w:val="000000" w:themeColor="text1"/>
           <w:lang w:val="ru-RU"/>
         </w:rPr>
-        <w:t xml:space="preserve">F6 FF </w:t>
-      </w:r>
-      <w:proofErr w:type="spellStart"/>
-      <w:r>
-        <w:rPr>
-          <w:rFonts w:ascii="Times New Roman" w:hAnsi="Times New Roman" w:cs="Times New Roman"/>
-          <w:color w:val="000000" w:themeColor="text1"/>
-          <w:lang w:val="ru-RU"/>
-        </w:rPr>
-        <w:t>FF</w:t>
-      </w:r>
-      <w:proofErr w:type="spellEnd"/>
-      <w:r>
-        <w:rPr>
-          <w:rFonts w:ascii="Times New Roman" w:hAnsi="Times New Roman" w:cs="Times New Roman"/>
-          <w:color w:val="000000" w:themeColor="text1"/>
-          <w:lang w:val="ru-RU"/>
-        </w:rPr>
-        <w:t xml:space="preserve"> 8B </w:t>
+        <w:t>F6 FF FF 8B </w:t>
       </w:r>
       <w:r>
         <w:rPr>
@@ -10507,61 +10204,7 @@
           <w:color w:val="000000" w:themeColor="text1"/>
           <w:lang w:val="ru-RU"/>
         </w:rPr>
-        <w:t xml:space="preserve">push </w:t>
-      </w:r>
-      <w:proofErr w:type="spellStart"/>
-      <w:r>
-        <w:rPr>
-          <w:rFonts w:ascii="Times New Roman" w:hAnsi="Times New Roman" w:cs="Times New Roman"/>
-          <w:color w:val="000000" w:themeColor="text1"/>
-          <w:lang w:val="ru-RU"/>
-        </w:rPr>
-        <w:t>ebx</w:t>
-      </w:r>
-      <w:proofErr w:type="spellEnd"/>
-      <w:r>
-        <w:rPr>
-          <w:rFonts w:ascii="Times New Roman" w:hAnsi="Times New Roman" w:cs="Times New Roman"/>
-          <w:color w:val="000000" w:themeColor="text1"/>
-          <w:lang w:val="ru-RU"/>
-        </w:rPr>
-        <w:t xml:space="preserve">, push </w:t>
-      </w:r>
-      <w:proofErr w:type="spellStart"/>
-      <w:r>
-        <w:rPr>
-          <w:rFonts w:ascii="Times New Roman" w:hAnsi="Times New Roman" w:cs="Times New Roman"/>
-          <w:color w:val="000000" w:themeColor="text1"/>
-          <w:lang w:val="ru-RU"/>
-        </w:rPr>
-        <w:t>esi</w:t>
-      </w:r>
-      <w:proofErr w:type="spellEnd"/>
-      <w:r>
-        <w:rPr>
-          <w:rFonts w:ascii="Times New Roman" w:hAnsi="Times New Roman" w:cs="Times New Roman"/>
-          <w:color w:val="000000" w:themeColor="text1"/>
-          <w:lang w:val="ru-RU"/>
-        </w:rPr>
-        <w:t xml:space="preserve">, push </w:t>
-      </w:r>
-      <w:proofErr w:type="spellStart"/>
-      <w:r>
-        <w:rPr>
-          <w:rFonts w:ascii="Times New Roman" w:hAnsi="Times New Roman" w:cs="Times New Roman"/>
-          <w:color w:val="000000" w:themeColor="text1"/>
-          <w:lang w:val="ru-RU"/>
-        </w:rPr>
-        <w:t>edi</w:t>
-      </w:r>
-      <w:proofErr w:type="spellEnd"/>
-      <w:r>
-        <w:rPr>
-          <w:rFonts w:ascii="Times New Roman" w:hAnsi="Times New Roman" w:cs="Times New Roman"/>
-          <w:color w:val="000000" w:themeColor="text1"/>
-          <w:lang w:val="ru-RU"/>
-        </w:rPr>
-        <w:t> (сохранение регистров)</w:t>
+        <w:t>push ebx, push esi, push edi (сохранение регистров)</w:t>
       </w:r>
     </w:p>
     <w:p>
@@ -12563,25 +12206,7 @@
                 <w:color w:val="000000" w:themeColor="text1"/>
                 <w:lang w:val="ru-RU"/>
               </w:rPr>
-              <w:t>Меняется при каждом переходе (</w:t>
-            </w:r>
-            <w:proofErr w:type="spellStart"/>
-            <w:r>
-              <w:rPr>
-                <w:rFonts w:ascii="Times New Roman" w:hAnsi="Times New Roman" w:cs="Times New Roman"/>
-                <w:color w:val="000000" w:themeColor="text1"/>
-                <w:lang w:val="ru-RU"/>
-              </w:rPr>
-              <w:t>jmp</w:t>
-            </w:r>
-            <w:proofErr w:type="spellEnd"/>
-            <w:r>
-              <w:rPr>
-                <w:rFonts w:ascii="Times New Roman" w:hAnsi="Times New Roman" w:cs="Times New Roman"/>
-                <w:color w:val="000000" w:themeColor="text1"/>
-                <w:lang w:val="ru-RU"/>
-              </w:rPr>
-              <w:t>, call, ret)</w:t>
+              <w:t>Меняется при каждом переходе (jmp, call, ret)</w:t>
             </w:r>
           </w:p>
         </w:tc>
@@ -12686,25 +12311,7 @@
                 <w:color w:val="000000" w:themeColor="text1"/>
                 <w:lang w:val="ru-RU"/>
               </w:rPr>
-              <w:t>Уменьшается при push/call, увеличивается при </w:t>
-            </w:r>
-            <w:proofErr w:type="spellStart"/>
-            <w:r>
-              <w:rPr>
-                <w:rFonts w:ascii="Times New Roman" w:hAnsi="Times New Roman" w:cs="Times New Roman"/>
-                <w:color w:val="000000" w:themeColor="text1"/>
-                <w:lang w:val="ru-RU"/>
-              </w:rPr>
-              <w:t>pop</w:t>
-            </w:r>
-            <w:proofErr w:type="spellEnd"/>
-            <w:r>
-              <w:rPr>
-                <w:rFonts w:ascii="Times New Roman" w:hAnsi="Times New Roman" w:cs="Times New Roman"/>
-                <w:color w:val="000000" w:themeColor="text1"/>
-                <w:lang w:val="ru-RU"/>
-              </w:rPr>
-              <w:t>/ret</w:t>
+              <w:t>Уменьшается при push/call, увеличивается при pop/ret</w:t>
             </w:r>
           </w:p>
         </w:tc>
@@ -13526,6 +13133,7 @@
       <w:r>
         <w:rPr>
           <w:noProof/>
+          <w:lang w:val="ru-RU" w:eastAsia="ru-RU"/>
         </w:rPr>
         <w:lastRenderedPageBreak/>
         <w:drawing>
@@ -13590,6 +13198,7 @@
       <w:r>
         <w:rPr>
           <w:noProof/>
+          <w:lang w:val="ru-RU" w:eastAsia="ru-RU"/>
         </w:rPr>
         <w:drawing>
           <wp:inline distT="0" distB="0" distL="114300" distR="114300" wp14:anchorId="149DB7B5" wp14:editId="51E9535A">
@@ -13940,9 +13549,9 @@
           <w:lang w:val="ru-RU"/>
         </w:rPr>
       </w:pPr>
-      <w:bookmarkStart w:id="12" w:name="_Toc224231599"/>
-      <w:bookmarkStart w:id="13" w:name="X022b5fcb4fe7d71ca20e71b3eb45a9c9f67838f"/>
-      <w:bookmarkEnd w:id="11"/>
+      <w:bookmarkStart w:id="13" w:name="_Toc224231599"/>
+      <w:bookmarkStart w:id="14" w:name="X022b5fcb4fe7d71ca20e71b3eb45a9c9f67838f"/>
+      <w:bookmarkEnd w:id="12"/>
       <w:r>
         <w:rPr>
           <w:rFonts w:ascii="Times New Roman" w:hAnsi="Times New Roman" w:cs="Times New Roman"/>
@@ -14024,7 +13633,7 @@
         </w:rPr>
         <w:t>)</w:t>
       </w:r>
-      <w:bookmarkEnd w:id="12"/>
+      <w:bookmarkEnd w:id="13"/>
     </w:p>
     <w:p>
       <w:pPr>
@@ -14043,7 +13652,17 @@
           <w:color w:val="000000" w:themeColor="text1"/>
           <w:lang w:val="ru-RU"/>
         </w:rPr>
-        <w:t>Что делали:</w:t>
+        <w:t>Что</w:t>
+      </w:r>
+      <w:r>
+        <w:rPr>
+          <w:rFonts w:ascii="Times New Roman" w:hAnsi="Times New Roman" w:cs="Times New Roman"/>
+          <w:b/>
+          <w:bCs/>
+          <w:color w:val="000000" w:themeColor="text1"/>
+          <w:lang w:val="ru-RU"/>
+        </w:rPr>
+        <w:t xml:space="preserve"> делали:</w:t>
       </w:r>
       <w:r>
         <w:rPr>
@@ -14151,6 +13770,7 @@
           <w:noProof/>
           <w:sz w:val="28"/>
           <w:szCs w:val="28"/>
+          <w:lang w:val="ru-RU" w:eastAsia="ru-RU"/>
         </w:rPr>
         <w:drawing>
           <wp:inline distT="0" distB="0" distL="0" distR="0" wp14:anchorId="69B4F14E" wp14:editId="5D9A19E0">
@@ -14429,9 +14049,9 @@
           <w:lang w:val="ru-RU"/>
         </w:rPr>
       </w:pPr>
-      <w:bookmarkStart w:id="14" w:name="_Toc224231600"/>
-      <w:bookmarkStart w:id="15" w:name="X6a22cb0d309aaba99fec183cae3ca2999bc1b29"/>
-      <w:bookmarkEnd w:id="13"/>
+      <w:bookmarkStart w:id="15" w:name="_Toc224231600"/>
+      <w:bookmarkStart w:id="16" w:name="X6a22cb0d309aaba99fec183cae3ca2999bc1b29"/>
+      <w:bookmarkEnd w:id="14"/>
       <w:r>
         <w:rPr>
           <w:rFonts w:ascii="Times New Roman" w:hAnsi="Times New Roman" w:cs="Times New Roman"/>
@@ -14555,7 +14175,7 @@
         </w:rPr>
         <w:t>)</w:t>
       </w:r>
-      <w:bookmarkEnd w:id="14"/>
+      <w:bookmarkEnd w:id="15"/>
     </w:p>
     <w:p>
       <w:pPr>
@@ -14583,6 +14203,13 @@
           <w:lang w:val="ru-RU"/>
         </w:rPr>
         <w:br/>
+      </w:r>
+      <w:r>
+        <w:rPr>
+          <w:rFonts w:ascii="Times New Roman" w:hAnsi="Times New Roman" w:cs="Times New Roman"/>
+          <w:color w:val="000000" w:themeColor="text1"/>
+          <w:lang w:val="ru-RU"/>
+        </w:rPr>
         <w:t xml:space="preserve">Файлы открывались в </w:t>
       </w:r>
       <w:r>
@@ -14644,6 +14271,7 @@
       <w:r>
         <w:rPr>
           <w:noProof/>
+          <w:lang w:val="ru-RU" w:eastAsia="ru-RU"/>
         </w:rPr>
         <w:drawing>
           <wp:inline distT="0" distB="0" distL="114300" distR="114300" wp14:anchorId="3E630E84" wp14:editId="7930AE46">
@@ -14715,7 +14343,6 @@
         </w:rPr>
         <w:t>-</w:t>
       </w:r>
-      <w:proofErr w:type="gramStart"/>
       <w:r>
         <w:rPr>
           <w:rFonts w:ascii="Times New Roman" w:hAnsi="Times New Roman" w:cs="Times New Roman"/>
@@ -14724,24 +14351,13 @@
           <w:color w:val="000000" w:themeColor="text1"/>
           <w:lang w:val="ru-RU"/>
         </w:rPr>
-        <w:t>Дизассемблер  x</w:t>
-      </w:r>
-      <w:proofErr w:type="gramEnd"/>
+        <w:t>Дизассемблер  x86</w:t>
+      </w:r>
       <w:r>
         <w:rPr>
           <w:rFonts w:ascii="Times New Roman" w:hAnsi="Times New Roman" w:cs="Times New Roman"/>
           <w:i/>
           <w:iCs/>
-          <w:color w:val="000000" w:themeColor="text1"/>
-          <w:lang w:val="ru-RU"/>
-        </w:rPr>
-        <w:t>86</w:t>
-      </w:r>
-      <w:r>
-        <w:rPr>
-          <w:rFonts w:ascii="Times New Roman" w:hAnsi="Times New Roman" w:cs="Times New Roman"/>
-          <w:i/>
-          <w:iCs/>
           <w:lang w:val="ru-RU"/>
         </w:rPr>
         <w:t>_debug</w:t>
@@ -14928,9 +14544,9 @@
           <w:lang w:val="ru-RU"/>
         </w:rPr>
       </w:pPr>
-      <w:bookmarkStart w:id="16" w:name="_Toc224231601"/>
-      <w:bookmarkStart w:id="17" w:name="X0d599d322111a896d3921c03c4f806edb5c7215"/>
-      <w:bookmarkEnd w:id="15"/>
+      <w:bookmarkStart w:id="17" w:name="_Toc224231601"/>
+      <w:bookmarkStart w:id="18" w:name="X0d599d322111a896d3921c03c4f806edb5c7215"/>
+      <w:bookmarkEnd w:id="16"/>
       <w:r>
         <w:rPr>
           <w:rFonts w:ascii="Times New Roman" w:hAnsi="Times New Roman" w:cs="Times New Roman"/>
@@ -15047,7 +14663,7 @@
         </w:rPr>
         <w:t>)</w:t>
       </w:r>
-      <w:bookmarkEnd w:id="16"/>
+      <w:bookmarkEnd w:id="17"/>
     </w:p>
     <w:p>
       <w:pPr>
@@ -15066,7 +14682,17 @@
           <w:color w:val="000000" w:themeColor="text1"/>
           <w:lang w:val="ru-RU"/>
         </w:rPr>
-        <w:t>Что делали:</w:t>
+        <w:t xml:space="preserve">Что </w:t>
+      </w:r>
+      <w:r>
+        <w:rPr>
+          <w:rFonts w:ascii="Times New Roman" w:hAnsi="Times New Roman" w:cs="Times New Roman"/>
+          <w:b/>
+          <w:bCs/>
+          <w:color w:val="000000" w:themeColor="text1"/>
+          <w:lang w:val="ru-RU"/>
+        </w:rPr>
+        <w:t>делали:</w:t>
       </w:r>
       <w:r>
         <w:rPr>
@@ -15174,6 +14800,7 @@
         <w:rPr>
           <w:rFonts w:ascii="Times New Roman" w:hAnsi="Times New Roman" w:cs="Times New Roman"/>
           <w:noProof/>
+          <w:lang w:val="ru-RU" w:eastAsia="ru-RU"/>
         </w:rPr>
         <w:lastRenderedPageBreak/>
         <w:drawing>
@@ -15254,6 +14881,7 @@
         <w:rPr>
           <w:rFonts w:ascii="Times New Roman" w:hAnsi="Times New Roman" w:cs="Times New Roman"/>
           <w:noProof/>
+          <w:lang w:val="ru-RU" w:eastAsia="ru-RU"/>
         </w:rPr>
         <w:drawing>
           <wp:inline distT="0" distB="0" distL="0" distR="0" wp14:anchorId="46B934E7" wp14:editId="1750D4EF">
@@ -15365,7 +14993,7 @@
           <w:rFonts w:ascii="Times New Roman" w:hAnsi="Times New Roman" w:cs="Times New Roman"/>
           <w:noProof/>
           <w:color w:val="000000" w:themeColor="text1"/>
-          <w:lang w:val="ru-RU"/>
+          <w:lang w:val="ru-RU" w:eastAsia="ru-RU"/>
         </w:rPr>
         <w:lastRenderedPageBreak/>
         <w:drawing>
@@ -15602,10 +15230,10 @@
           <w:lang w:val="ru-RU"/>
         </w:rPr>
       </w:pPr>
-      <w:bookmarkStart w:id="18" w:name="_Toc224231602"/>
-      <w:bookmarkStart w:id="19" w:name="сравнительный-анализ"/>
-      <w:bookmarkEnd w:id="7"/>
-      <w:bookmarkEnd w:id="17"/>
+      <w:bookmarkStart w:id="19" w:name="_Toc224231602"/>
+      <w:bookmarkStart w:id="20" w:name="сравнительный-анализ"/>
+      <w:bookmarkEnd w:id="8"/>
+      <w:bookmarkEnd w:id="18"/>
       <w:r>
         <w:rPr>
           <w:rFonts w:ascii="Times New Roman" w:hAnsi="Times New Roman" w:cs="Times New Roman"/>
@@ -15614,7 +15242,7 @@
         </w:rPr>
         <w:t>4. СРАВНИТЕЛЬНЫЙ АНАЛИЗ</w:t>
       </w:r>
-      <w:bookmarkEnd w:id="18"/>
+      <w:bookmarkEnd w:id="19"/>
     </w:p>
     <w:p>
       <w:pPr>
@@ -15625,8 +15253,8 @@
           <w:lang w:val="ru-RU"/>
         </w:rPr>
       </w:pPr>
-      <w:bookmarkStart w:id="20" w:name="_Toc224231603"/>
-      <w:bookmarkStart w:id="21" w:name="X357f308539ce2cfdf6bbbf2a96a5292fcee799e"/>
+      <w:bookmarkStart w:id="21" w:name="_Toc224231603"/>
+      <w:bookmarkStart w:id="22" w:name="X357f308539ce2cfdf6bbbf2a96a5292fcee799e"/>
       <w:r>
         <w:rPr>
           <w:rFonts w:ascii="Times New Roman" w:hAnsi="Times New Roman" w:cs="Times New Roman"/>
@@ -15695,7 +15323,7 @@
         </w:rPr>
         <w:t>64)</w:t>
       </w:r>
-      <w:bookmarkEnd w:id="20"/>
+      <w:bookmarkEnd w:id="21"/>
     </w:p>
     <w:p>
       <w:pPr>
@@ -15891,7 +15519,15 @@
           <w:color w:val="000000" w:themeColor="text1"/>
           <w:lang w:val="ru-RU"/>
         </w:rPr>
-        <w:t>. Анализировались различия в структуре кода, наличии отладочной информации, оптимизациях.</w:t>
+        <w:t xml:space="preserve">. Анализировались различия в структуре кода, </w:t>
+      </w:r>
+      <w:r>
+        <w:rPr>
+          <w:rFonts w:ascii="Times New Roman" w:hAnsi="Times New Roman" w:cs="Times New Roman"/>
+          <w:color w:val="000000" w:themeColor="text1"/>
+          <w:lang w:val="ru-RU"/>
+        </w:rPr>
+        <w:t>наличии отладочной информации, оптимизациях.</w:t>
       </w:r>
     </w:p>
     <w:p>
@@ -15910,6 +15546,7 @@
         <w:rPr>
           <w:rFonts w:ascii="Times New Roman" w:hAnsi="Times New Roman" w:cs="Times New Roman"/>
           <w:noProof/>
+          <w:lang w:val="ru-RU" w:eastAsia="ru-RU"/>
         </w:rPr>
         <w:lastRenderedPageBreak/>
         <w:drawing>
@@ -15965,6 +15602,7 @@
         <w:rPr>
           <w:rFonts w:ascii="Times New Roman" w:hAnsi="Times New Roman" w:cs="Times New Roman"/>
           <w:noProof/>
+          <w:lang w:val="ru-RU" w:eastAsia="ru-RU"/>
         </w:rPr>
         <w:drawing>
           <wp:inline distT="0" distB="0" distL="0" distR="0" wp14:anchorId="58462EB4" wp14:editId="36A1AE8C">
@@ -16102,6 +15740,7 @@
         <w:rPr>
           <w:rFonts w:ascii="Times New Roman" w:hAnsi="Times New Roman" w:cs="Times New Roman"/>
           <w:noProof/>
+          <w:lang w:val="ru-RU" w:eastAsia="ru-RU"/>
         </w:rPr>
         <w:lastRenderedPageBreak/>
         <w:drawing>
@@ -16164,6 +15803,7 @@
         <w:rPr>
           <w:rFonts w:ascii="Times New Roman" w:hAnsi="Times New Roman" w:cs="Times New Roman"/>
           <w:noProof/>
+          <w:lang w:val="ru-RU" w:eastAsia="ru-RU"/>
         </w:rPr>
         <w:drawing>
           <wp:inline distT="0" distB="0" distL="0" distR="0" wp14:anchorId="79E97D50" wp14:editId="0D796B23">
@@ -16295,6 +15935,7 @@
         <w:rPr>
           <w:rFonts w:ascii="Times New Roman" w:hAnsi="Times New Roman" w:cs="Times New Roman"/>
           <w:noProof/>
+          <w:lang w:val="ru-RU" w:eastAsia="ru-RU"/>
         </w:rPr>
         <w:lastRenderedPageBreak/>
         <w:drawing>
@@ -16350,6 +15991,7 @@
         <w:rPr>
           <w:rFonts w:ascii="Times New Roman" w:hAnsi="Times New Roman" w:cs="Times New Roman"/>
           <w:noProof/>
+          <w:lang w:val="ru-RU" w:eastAsia="ru-RU"/>
         </w:rPr>
         <w:lastRenderedPageBreak/>
         <w:drawing>
@@ -16403,6 +16045,7 @@
         <w:rPr>
           <w:rFonts w:ascii="Times New Roman" w:hAnsi="Times New Roman" w:cs="Times New Roman"/>
           <w:noProof/>
+          <w:lang w:val="ru-RU" w:eastAsia="ru-RU"/>
         </w:rPr>
         <w:drawing>
           <wp:inline distT="0" distB="0" distL="0" distR="0" wp14:anchorId="5DCD26E0" wp14:editId="28CA8537">
@@ -17000,9 +16643,9 @@
           <w:lang w:val="ru-RU"/>
         </w:rPr>
       </w:pPr>
-      <w:bookmarkStart w:id="22" w:name="_Toc224231604"/>
-      <w:bookmarkStart w:id="23" w:name="Xcc73034c809360167987945df0d38470d7675b4"/>
-      <w:bookmarkEnd w:id="21"/>
+      <w:bookmarkStart w:id="23" w:name="_Toc224231604"/>
+      <w:bookmarkStart w:id="24" w:name="Xcc73034c809360167987945df0d38470d7675b4"/>
+      <w:bookmarkEnd w:id="22"/>
       <w:r>
         <w:rPr>
           <w:rFonts w:ascii="Times New Roman" w:hAnsi="Times New Roman" w:cs="Times New Roman"/>
@@ -17026,7 +16669,7 @@
         </w:rPr>
         <w:t xml:space="preserve"> 2019)</w:t>
       </w:r>
-      <w:bookmarkEnd w:id="22"/>
+      <w:bookmarkEnd w:id="23"/>
     </w:p>
     <w:p>
       <w:pPr>
@@ -17271,6 +16914,7 @@
         <w:rPr>
           <w:rFonts w:ascii="Times New Roman" w:hAnsi="Times New Roman" w:cs="Times New Roman"/>
           <w:noProof/>
+          <w:lang w:val="ru-RU" w:eastAsia="ru-RU"/>
         </w:rPr>
         <w:drawing>
           <wp:inline distT="0" distB="0" distL="0" distR="0" wp14:anchorId="03BC4D09" wp14:editId="05547E92">
@@ -17325,6 +16969,7 @@
         <w:rPr>
           <w:rFonts w:ascii="Times New Roman" w:hAnsi="Times New Roman" w:cs="Times New Roman"/>
           <w:noProof/>
+          <w:lang w:val="ru-RU" w:eastAsia="ru-RU"/>
         </w:rPr>
         <w:lastRenderedPageBreak/>
         <w:drawing>
@@ -17486,6 +17131,7 @@
         <w:rPr>
           <w:rFonts w:ascii="Times New Roman" w:hAnsi="Times New Roman" w:cs="Times New Roman"/>
           <w:noProof/>
+          <w:lang w:val="ru-RU" w:eastAsia="ru-RU"/>
         </w:rPr>
         <w:drawing>
           <wp:inline distT="0" distB="0" distL="0" distR="0" wp14:anchorId="712B6AEE" wp14:editId="309BAB5E">
@@ -17547,6 +17193,7 @@
         <w:rPr>
           <w:rFonts w:ascii="Times New Roman" w:hAnsi="Times New Roman" w:cs="Times New Roman"/>
           <w:noProof/>
+          <w:lang w:val="ru-RU" w:eastAsia="ru-RU"/>
         </w:rPr>
         <w:lastRenderedPageBreak/>
         <w:drawing>
@@ -17603,7 +17250,6 @@
         </w:rPr>
         <w:t xml:space="preserve">Рисунок </w:t>
       </w:r>
-      <w:proofErr w:type="gramStart"/>
       <w:r>
         <w:rPr>
           <w:rFonts w:ascii="Times New Roman" w:hAnsi="Times New Roman" w:cs="Times New Roman"/>
@@ -17622,18 +17268,16 @@
           <w:color w:val="000000" w:themeColor="text1"/>
           <w:lang w:val="ru-RU"/>
         </w:rPr>
-        <w:t>7 - 32</w:t>
-      </w:r>
-      <w:proofErr w:type="gramEnd"/>
+        <w:t xml:space="preserve">7 - 32-битный код с </w:t>
+      </w:r>
       <w:r>
         <w:rPr>
           <w:rFonts w:ascii="Times New Roman" w:hAnsi="Times New Roman" w:cs="Times New Roman"/>
           <w:i/>
           <w:iCs/>
           <w:color w:val="000000" w:themeColor="text1"/>
-          <w:lang w:val="ru-RU"/>
-        </w:rPr>
-        <w:t xml:space="preserve">-битный код с </w:t>
+        </w:rPr>
+        <w:t>FPU</w:t>
       </w:r>
       <w:r>
         <w:rPr>
@@ -17641,10 +17285,15 @@
           <w:i/>
           <w:iCs/>
           <w:color w:val="000000" w:themeColor="text1"/>
-        </w:rPr>
-        <w:t>FPU</w:t>
-      </w:r>
-      <w:r>
+          <w:lang w:val="ru-RU"/>
+        </w:rPr>
+        <w:t>-инструкциями</w:t>
+      </w:r>
+    </w:p>
+    <w:p>
+      <w:pPr>
+        <w:pStyle w:val="a0"/>
+        <w:jc w:val="center"/>
         <w:rPr>
           <w:rFonts w:ascii="Times New Roman" w:hAnsi="Times New Roman" w:cs="Times New Roman"/>
           <w:i/>
@@ -17652,25 +17301,12 @@
           <w:color w:val="000000" w:themeColor="text1"/>
           <w:lang w:val="ru-RU"/>
         </w:rPr>
-        <w:t>-инструкциями</w:t>
-      </w:r>
-    </w:p>
-    <w:p>
-      <w:pPr>
-        <w:pStyle w:val="a0"/>
-        <w:jc w:val="center"/>
-        <w:rPr>
-          <w:rFonts w:ascii="Times New Roman" w:hAnsi="Times New Roman" w:cs="Times New Roman"/>
-          <w:i/>
-          <w:iCs/>
-          <w:color w:val="000000" w:themeColor="text1"/>
-          <w:lang w:val="ru-RU"/>
-        </w:rPr>
       </w:pPr>
       <w:r>
         <w:rPr>
           <w:rFonts w:ascii="Times New Roman" w:hAnsi="Times New Roman" w:cs="Times New Roman"/>
           <w:noProof/>
+          <w:lang w:val="ru-RU" w:eastAsia="ru-RU"/>
         </w:rPr>
         <w:drawing>
           <wp:inline distT="0" distB="0" distL="0" distR="0" wp14:anchorId="1BBB864D" wp14:editId="378DB38E">
@@ -17726,6 +17362,7 @@
         <w:rPr>
           <w:rFonts w:ascii="Times New Roman" w:hAnsi="Times New Roman" w:cs="Times New Roman"/>
           <w:noProof/>
+          <w:lang w:val="ru-RU" w:eastAsia="ru-RU"/>
         </w:rPr>
         <w:lastRenderedPageBreak/>
         <w:drawing>
@@ -17877,6 +17514,7 @@
         <w:rPr>
           <w:rFonts w:ascii="Times New Roman" w:hAnsi="Times New Roman" w:cs="Times New Roman"/>
           <w:noProof/>
+          <w:lang w:val="ru-RU" w:eastAsia="ru-RU"/>
         </w:rPr>
         <w:drawing>
           <wp:inline distT="0" distB="0" distL="0" distR="0" wp14:anchorId="56E284BC" wp14:editId="3882DF31">
@@ -17938,6 +17576,7 @@
         <w:rPr>
           <w:rFonts w:ascii="Times New Roman" w:hAnsi="Times New Roman" w:cs="Times New Roman"/>
           <w:noProof/>
+          <w:lang w:val="ru-RU" w:eastAsia="ru-RU"/>
         </w:rPr>
         <w:drawing>
           <wp:inline distT="0" distB="0" distL="0" distR="0" wp14:anchorId="55262E68" wp14:editId="20672882">
@@ -18201,7 +17840,6 @@
               </w:rPr>
               <w:t xml:space="preserve">, </w:t>
             </w:r>
-            <w:proofErr w:type="spellStart"/>
             <w:r>
               <w:rPr>
                 <w:rStyle w:val="VerbatimChar"/>
@@ -18210,7 +17848,6 @@
               </w:rPr>
               <w:t>ebx</w:t>
             </w:r>
-            <w:proofErr w:type="spellEnd"/>
             <w:r>
               <w:rPr>
                 <w:rFonts w:ascii="Times New Roman" w:hAnsi="Times New Roman" w:cs="Times New Roman"/>
@@ -18233,7 +17870,6 @@
               </w:rPr>
               <w:t xml:space="preserve">, </w:t>
             </w:r>
-            <w:proofErr w:type="spellStart"/>
             <w:r>
               <w:rPr>
                 <w:rStyle w:val="VerbatimChar"/>
@@ -18242,7 +17878,6 @@
               </w:rPr>
               <w:t>edx</w:t>
             </w:r>
-            <w:proofErr w:type="spellEnd"/>
           </w:p>
         </w:tc>
         <w:tc>
@@ -18272,7 +17907,6 @@
               </w:rPr>
               <w:t xml:space="preserve">, </w:t>
             </w:r>
-            <w:proofErr w:type="spellStart"/>
             <w:r>
               <w:rPr>
                 <w:rStyle w:val="VerbatimChar"/>
@@ -18281,7 +17915,6 @@
               </w:rPr>
               <w:t>rbx</w:t>
             </w:r>
-            <w:proofErr w:type="spellEnd"/>
             <w:r>
               <w:rPr>
                 <w:rFonts w:ascii="Times New Roman" w:hAnsi="Times New Roman" w:cs="Times New Roman"/>
@@ -18495,23 +18128,7 @@
                 <w:rFonts w:ascii="Times New Roman" w:hAnsi="Times New Roman" w:cs="Times New Roman"/>
                 <w:color w:val="000000" w:themeColor="text1"/>
               </w:rPr>
-              <w:t xml:space="preserve">Через </w:t>
-            </w:r>
-            <w:proofErr w:type="spellStart"/>
-            <w:r>
-              <w:rPr>
-                <w:rFonts w:ascii="Times New Roman" w:hAnsi="Times New Roman" w:cs="Times New Roman"/>
-                <w:color w:val="000000" w:themeColor="text1"/>
-              </w:rPr>
-              <w:t>стек</w:t>
-            </w:r>
-            <w:proofErr w:type="spellEnd"/>
-            <w:r>
-              <w:rPr>
-                <w:rFonts w:ascii="Times New Roman" w:hAnsi="Times New Roman" w:cs="Times New Roman"/>
-                <w:color w:val="000000" w:themeColor="text1"/>
-              </w:rPr>
-              <w:t xml:space="preserve"> (</w:t>
+              <w:t>Через стек (</w:t>
             </w:r>
             <w:r>
               <w:rPr>
@@ -18675,17 +18292,8 @@
                 <w:rFonts w:ascii="Times New Roman" w:hAnsi="Times New Roman" w:cs="Times New Roman"/>
                 <w:color w:val="000000" w:themeColor="text1"/>
               </w:rPr>
-              <w:t xml:space="preserve">32-битные </w:t>
-            </w:r>
-            <w:proofErr w:type="spellStart"/>
-            <w:r>
-              <w:rPr>
-                <w:rFonts w:ascii="Times New Roman" w:hAnsi="Times New Roman" w:cs="Times New Roman"/>
-                <w:color w:val="000000" w:themeColor="text1"/>
-              </w:rPr>
-              <w:t>адреса</w:t>
-            </w:r>
-            <w:proofErr w:type="spellEnd"/>
+              <w:t>32-битные адреса</w:t>
+            </w:r>
           </w:p>
         </w:tc>
         <w:tc>
@@ -18705,17 +18313,8 @@
                 <w:rFonts w:ascii="Times New Roman" w:hAnsi="Times New Roman" w:cs="Times New Roman"/>
                 <w:color w:val="000000" w:themeColor="text1"/>
               </w:rPr>
-              <w:t xml:space="preserve">64-битные </w:t>
-            </w:r>
-            <w:proofErr w:type="spellStart"/>
-            <w:r>
-              <w:rPr>
-                <w:rFonts w:ascii="Times New Roman" w:hAnsi="Times New Roman" w:cs="Times New Roman"/>
-                <w:color w:val="000000" w:themeColor="text1"/>
-              </w:rPr>
-              <w:t>адреса</w:t>
-            </w:r>
-            <w:proofErr w:type="spellEnd"/>
+              <w:t>64-битные адреса</w:t>
+            </w:r>
           </w:p>
         </w:tc>
       </w:tr>
@@ -18829,7 +18428,15 @@
           <w:color w:val="000000" w:themeColor="text1"/>
           <w:lang w:val="ru-RU"/>
         </w:rPr>
-        <w:t xml:space="preserve"> для работы с числами с плавающей точкой, больше регистров и иную систему передачи аргументов, что делает его потенциально более производительным, но и несколько сложнее для анализа по сравнению с 32-битным кодом, использующим </w:t>
+        <w:t xml:space="preserve"> для работы с числами с плавающей точкой, больше регистров и иную систему передачи аргументов, что делает его потенциально более прои</w:t>
+      </w:r>
+      <w:r>
+        <w:rPr>
+          <w:rFonts w:ascii="Times New Roman" w:hAnsi="Times New Roman" w:cs="Times New Roman"/>
+          <w:color w:val="000000" w:themeColor="text1"/>
+          <w:lang w:val="ru-RU"/>
+        </w:rPr>
+        <w:t xml:space="preserve">зводительным, но и несколько сложнее для анализа по сравнению с 32-битным кодом, использующим </w:t>
       </w:r>
       <w:r>
         <w:rPr>
@@ -18856,9 +18463,9 @@
           <w:lang w:val="ru-RU"/>
         </w:rPr>
       </w:pPr>
-      <w:bookmarkStart w:id="24" w:name="_Toc224231605"/>
-      <w:bookmarkStart w:id="25" w:name="X8f06e19812c5e89eb951287e6ecfd4e47ba7f09"/>
-      <w:bookmarkEnd w:id="23"/>
+      <w:bookmarkStart w:id="25" w:name="_Toc224231605"/>
+      <w:bookmarkStart w:id="26" w:name="X8f06e19812c5e89eb951287e6ecfd4e47ba7f09"/>
+      <w:bookmarkEnd w:id="24"/>
       <w:r>
         <w:rPr>
           <w:rFonts w:ascii="Times New Roman" w:hAnsi="Times New Roman" w:cs="Times New Roman"/>
@@ -18927,7 +18534,7 @@
         </w:rPr>
         <w:t>)</w:t>
       </w:r>
-      <w:bookmarkEnd w:id="24"/>
+      <w:bookmarkEnd w:id="25"/>
     </w:p>
     <w:p>
       <w:pPr>
@@ -18985,7 +18592,15 @@
           <w:color w:val="000000" w:themeColor="text1"/>
           <w:lang w:val="ru-RU"/>
         </w:rPr>
-        <w:t>64. Анализировались различия в прологах/эпилогах, именах функций, структуре кода.</w:t>
+        <w:t xml:space="preserve">64. </w:t>
+      </w:r>
+      <w:r>
+        <w:rPr>
+          <w:rFonts w:ascii="Times New Roman" w:hAnsi="Times New Roman" w:cs="Times New Roman"/>
+          <w:color w:val="000000" w:themeColor="text1"/>
+          <w:lang w:val="ru-RU"/>
+        </w:rPr>
+        <w:t>Анализировались различия в прологах/эпилогах, именах функций, структуре кода.</w:t>
       </w:r>
     </w:p>
     <w:p>
@@ -19004,6 +18619,7 @@
         <w:rPr>
           <w:rFonts w:ascii="Times New Roman" w:hAnsi="Times New Roman" w:cs="Times New Roman"/>
           <w:noProof/>
+          <w:lang w:val="ru-RU" w:eastAsia="ru-RU"/>
         </w:rPr>
         <w:drawing>
           <wp:inline distT="0" distB="0" distL="0" distR="0" wp14:anchorId="0691576F" wp14:editId="683F04E6">
@@ -19059,6 +18675,7 @@
         <w:rPr>
           <w:rFonts w:ascii="Times New Roman" w:hAnsi="Times New Roman" w:cs="Times New Roman"/>
           <w:noProof/>
+          <w:lang w:val="ru-RU" w:eastAsia="ru-RU"/>
         </w:rPr>
         <w:lastRenderedPageBreak/>
         <w:drawing>
@@ -19210,6 +18827,7 @@
         <w:rPr>
           <w:rFonts w:ascii="Times New Roman" w:hAnsi="Times New Roman" w:cs="Times New Roman"/>
           <w:noProof/>
+          <w:lang w:val="ru-RU" w:eastAsia="ru-RU"/>
         </w:rPr>
         <w:drawing>
           <wp:inline distT="0" distB="0" distL="0" distR="0" wp14:anchorId="7D07BA6C" wp14:editId="2C87B214">
@@ -19271,6 +18889,7 @@
         <w:rPr>
           <w:rFonts w:ascii="Times New Roman" w:hAnsi="Times New Roman" w:cs="Times New Roman"/>
           <w:noProof/>
+          <w:lang w:val="ru-RU" w:eastAsia="ru-RU"/>
         </w:rPr>
         <w:drawing>
           <wp:inline distT="0" distB="0" distL="0" distR="0" wp14:anchorId="6CC77205" wp14:editId="3A6E11F8">
@@ -19420,6 +19039,7 @@
         <w:rPr>
           <w:rFonts w:ascii="Times New Roman" w:hAnsi="Times New Roman" w:cs="Times New Roman"/>
           <w:noProof/>
+          <w:lang w:val="ru-RU" w:eastAsia="ru-RU"/>
         </w:rPr>
         <w:lastRenderedPageBreak/>
         <w:drawing>
@@ -19545,6 +19165,7 @@
         <w:rPr>
           <w:rFonts w:ascii="Times New Roman" w:hAnsi="Times New Roman" w:cs="Times New Roman"/>
           <w:noProof/>
+          <w:lang w:val="ru-RU" w:eastAsia="ru-RU"/>
         </w:rPr>
         <w:lastRenderedPageBreak/>
         <w:drawing>
@@ -19695,6 +19316,7 @@
         <w:rPr>
           <w:rFonts w:ascii="Times New Roman" w:hAnsi="Times New Roman" w:cs="Times New Roman"/>
           <w:noProof/>
+          <w:lang w:val="ru-RU" w:eastAsia="ru-RU"/>
         </w:rPr>
         <w:lastRenderedPageBreak/>
         <w:drawing>
@@ -19750,6 +19372,7 @@
         <w:rPr>
           <w:rFonts w:ascii="Times New Roman" w:hAnsi="Times New Roman" w:cs="Times New Roman"/>
           <w:noProof/>
+          <w:lang w:val="ru-RU" w:eastAsia="ru-RU"/>
         </w:rPr>
         <w:lastRenderedPageBreak/>
         <w:drawing>
@@ -19805,6 +19428,7 @@
         <w:rPr>
           <w:rFonts w:ascii="Times New Roman" w:hAnsi="Times New Roman" w:cs="Times New Roman"/>
           <w:noProof/>
+          <w:lang w:val="ru-RU" w:eastAsia="ru-RU"/>
         </w:rPr>
         <w:lastRenderedPageBreak/>
         <w:drawing>
@@ -19953,6 +19577,7 @@
         <w:rPr>
           <w:rFonts w:ascii="Times New Roman" w:hAnsi="Times New Roman" w:cs="Times New Roman"/>
           <w:noProof/>
+          <w:lang w:val="ru-RU" w:eastAsia="ru-RU"/>
         </w:rPr>
         <w:lastRenderedPageBreak/>
         <w:drawing>
@@ -20028,6 +19653,7 @@
         <w:rPr>
           <w:rFonts w:ascii="Times New Roman" w:hAnsi="Times New Roman" w:cs="Times New Roman"/>
           <w:noProof/>
+          <w:lang w:val="ru-RU" w:eastAsia="ru-RU"/>
         </w:rPr>
         <w:lastRenderedPageBreak/>
         <w:drawing>
@@ -20249,7 +19875,6 @@
                 <w:color w:val="000000" w:themeColor="text1"/>
               </w:rPr>
             </w:pPr>
-            <w:proofErr w:type="spellStart"/>
             <w:r>
               <w:rPr>
                 <w:rFonts w:ascii="Times New Roman" w:hAnsi="Times New Roman" w:cs="Times New Roman"/>
@@ -20257,7 +19882,6 @@
               </w:rPr>
               <w:t>Особенности</w:t>
             </w:r>
-            <w:proofErr w:type="spellEnd"/>
           </w:p>
         </w:tc>
       </w:tr>
@@ -20302,39 +19926,7 @@
                 <w:rFonts w:ascii="Times New Roman" w:hAnsi="Times New Roman" w:cs="Times New Roman"/>
                 <w:color w:val="000000" w:themeColor="text1"/>
               </w:rPr>
-              <w:t xml:space="preserve">Стандартный </w:t>
-            </w:r>
-            <w:proofErr w:type="spellStart"/>
-            <w:r>
-              <w:rPr>
-                <w:rFonts w:ascii="Times New Roman" w:hAnsi="Times New Roman" w:cs="Times New Roman"/>
-                <w:color w:val="000000" w:themeColor="text1"/>
-              </w:rPr>
-              <w:t>пролог</w:t>
-            </w:r>
-            <w:proofErr w:type="spellEnd"/>
-            <w:r>
-              <w:rPr>
-                <w:rFonts w:ascii="Times New Roman" w:hAnsi="Times New Roman" w:cs="Times New Roman"/>
-                <w:color w:val="000000" w:themeColor="text1"/>
-              </w:rPr>
-              <w:t xml:space="preserve">, </w:t>
-            </w:r>
-            <w:proofErr w:type="spellStart"/>
-            <w:r>
-              <w:rPr>
-                <w:rFonts w:ascii="Times New Roman" w:hAnsi="Times New Roman" w:cs="Times New Roman"/>
-                <w:color w:val="000000" w:themeColor="text1"/>
-              </w:rPr>
-              <w:t>вызов</w:t>
-            </w:r>
-            <w:proofErr w:type="spellEnd"/>
-            <w:r>
-              <w:rPr>
-                <w:rFonts w:ascii="Times New Roman" w:hAnsi="Times New Roman" w:cs="Times New Roman"/>
-                <w:color w:val="000000" w:themeColor="text1"/>
-              </w:rPr>
-              <w:t xml:space="preserve"> </w:t>
+              <w:t xml:space="preserve">Стандартный пролог, вызов </w:t>
             </w:r>
             <w:r>
               <w:rPr>
@@ -20342,56 +19934,14 @@
                 <w:rFonts w:ascii="Times New Roman" w:hAnsi="Times New Roman" w:cs="Times New Roman"/>
                 <w:color w:val="000000" w:themeColor="text1"/>
               </w:rPr>
-              <w:t>__</w:t>
-            </w:r>
-            <w:proofErr w:type="spellStart"/>
-            <w:r>
-              <w:rPr>
-                <w:rStyle w:val="VerbatimChar"/>
-                <w:rFonts w:ascii="Times New Roman" w:hAnsi="Times New Roman" w:cs="Times New Roman"/>
-                <w:color w:val="000000" w:themeColor="text1"/>
-              </w:rPr>
-              <w:t>security_init_cookie</w:t>
-            </w:r>
-            <w:proofErr w:type="spellEnd"/>
-            <w:r>
-              <w:rPr>
-                <w:rFonts w:ascii="Times New Roman" w:hAnsi="Times New Roman" w:cs="Times New Roman"/>
-                <w:color w:val="000000" w:themeColor="text1"/>
-              </w:rPr>
-              <w:t xml:space="preserve">, </w:t>
-            </w:r>
-            <w:proofErr w:type="spellStart"/>
-            <w:r>
-              <w:rPr>
-                <w:rFonts w:ascii="Times New Roman" w:hAnsi="Times New Roman" w:cs="Times New Roman"/>
-                <w:color w:val="000000" w:themeColor="text1"/>
-              </w:rPr>
-              <w:t>отладочные</w:t>
-            </w:r>
-            <w:proofErr w:type="spellEnd"/>
-            <w:r>
-              <w:rPr>
-                <w:rFonts w:ascii="Times New Roman" w:hAnsi="Times New Roman" w:cs="Times New Roman"/>
-                <w:color w:val="000000" w:themeColor="text1"/>
-              </w:rPr>
-              <w:t xml:space="preserve"> </w:t>
-            </w:r>
-            <w:proofErr w:type="spellStart"/>
-            <w:r>
-              <w:rPr>
-                <w:rFonts w:ascii="Times New Roman" w:hAnsi="Times New Roman" w:cs="Times New Roman"/>
-                <w:color w:val="000000" w:themeColor="text1"/>
-              </w:rPr>
-              <w:t>имена</w:t>
-            </w:r>
-            <w:proofErr w:type="spellEnd"/>
-            <w:r>
-              <w:rPr>
-                <w:rFonts w:ascii="Times New Roman" w:hAnsi="Times New Roman" w:cs="Times New Roman"/>
-                <w:color w:val="000000" w:themeColor="text1"/>
-              </w:rPr>
-              <w:t xml:space="preserve"> (</w:t>
+              <w:t>__security_init_cookie</w:t>
+            </w:r>
+            <w:r>
+              <w:rPr>
+                <w:rFonts w:ascii="Times New Roman" w:hAnsi="Times New Roman" w:cs="Times New Roman"/>
+                <w:color w:val="000000" w:themeColor="text1"/>
+              </w:rPr>
+              <w:t>, отладочные имена (</w:t>
             </w:r>
             <w:r>
               <w:rPr>
@@ -20908,10 +20458,10 @@
           <w:lang w:val="ru-RU"/>
         </w:rPr>
       </w:pPr>
-      <w:bookmarkStart w:id="26" w:name="_Toc224231606"/>
-      <w:bookmarkStart w:id="27" w:name="сводная-таблица-сравнения"/>
-      <w:bookmarkEnd w:id="19"/>
-      <w:bookmarkEnd w:id="25"/>
+      <w:bookmarkStart w:id="27" w:name="_Toc224231606"/>
+      <w:bookmarkStart w:id="28" w:name="сводная-таблица-сравнения"/>
+      <w:bookmarkEnd w:id="20"/>
+      <w:bookmarkEnd w:id="26"/>
       <w:r>
         <w:rPr>
           <w:rFonts w:ascii="Times New Roman" w:hAnsi="Times New Roman" w:cs="Times New Roman"/>
@@ -20920,7 +20470,7 @@
         </w:rPr>
         <w:t>5. СВОДНАЯ ТАБЛИЦА СРАВНЕНИЯ</w:t>
       </w:r>
-      <w:bookmarkEnd w:id="26"/>
+      <w:bookmarkEnd w:id="27"/>
     </w:p>
     <w:p>
       <w:pPr>
@@ -20931,17 +20481,25 @@
           <w:lang w:val="ru-RU"/>
         </w:rPr>
       </w:pPr>
-      <w:bookmarkStart w:id="28" w:name="_Toc224231607"/>
-      <w:bookmarkStart w:id="29" w:name="описание-таблицы"/>
-      <w:r>
-        <w:rPr>
-          <w:rFonts w:ascii="Times New Roman" w:hAnsi="Times New Roman" w:cs="Times New Roman"/>
-          <w:color w:val="000000" w:themeColor="text1"/>
-          <w:lang w:val="ru-RU"/>
-        </w:rPr>
-        <w:t>5.1. Описание таблицы</w:t>
-      </w:r>
-      <w:bookmarkEnd w:id="28"/>
+      <w:bookmarkStart w:id="29" w:name="_Toc224231607"/>
+      <w:bookmarkStart w:id="30" w:name="описание-таблицы"/>
+      <w:r>
+        <w:rPr>
+          <w:rFonts w:ascii="Times New Roman" w:hAnsi="Times New Roman" w:cs="Times New Roman"/>
+          <w:color w:val="000000" w:themeColor="text1"/>
+          <w:lang w:val="ru-RU"/>
+        </w:rPr>
+        <w:t xml:space="preserve">5.1. </w:t>
+      </w:r>
+      <w:r>
+        <w:rPr>
+          <w:rFonts w:ascii="Times New Roman" w:hAnsi="Times New Roman" w:cs="Times New Roman"/>
+          <w:color w:val="000000" w:themeColor="text1"/>
+          <w:lang w:val="ru-RU"/>
+        </w:rPr>
+        <w:t>Описание таблицы</w:t>
+      </w:r>
+      <w:bookmarkEnd w:id="29"/>
     </w:p>
     <w:p>
       <w:pPr>
@@ -21362,27 +20920,7 @@
           <w:bCs/>
           <w:color w:val="000000" w:themeColor="text1"/>
         </w:rPr>
-        <w:t xml:space="preserve">Обозначения </w:t>
-      </w:r>
-      <w:proofErr w:type="spellStart"/>
-      <w:r>
-        <w:rPr>
-          <w:rFonts w:ascii="Times New Roman" w:hAnsi="Times New Roman" w:cs="Times New Roman"/>
-          <w:b/>
-          <w:bCs/>
-          <w:color w:val="000000" w:themeColor="text1"/>
-        </w:rPr>
-        <w:t>строк</w:t>
-      </w:r>
-      <w:proofErr w:type="spellEnd"/>
-      <w:r>
-        <w:rPr>
-          <w:rFonts w:ascii="Times New Roman" w:hAnsi="Times New Roman" w:cs="Times New Roman"/>
-          <w:b/>
-          <w:bCs/>
-          <w:color w:val="000000" w:themeColor="text1"/>
-        </w:rPr>
-        <w:t>:</w:t>
+        <w:t>Обозначения строк:</w:t>
       </w:r>
     </w:p>
     <w:p>
@@ -21492,7 +21030,15 @@
           <w:color w:val="000000" w:themeColor="text1"/>
           <w:lang w:val="ru-RU"/>
         </w:rPr>
-        <w:t xml:space="preserve">количество строковых констант (из </w:t>
+        <w:t>коли</w:t>
+      </w:r>
+      <w:r>
+        <w:rPr>
+          <w:rFonts w:ascii="Times New Roman" w:hAnsi="Times New Roman" w:cs="Times New Roman"/>
+          <w:color w:val="000000" w:themeColor="text1"/>
+          <w:lang w:val="ru-RU"/>
+        </w:rPr>
+        <w:t xml:space="preserve">чество строковых констант (из </w:t>
       </w:r>
       <w:r>
         <w:rPr>
@@ -24356,9 +23902,9 @@
           <w:color w:val="000000" w:themeColor="text1"/>
         </w:rPr>
       </w:pPr>
-      <w:bookmarkStart w:id="30" w:name="_Toc224231608"/>
-      <w:bookmarkStart w:id="31" w:name="анализ-таблицы"/>
-      <w:bookmarkEnd w:id="29"/>
+      <w:bookmarkStart w:id="31" w:name="_Toc224231608"/>
+      <w:bookmarkStart w:id="32" w:name="анализ-таблицы"/>
+      <w:bookmarkEnd w:id="30"/>
       <w:r>
         <w:rPr>
           <w:rFonts w:ascii="Times New Roman" w:hAnsi="Times New Roman" w:cs="Times New Roman"/>
@@ -24366,7 +23912,7 @@
         </w:rPr>
         <w:t>5.2. Анализ таблицы</w:t>
       </w:r>
-      <w:bookmarkEnd w:id="30"/>
+      <w:bookmarkEnd w:id="31"/>
     </w:p>
     <w:p>
       <w:pPr>
@@ -24773,7 +24319,6 @@
         </w:rPr>
         <w:t> </w:t>
       </w:r>
-      <w:proofErr w:type="gramStart"/>
       <w:r>
         <w:rPr>
           <w:rFonts w:ascii="Times New Roman" w:hAnsi="Times New Roman" w:cs="Times New Roman"/>
@@ -24782,18 +24327,7 @@
           <w:color w:val="000000" w:themeColor="text1"/>
           <w:lang w:val="ru-RU"/>
         </w:rPr>
-        <w:t>22-25</w:t>
-      </w:r>
-      <w:proofErr w:type="gramEnd"/>
-      <w:r>
-        <w:rPr>
-          <w:rFonts w:ascii="Times New Roman" w:hAnsi="Times New Roman" w:cs="Times New Roman"/>
-          <w:b/>
-          <w:bCs/>
-          <w:color w:val="000000" w:themeColor="text1"/>
-          <w:lang w:val="ru-RU"/>
-        </w:rPr>
-        <w:t xml:space="preserve"> КБ</w:t>
+        <w:t>22-25 КБ</w:t>
       </w:r>
       <w:r>
         <w:rPr>
@@ -24877,29 +24411,7 @@
           <w:color w:val="000000" w:themeColor="text1"/>
           <w:lang w:val="ru-RU"/>
         </w:rPr>
-        <w:t>(</w:t>
-      </w:r>
-      <w:proofErr w:type="gramStart"/>
-      <w:r>
-        <w:rPr>
-          <w:rFonts w:ascii="Times New Roman" w:hAnsi="Times New Roman" w:cs="Times New Roman"/>
-          <w:b/>
-          <w:bCs/>
-          <w:color w:val="000000" w:themeColor="text1"/>
-          <w:lang w:val="ru-RU"/>
-        </w:rPr>
-        <w:t>21-46</w:t>
-      </w:r>
-      <w:proofErr w:type="gramEnd"/>
-      <w:r>
-        <w:rPr>
-          <w:rFonts w:ascii="Times New Roman" w:hAnsi="Times New Roman" w:cs="Times New Roman"/>
-          <w:b/>
-          <w:bCs/>
-          <w:color w:val="000000" w:themeColor="text1"/>
-          <w:lang w:val="ru-RU"/>
-        </w:rPr>
-        <w:t>%)</w:t>
+        <w:t>(21-46%)</w:t>
       </w:r>
       <w:r>
         <w:rPr>
@@ -25059,25 +24571,7 @@
           <w:color w:val="000000" w:themeColor="text1"/>
           <w:lang w:val="ru-RU"/>
         </w:rPr>
-        <w:t xml:space="preserve">. Это ожидаемо, так как программа использует одни и те же библиотечные функции (printf, scanf, cos, puts и </w:t>
-      </w:r>
-      <w:proofErr w:type="gramStart"/>
-      <w:r>
-        <w:rPr>
-          <w:rFonts w:ascii="Times New Roman" w:hAnsi="Times New Roman" w:cs="Times New Roman"/>
-          <w:color w:val="000000" w:themeColor="text1"/>
-          <w:lang w:val="ru-RU"/>
-        </w:rPr>
-        <w:t>т.д.</w:t>
-      </w:r>
-      <w:proofErr w:type="gramEnd"/>
-      <w:r>
-        <w:rPr>
-          <w:rFonts w:ascii="Times New Roman" w:hAnsi="Times New Roman" w:cs="Times New Roman"/>
-          <w:color w:val="000000" w:themeColor="text1"/>
-          <w:lang w:val="ru-RU"/>
-        </w:rPr>
-        <w:t>) независимо от компилятора.</w:t>
+        <w:t>. Это ожидаемо, так как программа использует одни и те же библиотечные функции (printf, scanf, cos, puts и т.д.) независимо от компилятора.</w:t>
       </w:r>
     </w:p>
     <w:p>
@@ -25241,21 +24735,7 @@
         <w:rPr>
           <w:lang w:val="ru-RU"/>
         </w:rPr>
-        <w:t xml:space="preserve">почти 4000, что в </w:t>
-      </w:r>
-      <w:proofErr w:type="gramStart"/>
-      <w:r>
-        <w:rPr>
-          <w:lang w:val="ru-RU"/>
-        </w:rPr>
-        <w:t>3-4</w:t>
-      </w:r>
-      <w:proofErr w:type="gramEnd"/>
-      <w:r>
-        <w:rPr>
-          <w:lang w:val="ru-RU"/>
-        </w:rPr>
-        <w:t xml:space="preserve"> раза больше, чем у CLANG и VS. Это важно учитывать при анализе программ, скомпилированных разными компиляторами.</w:t>
+        <w:t>почти 4000, что в 3-4 раза больше, чем у CLANG и VS. Это важно учитывать при анализе программ, скомпилированных разными компиляторами.</w:t>
       </w:r>
     </w:p>
     <w:p>
@@ -25295,21 +24775,7 @@
         <w:rPr>
           <w:lang w:val="ru-RU"/>
         </w:rPr>
-        <w:t xml:space="preserve"> (6.21) и большим количеством строковых констант (1096), что может указывать на особенности его </w:t>
-      </w:r>
-      <w:proofErr w:type="spellStart"/>
-      <w:r>
-        <w:rPr>
-          <w:lang w:val="ru-RU"/>
-        </w:rPr>
-        <w:t>рантайма</w:t>
-      </w:r>
-      <w:proofErr w:type="spellEnd"/>
-      <w:r>
-        <w:rPr>
-          <w:lang w:val="ru-RU"/>
-        </w:rPr>
-        <w:t>.</w:t>
+        <w:t> (6.21) и большим количеством строковых констант (1096), что может указывать на особенности его рантайма.</w:t>
       </w:r>
     </w:p>
     <w:p>
@@ -25387,37 +24853,8 @@
         <w:rPr>
           <w:lang w:val="ru-RU"/>
         </w:rPr>
-        <w:t> кода в Debug-версиях VS очень низкий (</w:t>
-      </w:r>
-      <w:proofErr w:type="gramStart"/>
-      <w:r>
-        <w:rPr>
-          <w:lang w:val="ru-RU"/>
-        </w:rPr>
-        <w:t>21-46</w:t>
-      </w:r>
-      <w:proofErr w:type="gramEnd"/>
-      <w:r>
-        <w:rPr>
-          <w:lang w:val="ru-RU"/>
-        </w:rPr>
-        <w:t xml:space="preserve">%), что означает, что </w:t>
-      </w:r>
-      <w:proofErr w:type="spellStart"/>
-      <w:r>
-        <w:rPr>
-          <w:lang w:val="ru-RU"/>
-        </w:rPr>
-        <w:t>бóльшая</w:t>
-      </w:r>
-      <w:proofErr w:type="spellEnd"/>
-      <w:r>
-        <w:rPr>
-          <w:lang w:val="ru-RU"/>
-        </w:rPr>
-        <w:t xml:space="preserve"> часть кода </w:t>
-      </w:r>
-      <w:proofErr w:type="gramStart"/>
+        <w:t xml:space="preserve"> кода в Debug-версиях VS очень низкий (21-46%), что означает, что бóльшая часть кода </w:t>
+      </w:r>
       <w:r>
         <w:rPr>
           <w:lang w:val="ru-RU"/>
@@ -25428,14 +24865,7 @@
         <w:rPr>
           <w:lang w:val="ru-RU"/>
         </w:rPr>
-        <w:t>это</w:t>
-      </w:r>
-      <w:proofErr w:type="gramEnd"/>
-      <w:r>
-        <w:rPr>
-          <w:lang w:val="ru-RU"/>
-        </w:rPr>
-        <w:t xml:space="preserve"> "мёртвый" отладочный код, не влияющий на логику программы.</w:t>
+        <w:t>это "мёртвый" отладочный код, не влияющий на логику программы.</w:t>
       </w:r>
     </w:p>
     <w:p>
@@ -25489,10 +24919,10 @@
           <w:lang w:val="ru-RU"/>
         </w:rPr>
       </w:pPr>
-      <w:bookmarkStart w:id="32" w:name="_Toc224231609"/>
-      <w:bookmarkStart w:id="33" w:name="заключение"/>
-      <w:bookmarkEnd w:id="27"/>
-      <w:bookmarkEnd w:id="31"/>
+      <w:bookmarkStart w:id="33" w:name="_Toc224231609"/>
+      <w:bookmarkStart w:id="34" w:name="заключение"/>
+      <w:bookmarkEnd w:id="28"/>
+      <w:bookmarkEnd w:id="32"/>
       <w:r>
         <w:rPr>
           <w:rFonts w:ascii="Times New Roman" w:hAnsi="Times New Roman" w:cs="Times New Roman"/>
@@ -25502,7 +24932,7 @@
         <w:lastRenderedPageBreak/>
         <w:t>6. ЗАКЛЮЧЕНИЕ</w:t>
       </w:r>
-      <w:bookmarkEnd w:id="32"/>
+      <w:bookmarkEnd w:id="33"/>
     </w:p>
     <w:p>
       <w:pPr>
@@ -25639,7 +25069,15 @@
           <w:color w:val="000000" w:themeColor="text1"/>
           <w:lang w:val="ru-RU"/>
         </w:rPr>
-        <w:t>. Проведён анализ 6 исполняемых файлов, скомпилированных в различных условиях.</w:t>
+        <w:t xml:space="preserve">. Проведён анализ 6 исполняемых файлов, </w:t>
+      </w:r>
+      <w:r>
+        <w:rPr>
+          <w:rFonts w:ascii="Times New Roman" w:hAnsi="Times New Roman" w:cs="Times New Roman"/>
+          <w:color w:val="000000" w:themeColor="text1"/>
+          <w:lang w:val="ru-RU"/>
+        </w:rPr>
+        <w:t>скомпилированных в различных условиях.</w:t>
       </w:r>
     </w:p>
     <w:p>
@@ -25714,7 +25152,15 @@
           <w:color w:val="000000" w:themeColor="text1"/>
           <w:lang w:val="ru-RU"/>
         </w:rPr>
-        <w:t>-версиях присутствуют отладочные символы, имена функций, что позволяет легко ориентироваться в коде.</w:t>
+        <w:t>-версиях присутствуют отладочные символы, имена функций, что позволяет легко о</w:t>
+      </w:r>
+      <w:r>
+        <w:rPr>
+          <w:rFonts w:ascii="Times New Roman" w:hAnsi="Times New Roman" w:cs="Times New Roman"/>
+          <w:color w:val="000000" w:themeColor="text1"/>
+          <w:lang w:val="ru-RU"/>
+        </w:rPr>
+        <w:t>риентироваться в коде.</w:t>
       </w:r>
     </w:p>
     <w:p>
@@ -25760,71 +25206,7 @@
           <w:rFonts w:ascii="Times New Roman" w:hAnsi="Times New Roman" w:cs="Times New Roman"/>
           <w:color w:val="000000" w:themeColor="text1"/>
         </w:rPr>
-        <w:t xml:space="preserve">Оптимизации включают встраивание функций, </w:t>
-      </w:r>
-      <w:proofErr w:type="spellStart"/>
-      <w:r>
-        <w:rPr>
-          <w:rFonts w:ascii="Times New Roman" w:hAnsi="Times New Roman" w:cs="Times New Roman"/>
-          <w:color w:val="000000" w:themeColor="text1"/>
-        </w:rPr>
-        <w:t>удаление</w:t>
-      </w:r>
-      <w:proofErr w:type="spellEnd"/>
-      <w:r>
-        <w:rPr>
-          <w:rFonts w:ascii="Times New Roman" w:hAnsi="Times New Roman" w:cs="Times New Roman"/>
-          <w:color w:val="000000" w:themeColor="text1"/>
-        </w:rPr>
-        <w:t xml:space="preserve"> «</w:t>
-      </w:r>
-      <w:proofErr w:type="spellStart"/>
-      <w:r>
-        <w:rPr>
-          <w:rFonts w:ascii="Times New Roman" w:hAnsi="Times New Roman" w:cs="Times New Roman"/>
-          <w:color w:val="000000" w:themeColor="text1"/>
-        </w:rPr>
-        <w:t>лишних</w:t>
-      </w:r>
-      <w:proofErr w:type="spellEnd"/>
-      <w:r>
-        <w:rPr>
-          <w:rFonts w:ascii="Times New Roman" w:hAnsi="Times New Roman" w:cs="Times New Roman"/>
-          <w:color w:val="000000" w:themeColor="text1"/>
-        </w:rPr>
-        <w:t xml:space="preserve">» </w:t>
-      </w:r>
-      <w:proofErr w:type="spellStart"/>
-      <w:r>
-        <w:rPr>
-          <w:rFonts w:ascii="Times New Roman" w:hAnsi="Times New Roman" w:cs="Times New Roman"/>
-          <w:color w:val="000000" w:themeColor="text1"/>
-        </w:rPr>
-        <w:t>инструкций</w:t>
-      </w:r>
-      <w:proofErr w:type="spellEnd"/>
-      <w:r>
-        <w:rPr>
-          <w:rFonts w:ascii="Times New Roman" w:hAnsi="Times New Roman" w:cs="Times New Roman"/>
-          <w:color w:val="000000" w:themeColor="text1"/>
-        </w:rPr>
-        <w:t xml:space="preserve">, </w:t>
-      </w:r>
-      <w:proofErr w:type="spellStart"/>
-      <w:r>
-        <w:rPr>
-          <w:rFonts w:ascii="Times New Roman" w:hAnsi="Times New Roman" w:cs="Times New Roman"/>
-          <w:color w:val="000000" w:themeColor="text1"/>
-        </w:rPr>
-        <w:t>перестановку</w:t>
-      </w:r>
-      <w:proofErr w:type="spellEnd"/>
-      <w:r>
-        <w:rPr>
-          <w:rFonts w:ascii="Times New Roman" w:hAnsi="Times New Roman" w:cs="Times New Roman"/>
-          <w:color w:val="000000" w:themeColor="text1"/>
-        </w:rPr>
-        <w:t xml:space="preserve"> кода.</w:t>
+        <w:t>Оптимизации включают встраивание функций, удаление «лишних» инструкций, перестановку кода.</w:t>
       </w:r>
     </w:p>
     <w:p>
@@ -25855,7 +25237,15 @@
           <w:color w:val="000000" w:themeColor="text1"/>
           <w:lang w:val="ru-RU"/>
         </w:rPr>
-        <w:t xml:space="preserve"> использует современные инструкции </w:t>
+        <w:t xml:space="preserve"> использует сов</w:t>
+      </w:r>
+      <w:r>
+        <w:rPr>
+          <w:rFonts w:ascii="Times New Roman" w:hAnsi="Times New Roman" w:cs="Times New Roman"/>
+          <w:color w:val="000000" w:themeColor="text1"/>
+          <w:lang w:val="ru-RU"/>
+        </w:rPr>
+        <w:t xml:space="preserve">ременные инструкции </w:t>
       </w:r>
       <w:r>
         <w:rPr>
@@ -25918,7 +25308,15 @@
           <w:color w:val="000000" w:themeColor="text1"/>
           <w:lang w:val="ru-RU"/>
         </w:rPr>
-        <w:t xml:space="preserve">), больше регистров и иную систему передачи аргументов (через регистры, а не через стек). Это делает его производительнее, но сложнее для понимания по сравнению с 32-битным кодом, использующим </w:t>
+        <w:t>), больше регистров и иную систему передачи аргументов (через регистры, а не через стек). Это делает его производительнее, но сложнее для понимания по сравнению с 32-битны</w:t>
+      </w:r>
+      <w:r>
+        <w:rPr>
+          <w:rFonts w:ascii="Times New Roman" w:hAnsi="Times New Roman" w:cs="Times New Roman"/>
+          <w:color w:val="000000" w:themeColor="text1"/>
+          <w:lang w:val="ru-RU"/>
+        </w:rPr>
+        <w:t xml:space="preserve">м кодом, использующим </w:t>
       </w:r>
       <w:r>
         <w:rPr>
@@ -26116,7 +25514,15 @@
           <w:color w:val="000000" w:themeColor="text1"/>
           <w:lang w:val="ru-RU"/>
         </w:rPr>
-        <w:t xml:space="preserve"> в 32-битной версии активно использует </w:t>
+        <w:t xml:space="preserve"> в 32-битной в</w:t>
+      </w:r>
+      <w:r>
+        <w:rPr>
+          <w:rFonts w:ascii="Times New Roman" w:hAnsi="Times New Roman" w:cs="Times New Roman"/>
+          <w:color w:val="000000" w:themeColor="text1"/>
+          <w:lang w:val="ru-RU"/>
+        </w:rPr>
+        <w:t xml:space="preserve">ерсии активно использует </w:t>
       </w:r>
       <w:r>
         <w:rPr>
@@ -26183,71 +25589,7 @@
           <w:rFonts w:ascii="Times New Roman" w:hAnsi="Times New Roman" w:cs="Times New Roman"/>
           <w:color w:val="000000" w:themeColor="text1"/>
         </w:rPr>
-        <w:t xml:space="preserve">Это </w:t>
-      </w:r>
-      <w:proofErr w:type="spellStart"/>
-      <w:r>
-        <w:rPr>
-          <w:rFonts w:ascii="Times New Roman" w:hAnsi="Times New Roman" w:cs="Times New Roman"/>
-          <w:color w:val="000000" w:themeColor="text1"/>
-        </w:rPr>
-        <w:t>важно</w:t>
-      </w:r>
-      <w:proofErr w:type="spellEnd"/>
-      <w:r>
-        <w:rPr>
-          <w:rFonts w:ascii="Times New Roman" w:hAnsi="Times New Roman" w:cs="Times New Roman"/>
-          <w:color w:val="000000" w:themeColor="text1"/>
-        </w:rPr>
-        <w:t xml:space="preserve"> </w:t>
-      </w:r>
-      <w:proofErr w:type="spellStart"/>
-      <w:r>
-        <w:rPr>
-          <w:rFonts w:ascii="Times New Roman" w:hAnsi="Times New Roman" w:cs="Times New Roman"/>
-          <w:color w:val="000000" w:themeColor="text1"/>
-        </w:rPr>
-        <w:t>учитывать</w:t>
-      </w:r>
-      <w:proofErr w:type="spellEnd"/>
-      <w:r>
-        <w:rPr>
-          <w:rFonts w:ascii="Times New Roman" w:hAnsi="Times New Roman" w:cs="Times New Roman"/>
-          <w:color w:val="000000" w:themeColor="text1"/>
-        </w:rPr>
-        <w:t xml:space="preserve"> при анализе бинарных файлов </w:t>
-      </w:r>
-      <w:proofErr w:type="spellStart"/>
-      <w:r>
-        <w:rPr>
-          <w:rFonts w:ascii="Times New Roman" w:hAnsi="Times New Roman" w:cs="Times New Roman"/>
-          <w:color w:val="000000" w:themeColor="text1"/>
-        </w:rPr>
-        <w:t>неизвестного</w:t>
-      </w:r>
-      <w:proofErr w:type="spellEnd"/>
-      <w:r>
-        <w:rPr>
-          <w:rFonts w:ascii="Times New Roman" w:hAnsi="Times New Roman" w:cs="Times New Roman"/>
-          <w:color w:val="000000" w:themeColor="text1"/>
-        </w:rPr>
-        <w:t xml:space="preserve"> </w:t>
-      </w:r>
-      <w:proofErr w:type="spellStart"/>
-      <w:r>
-        <w:rPr>
-          <w:rFonts w:ascii="Times New Roman" w:hAnsi="Times New Roman" w:cs="Times New Roman"/>
-          <w:color w:val="000000" w:themeColor="text1"/>
-        </w:rPr>
-        <w:t>происхождения</w:t>
-      </w:r>
-      <w:proofErr w:type="spellEnd"/>
-      <w:r>
-        <w:rPr>
-          <w:rFonts w:ascii="Times New Roman" w:hAnsi="Times New Roman" w:cs="Times New Roman"/>
-          <w:color w:val="000000" w:themeColor="text1"/>
-        </w:rPr>
-        <w:t>.</w:t>
+        <w:t>Это важно учитывать при анализе бинарных файлов неизвестного происхождения.</w:t>
       </w:r>
     </w:p>
     <w:p>
@@ -26335,7 +25677,15 @@
           <w:color w:val="000000" w:themeColor="text1"/>
           <w:lang w:val="ru-RU"/>
         </w:rPr>
-        <w:t>гибкость и мощность в консольном режиме, возможность автоматизации</w:t>
+        <w:t xml:space="preserve">гибкость и мощность в </w:t>
+      </w:r>
+      <w:r>
+        <w:rPr>
+          <w:rFonts w:ascii="Times New Roman" w:hAnsi="Times New Roman" w:cs="Times New Roman"/>
+          <w:color w:val="000000" w:themeColor="text1"/>
+          <w:lang w:val="ru-RU"/>
+        </w:rPr>
+        <w:t>консольном режиме, возможность автоматизации</w:t>
       </w:r>
     </w:p>
     <w:p>
@@ -26656,7 +26006,15 @@
           <w:color w:val="000000" w:themeColor="text1"/>
           <w:lang w:val="ru-RU"/>
         </w:rPr>
-        <w:t xml:space="preserve"> добавляет наибольшее количество служебных функций. Энтропия файлов находится в нормальных пределах (4–6), что указывает на отсутствие упаковки или шифрования.</w:t>
+        <w:t xml:space="preserve"> добавляет наибольшее количе</w:t>
+      </w:r>
+      <w:r>
+        <w:rPr>
+          <w:rFonts w:ascii="Times New Roman" w:hAnsi="Times New Roman" w:cs="Times New Roman"/>
+          <w:color w:val="000000" w:themeColor="text1"/>
+          <w:lang w:val="ru-RU"/>
+        </w:rPr>
+        <w:t>ство служебных функций. Энтропия файлов находится в нормальных пределах (4–6), что указывает на отсутствие упаковки или шифрования.</w:t>
       </w:r>
     </w:p>
     <w:p>
@@ -26674,10 +26032,18 @@
           <w:color w:val="000000" w:themeColor="text1"/>
           <w:lang w:val="ru-RU"/>
         </w:rPr>
-        <w:t>Полученные знания могут быть применены для анализа вредоносного ПО, поиска уязвимостей, изучения защищённости программного обеспечения, а также для восстановления алгоритмов работы программы при отсутствии исходного кода.</w:t>
+        <w:t xml:space="preserve">Полученные знания могут быть применены для анализа вредоносного ПО, поиска уязвимостей, изучения защищённости программного </w:t>
+      </w:r>
+      <w:r>
+        <w:rPr>
+          <w:rFonts w:ascii="Times New Roman" w:hAnsi="Times New Roman" w:cs="Times New Roman"/>
+          <w:color w:val="000000" w:themeColor="text1"/>
+          <w:lang w:val="ru-RU"/>
+        </w:rPr>
+        <w:t>обеспечения, а также для восстановления алгоритмов работы программы при отсутствии исходного кода.</w:t>
       </w:r>
       <w:bookmarkEnd w:id="0"/>
-      <w:bookmarkEnd w:id="33"/>
+      <w:bookmarkEnd w:id="34"/>
     </w:p>
     <w:sectPr>
       <w:pgSz w:w="12240" w:h="15840"/>
@@ -26689,7 +26055,7 @@
 </file>
 
 <file path=word/endnotes.xml><?xml version="1.0" encoding="utf-8"?>
-<w:endnotes xmlns:wpc="http://schemas.microsoft.com/office/word/2010/wordprocessingCanvas" xmlns:cx="http://schemas.microsoft.com/office/drawing/2014/chartex" xmlns:cx1="http://schemas.microsoft.com/office/drawing/2015/9/8/chartex" xmlns:cx2="http://schemas.microsoft.com/office/drawing/2015/10/21/chartex" xmlns:cx3="http://schemas.microsoft.com/office/drawing/2016/5/9/chartex" xmlns:cx4="http://schemas.microsoft.com/office/drawing/2016/5/10/chartex" xmlns:cx5="http://schemas.microsoft.com/office/drawing/2016/5/11/chartex" xmlns:cx6="http://schemas.microsoft.com/office/drawing/2016/5/12/chartex" xmlns:cx7="http://schemas.microsoft.com/office/drawing/2016/5/13/chartex" xmlns:cx8="http://schemas.microsoft.com/office/drawing/2016/5/14/chartex" xmlns:mc="http://schemas.openxmlformats.org/markup-compatibility/2006" xmlns:aink="http://schemas.microsoft.com/office/drawing/2016/ink" xmlns:am3d="http://schemas.microsoft.com/office/drawing/2017/model3d" xmlns:o="urn:schemas-microsoft-com:office:office" xmlns:oel="http://schemas.microsoft.com/office/2019/extlst" xmlns:r="http://schemas.openxmlformats.org/officeDocument/2006/relationships" xmlns:m="http://schemas.openxmlformats.org/officeDocument/2006/math" xmlns:v="urn:schemas-microsoft-com:vml" xmlns:wp14="http://schemas.microsoft.com/office/word/2010/wordprocessingDrawing" xmlns:wp="http://schemas.openxmlformats.org/drawingml/2006/wordprocessingDrawing" xmlns:w10="urn:schemas-microsoft-com:office:word" xmlns:w="http://schemas.openxmlformats.org/wordprocessingml/2006/main" xmlns:w14="http://schemas.microsoft.com/office/word/2010/wordml" xmlns:w15="http://schemas.microsoft.com/office/word/2012/wordml" xmlns:w16cex="http://schemas.microsoft.com/office/word/2018/wordml/cex" xmlns:w16cid="http://schemas.microsoft.com/office/word/2016/wordml/cid" xmlns:w16="http://schemas.microsoft.com/office/word/2018/wordml" xmlns:w16du="http://schemas.microsoft.com/office/word/2023/wordml/word16du" xmlns:w16sdtdh="http://schemas.microsoft.com/office/word/2020/wordml/sdtdatahash" xmlns:w16sdtfl="http://schemas.microsoft.com/office/word/2024/wordml/sdtformatlock" xmlns:w16se="http://schemas.microsoft.com/office/word/2015/wordml/symex" xmlns:wpg="http://schemas.microsoft.com/office/word/2010/wordprocessingGroup" xmlns:wpi="http://schemas.microsoft.com/office/word/2010/wordprocessingInk" xmlns:wne="http://schemas.microsoft.com/office/word/2006/wordml" xmlns:wps="http://schemas.microsoft.com/office/word/2010/wordprocessingShape" mc:Ignorable="w14 w15 w16se w16cid w16 w16cex w16sdtdh w16sdtfl w16du wp14">
+<w:endnotes xmlns:wpc="http://schemas.microsoft.com/office/word/2010/wordprocessingCanvas" xmlns:cx="http://schemas.microsoft.com/office/drawing/2014/chartex" xmlns:cx1="http://schemas.microsoft.com/office/drawing/2015/9/8/chartex" xmlns:mc="http://schemas.openxmlformats.org/markup-compatibility/2006" xmlns:o="urn:schemas-microsoft-com:office:office" xmlns:r="http://schemas.openxmlformats.org/officeDocument/2006/relationships" xmlns:m="http://schemas.openxmlformats.org/officeDocument/2006/math" xmlns:v="urn:schemas-microsoft-com:vml" xmlns:wp14="http://schemas.microsoft.com/office/word/2010/wordprocessingDrawing" xmlns:wp="http://schemas.openxmlformats.org/drawingml/2006/wordprocessingDrawing" xmlns:w10="urn:schemas-microsoft-com:office:word" xmlns:w="http://schemas.openxmlformats.org/wordprocessingml/2006/main" xmlns:w14="http://schemas.microsoft.com/office/word/2010/wordml" xmlns:w15="http://schemas.microsoft.com/office/word/2012/wordml" xmlns:w16se="http://schemas.microsoft.com/office/word/2015/wordml/symex" xmlns:wpg="http://schemas.microsoft.com/office/word/2010/wordprocessingGroup" xmlns:wpi="http://schemas.microsoft.com/office/word/2010/wordprocessingInk" xmlns:wne="http://schemas.microsoft.com/office/word/2006/wordml" xmlns:wps="http://schemas.microsoft.com/office/word/2010/wordprocessingShape" mc:Ignorable="w14 w15 w16se wp14">
   <w:endnote w:type="separator" w:id="-1">
     <w:p>
       <w:pPr>
@@ -26714,7 +26080,7 @@
 </file>
 
 <file path=word/footnotes.xml><?xml version="1.0" encoding="utf-8"?>
-<w:footnotes xmlns:wpc="http://schemas.microsoft.com/office/word/2010/wordprocessingCanvas" xmlns:cx="http://schemas.microsoft.com/office/drawing/2014/chartex" xmlns:cx1="http://schemas.microsoft.com/office/drawing/2015/9/8/chartex" xmlns:cx2="http://schemas.microsoft.com/office/drawing/2015/10/21/chartex" xmlns:cx3="http://schemas.microsoft.com/office/drawing/2016/5/9/chartex" xmlns:cx4="http://schemas.microsoft.com/office/drawing/2016/5/10/chartex" xmlns:cx5="http://schemas.microsoft.com/office/drawing/2016/5/11/chartex" xmlns:cx6="http://schemas.microsoft.com/office/drawing/2016/5/12/chartex" xmlns:cx7="http://schemas.microsoft.com/office/drawing/2016/5/13/chartex" xmlns:cx8="http://schemas.microsoft.com/office/drawing/2016/5/14/chartex" xmlns:mc="http://schemas.openxmlformats.org/markup-compatibility/2006" xmlns:aink="http://schemas.microsoft.com/office/drawing/2016/ink" xmlns:am3d="http://schemas.microsoft.com/office/drawing/2017/model3d" xmlns:o="urn:schemas-microsoft-com:office:office" xmlns:oel="http://schemas.microsoft.com/office/2019/extlst" xmlns:r="http://schemas.openxmlformats.org/officeDocument/2006/relationships" xmlns:m="http://schemas.openxmlformats.org/officeDocument/2006/math" xmlns:v="urn:schemas-microsoft-com:vml" xmlns:wp14="http://schemas.microsoft.com/office/word/2010/wordprocessingDrawing" xmlns:wp="http://schemas.openxmlformats.org/drawingml/2006/wordprocessingDrawing" xmlns:w10="urn:schemas-microsoft-com:office:word" xmlns:w="http://schemas.openxmlformats.org/wordprocessingml/2006/main" xmlns:w14="http://schemas.microsoft.com/office/word/2010/wordml" xmlns:w15="http://schemas.microsoft.com/office/word/2012/wordml" xmlns:w16cex="http://schemas.microsoft.com/office/word/2018/wordml/cex" xmlns:w16cid="http://schemas.microsoft.com/office/word/2016/wordml/cid" xmlns:w16="http://schemas.microsoft.com/office/word/2018/wordml" xmlns:w16du="http://schemas.microsoft.com/office/word/2023/wordml/word16du" xmlns:w16sdtdh="http://schemas.microsoft.com/office/word/2020/wordml/sdtdatahash" xmlns:w16sdtfl="http://schemas.microsoft.com/office/word/2024/wordml/sdtformatlock" xmlns:w16se="http://schemas.microsoft.com/office/word/2015/wordml/symex" xmlns:wpg="http://schemas.microsoft.com/office/word/2010/wordprocessingGroup" xmlns:wpi="http://schemas.microsoft.com/office/word/2010/wordprocessingInk" xmlns:wne="http://schemas.microsoft.com/office/word/2006/wordml" xmlns:wps="http://schemas.microsoft.com/office/word/2010/wordprocessingShape" mc:Ignorable="w14 w15 w16se w16cid w16 w16cex w16sdtdh w16sdtfl w16du wp14">
+<w:footnotes xmlns:wpc="http://schemas.microsoft.com/office/word/2010/wordprocessingCanvas" xmlns:cx="http://schemas.microsoft.com/office/drawing/2014/chartex" xmlns:cx1="http://schemas.microsoft.com/office/drawing/2015/9/8/chartex" xmlns:mc="http://schemas.openxmlformats.org/markup-compatibility/2006" xmlns:o="urn:schemas-microsoft-com:office:office" xmlns:r="http://schemas.openxmlformats.org/officeDocument/2006/relationships" xmlns:m="http://schemas.openxmlformats.org/officeDocument/2006/math" xmlns:v="urn:schemas-microsoft-com:vml" xmlns:wp14="http://schemas.microsoft.com/office/word/2010/wordprocessingDrawing" xmlns:wp="http://schemas.openxmlformats.org/drawingml/2006/wordprocessingDrawing" xmlns:w10="urn:schemas-microsoft-com:office:word" xmlns:w="http://schemas.openxmlformats.org/wordprocessingml/2006/main" xmlns:w14="http://schemas.microsoft.com/office/word/2010/wordml" xmlns:w15="http://schemas.microsoft.com/office/word/2012/wordml" xmlns:w16se="http://schemas.microsoft.com/office/word/2015/wordml/symex" xmlns:wpg="http://schemas.microsoft.com/office/word/2010/wordprocessingGroup" xmlns:wpi="http://schemas.microsoft.com/office/word/2010/wordprocessingInk" xmlns:wne="http://schemas.microsoft.com/office/word/2006/wordml" xmlns:wps="http://schemas.microsoft.com/office/word/2010/wordprocessingShape" mc:Ignorable="w14 w15 w16se wp14">
   <w:footnote w:type="separator" w:id="-1">
     <w:p>
       <w:r>
@@ -26733,7 +26099,7 @@
 </file>
 
 <file path=word/numbering.xml><?xml version="1.0" encoding="utf-8"?>
-<w:numbering xmlns:wpc="http://schemas.microsoft.com/office/word/2010/wordprocessingCanvas" xmlns:cx="http://schemas.microsoft.com/office/drawing/2014/chartex" xmlns:cx1="http://schemas.microsoft.com/office/drawing/2015/9/8/chartex" xmlns:cx2="http://schemas.microsoft.com/office/drawing/2015/10/21/chartex" xmlns:cx3="http://schemas.microsoft.com/office/drawing/2016/5/9/chartex" xmlns:cx4="http://schemas.microsoft.com/office/drawing/2016/5/10/chartex" xmlns:cx5="http://schemas.microsoft.com/office/drawing/2016/5/11/chartex" xmlns:cx6="http://schemas.microsoft.com/office/drawing/2016/5/12/chartex" xmlns:cx7="http://schemas.microsoft.com/office/drawing/2016/5/13/chartex" xmlns:cx8="http://schemas.microsoft.com/office/drawing/2016/5/14/chartex" xmlns:mc="http://schemas.openxmlformats.org/markup-compatibility/2006" xmlns:aink="http://schemas.microsoft.com/office/drawing/2016/ink" xmlns:am3d="http://schemas.microsoft.com/office/drawing/2017/model3d" xmlns:o="urn:schemas-microsoft-com:office:office" xmlns:oel="http://schemas.microsoft.com/office/2019/extlst" xmlns:r="http://schemas.openxmlformats.org/officeDocument/2006/relationships" xmlns:m="http://schemas.openxmlformats.org/officeDocument/2006/math" xmlns:v="urn:schemas-microsoft-com:vml" xmlns:wp14="http://schemas.microsoft.com/office/word/2010/wordprocessingDrawing" xmlns:wp="http://schemas.openxmlformats.org/drawingml/2006/wordprocessingDrawing" xmlns:w10="urn:schemas-microsoft-com:office:word" xmlns:w="http://schemas.openxmlformats.org/wordprocessingml/2006/main" xmlns:w14="http://schemas.microsoft.com/office/word/2010/wordml" xmlns:w15="http://schemas.microsoft.com/office/word/2012/wordml" xmlns:w16cex="http://schemas.microsoft.com/office/word/2018/wordml/cex" xmlns:w16cid="http://schemas.microsoft.com/office/word/2016/wordml/cid" xmlns:w16="http://schemas.microsoft.com/office/word/2018/wordml" xmlns:w16du="http://schemas.microsoft.com/office/word/2023/wordml/word16du" xmlns:w16sdtdh="http://schemas.microsoft.com/office/word/2020/wordml/sdtdatahash" xmlns:w16sdtfl="http://schemas.microsoft.com/office/word/2024/wordml/sdtformatlock" xmlns:w16se="http://schemas.microsoft.com/office/word/2015/wordml/symex" xmlns:wpg="http://schemas.microsoft.com/office/word/2010/wordprocessingGroup" xmlns:wpi="http://schemas.microsoft.com/office/word/2010/wordprocessingInk" xmlns:wne="http://schemas.microsoft.com/office/word/2006/wordml" xmlns:wps="http://schemas.microsoft.com/office/word/2010/wordprocessingShape" mc:Ignorable="w14 w15 w16se w16cid w16 w16cex w16sdtdh w16sdtfl w16du wp14">
+<w:numbering xmlns:wpc="http://schemas.microsoft.com/office/word/2010/wordprocessingCanvas" xmlns:cx="http://schemas.microsoft.com/office/drawing/2014/chartex" xmlns:cx1="http://schemas.microsoft.com/office/drawing/2015/9/8/chartex" xmlns:mc="http://schemas.openxmlformats.org/markup-compatibility/2006" xmlns:o="urn:schemas-microsoft-com:office:office" xmlns:r="http://schemas.openxmlformats.org/officeDocument/2006/relationships" xmlns:m="http://schemas.openxmlformats.org/officeDocument/2006/math" xmlns:v="urn:schemas-microsoft-com:vml" xmlns:wp14="http://schemas.microsoft.com/office/word/2010/wordprocessingDrawing" xmlns:wp="http://schemas.openxmlformats.org/drawingml/2006/wordprocessingDrawing" xmlns:w10="urn:schemas-microsoft-com:office:word" xmlns:w="http://schemas.openxmlformats.org/wordprocessingml/2006/main" xmlns:w14="http://schemas.microsoft.com/office/word/2010/wordml" xmlns:w15="http://schemas.microsoft.com/office/word/2012/wordml" xmlns:w16se="http://schemas.microsoft.com/office/word/2015/wordml/symex" xmlns:wpg="http://schemas.microsoft.com/office/word/2010/wordprocessingGroup" xmlns:wpi="http://schemas.microsoft.com/office/word/2010/wordprocessingInk" xmlns:wne="http://schemas.microsoft.com/office/word/2006/wordml" xmlns:wps="http://schemas.microsoft.com/office/word/2010/wordprocessingShape" mc:Ignorable="w14 w15 w16se wp14">
   <w:abstractNum w:abstractNumId="0" w15:restartNumberingAfterBreak="0">
     <w:nsid w:val="0000A990"/>
     <w:multiLevelType w:val="multilevel"/>
@@ -28582,10 +27948,10 @@
       </w:pPr>
     </w:lvl>
   </w:abstractNum>
-  <w:num w:numId="1" w16cid:durableId="1789275273">
+  <w:num w:numId="1">
     <w:abstractNumId w:val="0"/>
   </w:num>
-  <w:num w:numId="2" w16cid:durableId="998457769">
+  <w:num w:numId="2">
     <w:abstractNumId w:val="2"/>
     <w:lvlOverride w:ilvl="0">
       <w:startOverride w:val="1"/>
@@ -28615,25 +27981,25 @@
       <w:startOverride w:val="1"/>
     </w:lvlOverride>
   </w:num>
-  <w:num w:numId="3" w16cid:durableId="1451705667">
+  <w:num w:numId="3">
     <w:abstractNumId w:val="1"/>
   </w:num>
-  <w:num w:numId="4" w16cid:durableId="1651058576">
+  <w:num w:numId="4">
     <w:abstractNumId w:val="1"/>
   </w:num>
-  <w:num w:numId="5" w16cid:durableId="1326737231">
+  <w:num w:numId="5">
     <w:abstractNumId w:val="1"/>
   </w:num>
-  <w:num w:numId="6" w16cid:durableId="1912498084">
+  <w:num w:numId="6">
     <w:abstractNumId w:val="1"/>
   </w:num>
-  <w:num w:numId="7" w16cid:durableId="1499492653">
+  <w:num w:numId="7">
     <w:abstractNumId w:val="1"/>
   </w:num>
-  <w:num w:numId="8" w16cid:durableId="433131811">
+  <w:num w:numId="8">
     <w:abstractNumId w:val="1"/>
   </w:num>
-  <w:num w:numId="9" w16cid:durableId="365720275">
+  <w:num w:numId="9">
     <w:abstractNumId w:val="2"/>
     <w:lvlOverride w:ilvl="0">
       <w:startOverride w:val="1"/>
@@ -28663,10 +28029,10 @@
       <w:startOverride w:val="1"/>
     </w:lvlOverride>
   </w:num>
-  <w:num w:numId="10" w16cid:durableId="990989885">
+  <w:num w:numId="10">
     <w:abstractNumId w:val="1"/>
   </w:num>
-  <w:num w:numId="11" w16cid:durableId="545995979">
+  <w:num w:numId="11">
     <w:abstractNumId w:val="2"/>
     <w:lvlOverride w:ilvl="0">
       <w:startOverride w:val="1"/>
@@ -28696,47 +28062,47 @@
       <w:startOverride w:val="1"/>
     </w:lvlOverride>
   </w:num>
-  <w:num w:numId="12" w16cid:durableId="237400088">
+  <w:num w:numId="12">
     <w:abstractNumId w:val="9"/>
   </w:num>
-  <w:num w:numId="13" w16cid:durableId="1453479896">
+  <w:num w:numId="13">
     <w:abstractNumId w:val="4"/>
   </w:num>
-  <w:num w:numId="14" w16cid:durableId="1844515758">
+  <w:num w:numId="14">
     <w:abstractNumId w:val="11"/>
   </w:num>
-  <w:num w:numId="15" w16cid:durableId="1859268581">
+  <w:num w:numId="15">
     <w:abstractNumId w:val="6"/>
   </w:num>
-  <w:num w:numId="16" w16cid:durableId="1125201019">
+  <w:num w:numId="16">
     <w:abstractNumId w:val="3"/>
   </w:num>
-  <w:num w:numId="17" w16cid:durableId="1787120894">
+  <w:num w:numId="17">
     <w:abstractNumId w:val="12"/>
   </w:num>
-  <w:num w:numId="18" w16cid:durableId="1800609712">
+  <w:num w:numId="18">
     <w:abstractNumId w:val="7"/>
   </w:num>
-  <w:num w:numId="19" w16cid:durableId="1611234194">
+  <w:num w:numId="19">
     <w:abstractNumId w:val="5"/>
   </w:num>
-  <w:num w:numId="20" w16cid:durableId="784888145">
+  <w:num w:numId="20">
     <w:abstractNumId w:val="10"/>
   </w:num>
-  <w:num w:numId="21" w16cid:durableId="334504248">
+  <w:num w:numId="21">
     <w:abstractNumId w:val="14"/>
   </w:num>
-  <w:num w:numId="22" w16cid:durableId="1149831498">
+  <w:num w:numId="22">
     <w:abstractNumId w:val="13"/>
   </w:num>
-  <w:num w:numId="23" w16cid:durableId="1741562922">
+  <w:num w:numId="23">
     <w:abstractNumId w:val="8"/>
   </w:num>
 </w:numbering>
 </file>
 
 <file path=word/styles.xml><?xml version="1.0" encoding="utf-8"?>
-<w:styles xmlns:mc="http://schemas.openxmlformats.org/markup-compatibility/2006" xmlns:r="http://schemas.openxmlformats.org/officeDocument/2006/relationships" xmlns:w="http://schemas.openxmlformats.org/wordprocessingml/2006/main" xmlns:w14="http://schemas.microsoft.com/office/word/2010/wordml" xmlns:w15="http://schemas.microsoft.com/office/word/2012/wordml" xmlns:w16cex="http://schemas.microsoft.com/office/word/2018/wordml/cex" xmlns:w16cid="http://schemas.microsoft.com/office/word/2016/wordml/cid" xmlns:w16="http://schemas.microsoft.com/office/word/2018/wordml" xmlns:w16du="http://schemas.microsoft.com/office/word/2023/wordml/word16du" xmlns:w16sdtdh="http://schemas.microsoft.com/office/word/2020/wordml/sdtdatahash" xmlns:w16sdtfl="http://schemas.microsoft.com/office/word/2024/wordml/sdtformatlock" xmlns:w16se="http://schemas.microsoft.com/office/word/2015/wordml/symex" mc:Ignorable="w14 w15 w16se w16cid w16 w16cex w16sdtdh w16sdtfl w16du">
+<w:styles xmlns:mc="http://schemas.openxmlformats.org/markup-compatibility/2006" xmlns:r="http://schemas.openxmlformats.org/officeDocument/2006/relationships" xmlns:w="http://schemas.openxmlformats.org/wordprocessingml/2006/main" xmlns:w14="http://schemas.microsoft.com/office/word/2010/wordml" xmlns:w15="http://schemas.microsoft.com/office/word/2012/wordml" xmlns:w16se="http://schemas.microsoft.com/office/word/2015/wordml/symex" mc:Ignorable="w14 w15 w16se">
   <w:docDefaults>
     <w:rPrDefault>
       <w:rPr>
@@ -28752,7 +28118,7 @@
       </w:pPr>
     </w:pPrDefault>
   </w:docDefaults>
-  <w:latentStyles w:defLockedState="0" w:defUIPriority="0" w:defSemiHidden="0" w:defUnhideWhenUsed="0" w:defQFormat="0" w:count="376">
+  <w:latentStyles w:defLockedState="0" w:defUIPriority="0" w:defSemiHidden="0" w:defUnhideWhenUsed="0" w:defQFormat="0" w:count="371">
     <w:lsdException w:name="toc 1" w:uiPriority="39"/>
     <w:lsdException w:name="toc 2" w:uiPriority="39"/>
     <w:lsdException w:name="toc 3" w:uiPriority="39"/>
@@ -28997,11 +28363,6 @@
     <w:lsdException w:name="List Table 5 Dark Accent 6" w:uiPriority="50"/>
     <w:lsdException w:name="List Table 6 Colorful Accent 6" w:uiPriority="51"/>
     <w:lsdException w:name="List Table 7 Colorful Accent 6" w:uiPriority="52"/>
-    <w:lsdException w:name="Mention" w:semiHidden="1" w:uiPriority="99" w:unhideWhenUsed="1"/>
-    <w:lsdException w:name="Smart Hyperlink" w:semiHidden="1" w:uiPriority="99" w:unhideWhenUsed="1"/>
-    <w:lsdException w:name="Hashtag" w:semiHidden="1" w:uiPriority="99" w:unhideWhenUsed="1"/>
-    <w:lsdException w:name="Unresolved Mention" w:semiHidden="1" w:uiPriority="99" w:unhideWhenUsed="1"/>
-    <w:lsdException w:name="Smart Link" w:semiHidden="1" w:uiPriority="99" w:unhideWhenUsed="1"/>
   </w:latentStyles>
   <w:style w:type="paragraph" w:default="1" w:styleId="a">
     <w:name w:val="Normal"/>
